--- a/Travel English - Ko Yoonsun/05_Shopping_and_Groceries.docx
+++ b/Travel English - Ko Yoonsun/05_Shopping_and_Groceries.docx
@@ -8,13 +8,19 @@
       </w:pPr>
       <w:r>
         <w:rPr>
-          <w:rFonts w:ascii="Times New Roman" w:hAnsi="Times New Roman" w:eastAsia="Malgun Gothic"/>
           <w:b/>
-          <w:i w:val="0"/>
           <w:color w:val="000000"/>
           <w:sz w:val="16"/>
         </w:rPr>
-        <w:t>고윤선님 session 05</w:t>
+        <w:t>고윤선님</w:t>
+      </w:r>
+      <w:r>
+        <w:rPr>
+          <w:b/>
+          <w:color w:val="000000"/>
+          <w:sz w:val="16"/>
+        </w:rPr>
+        <w:t xml:space="preserve"> session 05</w:t>
       </w:r>
     </w:p>
     <w:p>
@@ -24,9 +30,7 @@
       </w:pPr>
       <w:r>
         <w:rPr>
-          <w:rFonts w:ascii="Times New Roman" w:hAnsi="Times New Roman" w:eastAsia="Malgun Gothic"/>
           <w:b/>
-          <w:i w:val="0"/>
           <w:color w:val="000000"/>
           <w:sz w:val="40"/>
         </w:rPr>
@@ -40,25 +44,21 @@
       </w:pPr>
       <w:r>
         <w:rPr>
-          <w:rFonts w:ascii="Times New Roman" w:hAnsi="Times New Roman" w:eastAsia="Malgun Gothic"/>
-          <w:b w:val="0"/>
           <w:i/>
           <w:color w:val="000000"/>
-          <w:sz w:val="20"/>
-        </w:rPr>
-        <w:t>In this lesson, you will practice asking for sizes, buying groceries and everyday items, and handling payment or returns.</w:t>
+        </w:rPr>
+        <w:t>In this lesson, you will practice asking for sizes, buying groceries and child-care items, and handling payment or returns.</w:t>
       </w:r>
     </w:p>
     <w:p>
       <w:pPr>
-        <w:spacing w:before="180" w:after="80"/>
         <w:pBdr>
           <w:bottom w:val="single" w:sz="8" w:space="2" w:color="9BBB59"/>
         </w:pBdr>
+        <w:spacing w:before="180" w:after="80"/>
       </w:pPr>
       <w:r>
         <w:rPr>
-          <w:rFonts w:ascii="Times New Roman" w:hAnsi="Times New Roman" w:eastAsia="Malgun Gothic"/>
           <w:b/>
           <w:i/>
           <w:color w:val="F79646"/>
@@ -74,13 +74,9 @@
       </w:pPr>
       <w:r>
         <w:rPr>
-          <w:rFonts w:ascii="Times New Roman" w:hAnsi="Times New Roman" w:eastAsia="Malgun Gothic"/>
-          <w:b w:val="0"/>
-          <w:i w:val="0"/>
-          <w:color w:val="000000"/>
-          <w:sz w:val="20"/>
-        </w:rPr>
-        <w:t>◆  Do you have a table by the window? / Could you make it without ...? / Could we have the rest to go?</w:t>
+          <w:color w:val="000000"/>
+        </w:rPr>
+        <w:t>◆  Do you have a high chair? / Could you make it without ...? / Could we have the rest to go?</w:t>
       </w:r>
     </w:p>
     <w:p>
@@ -90,14 +86,13 @@
     </w:p>
     <w:p>
       <w:pPr>
-        <w:spacing w:before="180" w:after="80"/>
         <w:pBdr>
           <w:bottom w:val="single" w:sz="8" w:space="2" w:color="9BBB59"/>
         </w:pBdr>
+        <w:spacing w:before="180" w:after="80"/>
       </w:pPr>
       <w:r>
         <w:rPr>
-          <w:rFonts w:ascii="Times New Roman" w:hAnsi="Times New Roman" w:eastAsia="Malgun Gothic"/>
           <w:b/>
           <w:i/>
           <w:color w:val="F79646"/>
@@ -107,16 +102,9 @@
       </w:r>
     </w:p>
     <w:p>
-      <w:pPr>
-        <w:spacing w:after="0"/>
-      </w:pPr>
-      <w:r>
-        <w:rPr>
-          <w:rFonts w:ascii="Times New Roman" w:hAnsi="Times New Roman" w:eastAsia="Malgun Gothic"/>
-          <w:b w:val="0"/>
-          <w:i w:val="0"/>
-          <w:color w:val="000000"/>
-          <w:sz w:val="20"/>
+      <w:r>
+        <w:rPr>
+          <w:color w:val="000000"/>
         </w:rPr>
         <w:t>Answer the warm-up questions below before we start reading.</w:t>
       </w:r>
@@ -133,26 +121,15 @@
       </w:pPr>
       <w:r>
         <w:rPr>
-          <w:rFonts w:ascii="Times New Roman" w:hAnsi="Times New Roman" w:eastAsia="Malgun Gothic"/>
-          <w:b w:val="0"/>
-          <w:i w:val="0"/>
-          <w:color w:val="000000"/>
-          <w:sz w:val="20"/>
-        </w:rPr>
-        <w:t>◆  Do you like shopping when you travel? Why or why not?</w:t>
-      </w:r>
-    </w:p>
-    <w:p>
-      <w:pPr>
-        <w:spacing w:after="0"/>
-      </w:pPr>
-      <w:r>
-        <w:rPr>
-          <w:rFonts w:ascii="Times New Roman" w:hAnsi="Times New Roman" w:eastAsia="Malgun Gothic"/>
-          <w:b w:val="0"/>
-          <w:i w:val="0"/>
-          <w:color w:val="000000"/>
-          <w:sz w:val="20"/>
+          <w:color w:val="000000"/>
+        </w:rPr>
+        <w:t>◆  What are you most likely to buy during a 17-day stay?</w:t>
+      </w:r>
+    </w:p>
+    <w:p>
+      <w:r>
+        <w:rPr>
+          <w:color w:val="000000"/>
         </w:rPr>
         <w:t>____________________________________________________________</w:t>
       </w:r>
@@ -164,26 +141,15 @@
       </w:pPr>
       <w:r>
         <w:rPr>
-          <w:rFonts w:ascii="Times New Roman" w:hAnsi="Times New Roman" w:eastAsia="Malgun Gothic"/>
-          <w:b w:val="0"/>
-          <w:i w:val="0"/>
-          <w:color w:val="000000"/>
-          <w:sz w:val="20"/>
-        </w:rPr>
-        <w:t>◆  What do you usually buy at a supermarket abroad?</w:t>
-      </w:r>
-    </w:p>
-    <w:p>
-      <w:pPr>
-        <w:spacing w:after="0"/>
-      </w:pPr>
-      <w:r>
-        <w:rPr>
-          <w:rFonts w:ascii="Times New Roman" w:hAnsi="Times New Roman" w:eastAsia="Malgun Gothic"/>
-          <w:b w:val="0"/>
-          <w:i w:val="0"/>
-          <w:color w:val="000000"/>
-          <w:sz w:val="20"/>
+          <w:color w:val="000000"/>
+        </w:rPr>
+        <w:t>◆  What child-care items would be difficult to find in another country?</w:t>
+      </w:r>
+    </w:p>
+    <w:p>
+      <w:r>
+        <w:rPr>
+          <w:color w:val="000000"/>
         </w:rPr>
         <w:t>____________________________________________________________</w:t>
       </w:r>
@@ -195,14 +161,13 @@
     </w:p>
     <w:p>
       <w:pPr>
-        <w:spacing w:before="180" w:after="80"/>
         <w:pBdr>
           <w:bottom w:val="single" w:sz="8" w:space="2" w:color="9BBB59"/>
         </w:pBdr>
+        <w:spacing w:before="180" w:after="80"/>
       </w:pPr>
       <w:r>
         <w:rPr>
-          <w:rFonts w:ascii="Times New Roman" w:hAnsi="Times New Roman" w:eastAsia="Malgun Gothic"/>
           <w:b/>
           <w:i/>
           <w:color w:val="F79646"/>
@@ -212,16 +177,9 @@
       </w:r>
     </w:p>
     <w:p>
-      <w:pPr>
-        <w:spacing w:after="0"/>
-      </w:pPr>
-      <w:r>
-        <w:rPr>
-          <w:rFonts w:ascii="Times New Roman" w:hAnsi="Times New Roman" w:eastAsia="Malgun Gothic"/>
-          <w:b w:val="0"/>
-          <w:i w:val="0"/>
-          <w:color w:val="000000"/>
-          <w:sz w:val="20"/>
+      <w:r>
+        <w:rPr>
+          <w:color w:val="000000"/>
         </w:rPr>
         <w:t>Read each conversation out loud with your partner. Take turns being each character. Then study the vocabulary and useful expressions below it.</w:t>
       </w:r>
@@ -237,7 +195,6 @@
       </w:pPr>
       <w:r>
         <w:rPr>
-          <w:rFonts w:ascii="Times New Roman" w:hAnsi="Times New Roman" w:eastAsia="Malgun Gothic"/>
           <w:b/>
           <w:i/>
           <w:color w:val="000000"/>
@@ -247,151 +204,91 @@
       </w:r>
     </w:p>
     <w:p>
-      <w:pPr>
-        <w:spacing w:after="0"/>
-      </w:pPr>
-      <w:r>
-        <w:rPr>
-          <w:rFonts w:ascii="Times New Roman" w:hAnsi="Times New Roman" w:eastAsia="Malgun Gothic"/>
+      <w:r>
+        <w:rPr>
           <w:b/>
-          <w:i w:val="0"/>
-          <w:color w:val="000000"/>
-          <w:sz w:val="20"/>
+          <w:color w:val="000000"/>
         </w:rPr>
         <w:t xml:space="preserve">Customer: </w:t>
       </w:r>
       <w:r>
         <w:rPr>
-          <w:rFonts w:ascii="Times New Roman" w:hAnsi="Times New Roman" w:eastAsia="Malgun Gothic"/>
-          <w:b w:val="0"/>
-          <w:i w:val="0"/>
-          <w:color w:val="000000"/>
-          <w:sz w:val="20"/>
+          <w:color w:val="000000"/>
         </w:rPr>
         <w:t>Excuse me. Do you have this in a smaller size?</w:t>
       </w:r>
     </w:p>
     <w:p>
-      <w:pPr>
-        <w:spacing w:after="0"/>
-      </w:pPr>
-      <w:r>
-        <w:rPr>
-          <w:rFonts w:ascii="Times New Roman" w:hAnsi="Times New Roman" w:eastAsia="Malgun Gothic"/>
+      <w:r>
+        <w:rPr>
           <w:b/>
-          <w:i w:val="0"/>
-          <w:color w:val="000000"/>
-          <w:sz w:val="20"/>
+          <w:color w:val="000000"/>
         </w:rPr>
         <w:t xml:space="preserve">Clerk: </w:t>
       </w:r>
       <w:r>
         <w:rPr>
-          <w:rFonts w:ascii="Times New Roman" w:hAnsi="Times New Roman" w:eastAsia="Malgun Gothic"/>
-          <w:b w:val="0"/>
-          <w:i w:val="0"/>
-          <w:color w:val="000000"/>
-          <w:sz w:val="20"/>
+          <w:color w:val="000000"/>
         </w:rPr>
         <w:t>Let me check. What size does your daughter usually wear?</w:t>
       </w:r>
     </w:p>
     <w:p>
-      <w:pPr>
-        <w:spacing w:after="0"/>
-      </w:pPr>
-      <w:r>
-        <w:rPr>
-          <w:rFonts w:ascii="Times New Roman" w:hAnsi="Times New Roman" w:eastAsia="Malgun Gothic"/>
+      <w:r>
+        <w:rPr>
           <w:b/>
-          <w:i w:val="0"/>
-          <w:color w:val="000000"/>
-          <w:sz w:val="20"/>
+          <w:color w:val="000000"/>
         </w:rPr>
         <w:t xml:space="preserve">Customer: </w:t>
       </w:r>
       <w:r>
         <w:rPr>
-          <w:rFonts w:ascii="Times New Roman" w:hAnsi="Times New Roman" w:eastAsia="Malgun Gothic"/>
-          <w:b w:val="0"/>
-          <w:i w:val="0"/>
-          <w:color w:val="000000"/>
-          <w:sz w:val="20"/>
+          <w:color w:val="000000"/>
         </w:rPr>
         <w:t>She usually wears size 90 in Korea. Could she try this on?</w:t>
       </w:r>
     </w:p>
     <w:p>
-      <w:pPr>
-        <w:spacing w:after="0"/>
-      </w:pPr>
-      <w:r>
-        <w:rPr>
-          <w:rFonts w:ascii="Times New Roman" w:hAnsi="Times New Roman" w:eastAsia="Malgun Gothic"/>
+      <w:r>
+        <w:rPr>
           <w:b/>
-          <w:i w:val="0"/>
-          <w:color w:val="000000"/>
-          <w:sz w:val="20"/>
+          <w:color w:val="000000"/>
         </w:rPr>
         <w:t xml:space="preserve">Clerk: </w:t>
       </w:r>
       <w:r>
         <w:rPr>
-          <w:rFonts w:ascii="Times New Roman" w:hAnsi="Times New Roman" w:eastAsia="Malgun Gothic"/>
-          <w:b w:val="0"/>
-          <w:i w:val="0"/>
-          <w:color w:val="000000"/>
-          <w:sz w:val="20"/>
+          <w:color w:val="000000"/>
         </w:rPr>
         <w:t>Of course. The fitting room is over there.</w:t>
       </w:r>
     </w:p>
     <w:p>
-      <w:pPr>
-        <w:spacing w:after="0"/>
-      </w:pPr>
-      <w:r>
-        <w:rPr>
-          <w:rFonts w:ascii="Times New Roman" w:hAnsi="Times New Roman" w:eastAsia="Malgun Gothic"/>
+      <w:r>
+        <w:rPr>
           <w:b/>
-          <w:i w:val="0"/>
-          <w:color w:val="000000"/>
-          <w:sz w:val="20"/>
+          <w:color w:val="000000"/>
         </w:rPr>
         <w:t xml:space="preserve">Customer: </w:t>
       </w:r>
       <w:r>
         <w:rPr>
-          <w:rFonts w:ascii="Times New Roman" w:hAnsi="Times New Roman" w:eastAsia="Malgun Gothic"/>
-          <w:b w:val="0"/>
-          <w:i w:val="0"/>
-          <w:color w:val="000000"/>
-          <w:sz w:val="20"/>
+          <w:color w:val="000000"/>
         </w:rPr>
         <w:t>It fits well. How much is it?</w:t>
       </w:r>
     </w:p>
     <w:p>
-      <w:pPr>
-        <w:spacing w:after="0"/>
-      </w:pPr>
-      <w:r>
-        <w:rPr>
-          <w:rFonts w:ascii="Times New Roman" w:hAnsi="Times New Roman" w:eastAsia="Malgun Gothic"/>
+      <w:r>
+        <w:rPr>
           <w:b/>
-          <w:i w:val="0"/>
-          <w:color w:val="000000"/>
-          <w:sz w:val="20"/>
+          <w:color w:val="000000"/>
         </w:rPr>
         <w:t xml:space="preserve">Clerk: </w:t>
       </w:r>
       <w:r>
         <w:rPr>
-          <w:rFonts w:ascii="Times New Roman" w:hAnsi="Times New Roman" w:eastAsia="Malgun Gothic"/>
-          <w:b w:val="0"/>
-          <w:i w:val="0"/>
-          <w:color w:val="000000"/>
-          <w:sz w:val="20"/>
+          <w:color w:val="000000"/>
         </w:rPr>
         <w:t>It's twenty euros, and it's on sale today.</w:t>
       </w:r>
@@ -402,25 +299,19 @@
       </w:pPr>
     </w:p>
     <w:p>
-      <w:pPr>
-        <w:spacing w:after="0"/>
-      </w:pPr>
-      <w:r>
-        <w:rPr>
-          <w:rFonts w:ascii="Times New Roman" w:hAnsi="Times New Roman" w:eastAsia="Malgun Gothic"/>
+      <w:r>
+        <w:rPr>
           <w:b/>
-          <w:i w:val="0"/>
-          <w:color w:val="000000"/>
-          <w:sz w:val="20"/>
+          <w:color w:val="000000"/>
         </w:rPr>
         <w:t>Vocabulary</w:t>
       </w:r>
     </w:p>
     <w:tbl>
       <w:tblPr>
-        <w:tblW w:type="dxa" w:w="9000"/>
+        <w:tblW w:w="9000" w:type="dxa"/>
         <w:tblLayout w:type="fixed"/>
-        <w:tblLook w:firstColumn="1" w:firstRow="1" w:lastColumn="0" w:lastRow="0" w:noHBand="0" w:noVBand="1" w:val="04A0"/>
+        <w:tblLook w:val="04A0" w:firstRow="1" w:lastRow="0" w:firstColumn="1" w:lastColumn="0" w:noHBand="0" w:noVBand="1"/>
       </w:tblPr>
       <w:tblGrid>
         <w:gridCol w:w="3000"/>
@@ -429,33 +320,26 @@
       <w:tr>
         <w:tc>
           <w:tcPr>
-            <w:tcW w:type="dxa" w:w="3000"/>
-            <w:vAlign w:val="center"/>
-            <w:tcMar>
-              <w:top w:w="70" w:type="dxa"/>
-              <w:bottom w:w="70" w:type="dxa"/>
-              <w:start w:w="90" w:type="dxa"/>
-              <w:end w:w="90" w:type="dxa"/>
-            </w:tcMar>
-            <w:shd w:val="clear" w:fill="F2F2F2"/>
-            <w:tcBorders>
-              <w:top w:val="single" w:sz="6" w:color="808080"/>
-              <w:left w:val="single" w:sz="6" w:color="808080"/>
-              <w:bottom w:val="single" w:sz="6" w:color="808080"/>
-              <w:right w:val="single" w:sz="6" w:color="808080"/>
-              <w:insideH w:val="single" w:sz="6" w:color="808080"/>
-              <w:insideV w:val="single" w:sz="6" w:color="808080"/>
-            </w:tcBorders>
-          </w:tcPr>
-          <w:p>
-            <w:pPr>
-              <w:spacing w:after="0"/>
-            </w:pPr>
-            <w:r>
-              <w:rPr>
-                <w:rFonts w:ascii="Times New Roman" w:hAnsi="Times New Roman" w:eastAsia="Malgun Gothic"/>
+            <w:tcW w:w="3000" w:type="dxa"/>
+            <w:tcBorders>
+              <w:top w:val="single" w:sz="6" w:space="0" w:color="808080"/>
+              <w:left w:val="single" w:sz="6" w:space="0" w:color="808080"/>
+              <w:bottom w:val="single" w:sz="6" w:space="0" w:color="808080"/>
+              <w:right w:val="single" w:sz="6" w:space="0" w:color="808080"/>
+            </w:tcBorders>
+            <w:shd w:val="clear" w:color="auto" w:fill="F2F2F2"/>
+            <w:tcMar>
+              <w:top w:w="70" w:type="dxa"/>
+              <w:left w:w="90" w:type="dxa"/>
+              <w:bottom w:w="70" w:type="dxa"/>
+              <w:right w:w="90" w:type="dxa"/>
+            </w:tcMar>
+            <w:vAlign w:val="center"/>
+          </w:tcPr>
+          <w:p>
+            <w:r>
+              <w:rPr>
                 <w:b/>
-                <w:i w:val="0"/>
                 <w:color w:val="000000"/>
                 <w:sz w:val="18"/>
               </w:rPr>
@@ -465,33 +349,26 @@
         </w:tc>
         <w:tc>
           <w:tcPr>
-            <w:tcW w:type="dxa" w:w="6000"/>
-            <w:vAlign w:val="center"/>
-            <w:tcMar>
-              <w:top w:w="70" w:type="dxa"/>
-              <w:bottom w:w="70" w:type="dxa"/>
-              <w:start w:w="90" w:type="dxa"/>
-              <w:end w:w="90" w:type="dxa"/>
-            </w:tcMar>
-            <w:shd w:val="clear" w:fill="F2F2F2"/>
-            <w:tcBorders>
-              <w:top w:val="single" w:sz="6" w:color="808080"/>
-              <w:left w:val="single" w:sz="6" w:color="808080"/>
-              <w:bottom w:val="single" w:sz="6" w:color="808080"/>
-              <w:right w:val="single" w:sz="6" w:color="808080"/>
-              <w:insideH w:val="single" w:sz="6" w:color="808080"/>
-              <w:insideV w:val="single" w:sz="6" w:color="808080"/>
-            </w:tcBorders>
-          </w:tcPr>
-          <w:p>
-            <w:pPr>
-              <w:spacing w:after="0"/>
-            </w:pPr>
-            <w:r>
-              <w:rPr>
-                <w:rFonts w:ascii="Times New Roman" w:hAnsi="Times New Roman" w:eastAsia="Malgun Gothic"/>
+            <w:tcW w:w="6000" w:type="dxa"/>
+            <w:tcBorders>
+              <w:top w:val="single" w:sz="6" w:space="0" w:color="808080"/>
+              <w:left w:val="single" w:sz="6" w:space="0" w:color="808080"/>
+              <w:bottom w:val="single" w:sz="6" w:space="0" w:color="808080"/>
+              <w:right w:val="single" w:sz="6" w:space="0" w:color="808080"/>
+            </w:tcBorders>
+            <w:shd w:val="clear" w:color="auto" w:fill="F2F2F2"/>
+            <w:tcMar>
+              <w:top w:w="70" w:type="dxa"/>
+              <w:left w:w="90" w:type="dxa"/>
+              <w:bottom w:w="70" w:type="dxa"/>
+              <w:right w:w="90" w:type="dxa"/>
+            </w:tcMar>
+            <w:vAlign w:val="center"/>
+          </w:tcPr>
+          <w:p>
+            <w:r>
+              <w:rPr>
                 <w:b/>
-                <w:i w:val="0"/>
                 <w:color w:val="000000"/>
                 <w:sz w:val="18"/>
               </w:rPr>
@@ -503,32 +380,24 @@
       <w:tr>
         <w:tc>
           <w:tcPr>
-            <w:tcW w:type="dxa" w:w="3000"/>
-            <w:vAlign w:val="center"/>
-            <w:tcMar>
-              <w:top w:w="70" w:type="dxa"/>
-              <w:bottom w:w="70" w:type="dxa"/>
-              <w:start w:w="90" w:type="dxa"/>
-              <w:end w:w="90" w:type="dxa"/>
-            </w:tcMar>
-            <w:tcBorders>
-              <w:top w:val="single" w:sz="6" w:color="808080"/>
-              <w:left w:val="single" w:sz="6" w:color="808080"/>
-              <w:bottom w:val="single" w:sz="6" w:color="808080"/>
-              <w:right w:val="single" w:sz="6" w:color="808080"/>
-              <w:insideH w:val="single" w:sz="6" w:color="808080"/>
-              <w:insideV w:val="single" w:sz="6" w:color="808080"/>
-            </w:tcBorders>
-          </w:tcPr>
-          <w:p>
-            <w:pPr>
-              <w:spacing w:after="0"/>
-            </w:pPr>
-            <w:r>
-              <w:rPr>
-                <w:rFonts w:ascii="Times New Roman" w:hAnsi="Times New Roman" w:eastAsia="Malgun Gothic"/>
-                <w:b w:val="0"/>
-                <w:i w:val="0"/>
+            <w:tcW w:w="3000" w:type="dxa"/>
+            <w:tcBorders>
+              <w:top w:val="single" w:sz="6" w:space="0" w:color="808080"/>
+              <w:left w:val="single" w:sz="6" w:space="0" w:color="808080"/>
+              <w:bottom w:val="single" w:sz="6" w:space="0" w:color="808080"/>
+              <w:right w:val="single" w:sz="6" w:space="0" w:color="808080"/>
+            </w:tcBorders>
+            <w:tcMar>
+              <w:top w:w="70" w:type="dxa"/>
+              <w:left w:w="90" w:type="dxa"/>
+              <w:bottom w:w="70" w:type="dxa"/>
+              <w:right w:w="90" w:type="dxa"/>
+            </w:tcMar>
+            <w:vAlign w:val="center"/>
+          </w:tcPr>
+          <w:p>
+            <w:r>
+              <w:rPr>
                 <w:color w:val="000000"/>
                 <w:sz w:val="18"/>
               </w:rPr>
@@ -538,36 +407,56 @@
         </w:tc>
         <w:tc>
           <w:tcPr>
-            <w:tcW w:type="dxa" w:w="6000"/>
-            <w:vAlign w:val="center"/>
-            <w:tcMar>
-              <w:top w:w="70" w:type="dxa"/>
-              <w:bottom w:w="70" w:type="dxa"/>
-              <w:start w:w="90" w:type="dxa"/>
-              <w:end w:w="90" w:type="dxa"/>
-            </w:tcMar>
-            <w:tcBorders>
-              <w:top w:val="single" w:sz="6" w:color="808080"/>
-              <w:left w:val="single" w:sz="6" w:color="808080"/>
-              <w:bottom w:val="single" w:sz="6" w:color="808080"/>
-              <w:right w:val="single" w:sz="6" w:color="808080"/>
-              <w:insideH w:val="single" w:sz="6" w:color="808080"/>
-              <w:insideV w:val="single" w:sz="6" w:color="808080"/>
-            </w:tcBorders>
-          </w:tcPr>
-          <w:p>
-            <w:pPr>
-              <w:spacing w:after="0"/>
-            </w:pPr>
-            <w:r>
-              <w:rPr>
-                <w:rFonts w:ascii="Times New Roman" w:hAnsi="Times New Roman" w:eastAsia="Malgun Gothic"/>
-                <w:b w:val="0"/>
-                <w:i w:val="0"/>
-                <w:color w:val="000000"/>
-                <w:sz w:val="18"/>
-              </w:rPr>
-              <w:t>더 작은 사이즈</w:t>
+            <w:tcW w:w="6000" w:type="dxa"/>
+            <w:tcBorders>
+              <w:top w:val="single" w:sz="6" w:space="0" w:color="808080"/>
+              <w:left w:val="single" w:sz="6" w:space="0" w:color="808080"/>
+              <w:bottom w:val="single" w:sz="6" w:space="0" w:color="808080"/>
+              <w:right w:val="single" w:sz="6" w:space="0" w:color="808080"/>
+            </w:tcBorders>
+            <w:tcMar>
+              <w:top w:w="70" w:type="dxa"/>
+              <w:left w:w="90" w:type="dxa"/>
+              <w:bottom w:w="70" w:type="dxa"/>
+              <w:right w:w="90" w:type="dxa"/>
+            </w:tcMar>
+            <w:vAlign w:val="center"/>
+          </w:tcPr>
+          <w:p>
+            <w:r>
+              <w:rPr>
+                <w:color w:val="000000"/>
+                <w:sz w:val="18"/>
+              </w:rPr>
+              <w:t>더</w:t>
+            </w:r>
+            <w:r>
+              <w:rPr>
+                <w:color w:val="000000"/>
+                <w:sz w:val="18"/>
+              </w:rPr>
+              <w:t xml:space="preserve"> </w:t>
+            </w:r>
+            <w:r>
+              <w:rPr>
+                <w:color w:val="000000"/>
+                <w:sz w:val="18"/>
+              </w:rPr>
+              <w:t>작은</w:t>
+            </w:r>
+            <w:r>
+              <w:rPr>
+                <w:color w:val="000000"/>
+                <w:sz w:val="18"/>
+              </w:rPr>
+              <w:t xml:space="preserve"> </w:t>
+            </w:r>
+            <w:r>
+              <w:rPr>
+                <w:color w:val="000000"/>
+                <w:sz w:val="18"/>
+              </w:rPr>
+              <w:t>사이즈</w:t>
             </w:r>
           </w:p>
         </w:tc>
@@ -575,32 +464,24 @@
       <w:tr>
         <w:tc>
           <w:tcPr>
-            <w:tcW w:type="dxa" w:w="3000"/>
-            <w:vAlign w:val="center"/>
-            <w:tcMar>
-              <w:top w:w="70" w:type="dxa"/>
-              <w:bottom w:w="70" w:type="dxa"/>
-              <w:start w:w="90" w:type="dxa"/>
-              <w:end w:w="90" w:type="dxa"/>
-            </w:tcMar>
-            <w:tcBorders>
-              <w:top w:val="single" w:sz="6" w:color="808080"/>
-              <w:left w:val="single" w:sz="6" w:color="808080"/>
-              <w:bottom w:val="single" w:sz="6" w:color="808080"/>
-              <w:right w:val="single" w:sz="6" w:color="808080"/>
-              <w:insideH w:val="single" w:sz="6" w:color="808080"/>
-              <w:insideV w:val="single" w:sz="6" w:color="808080"/>
-            </w:tcBorders>
-          </w:tcPr>
-          <w:p>
-            <w:pPr>
-              <w:spacing w:after="0"/>
-            </w:pPr>
-            <w:r>
-              <w:rPr>
-                <w:rFonts w:ascii="Times New Roman" w:hAnsi="Times New Roman" w:eastAsia="Malgun Gothic"/>
-                <w:b w:val="0"/>
-                <w:i w:val="0"/>
+            <w:tcW w:w="3000" w:type="dxa"/>
+            <w:tcBorders>
+              <w:top w:val="single" w:sz="6" w:space="0" w:color="808080"/>
+              <w:left w:val="single" w:sz="6" w:space="0" w:color="808080"/>
+              <w:bottom w:val="single" w:sz="6" w:space="0" w:color="808080"/>
+              <w:right w:val="single" w:sz="6" w:space="0" w:color="808080"/>
+            </w:tcBorders>
+            <w:tcMar>
+              <w:top w:w="70" w:type="dxa"/>
+              <w:left w:w="90" w:type="dxa"/>
+              <w:bottom w:w="70" w:type="dxa"/>
+              <w:right w:w="90" w:type="dxa"/>
+            </w:tcMar>
+            <w:vAlign w:val="center"/>
+          </w:tcPr>
+          <w:p>
+            <w:r>
+              <w:rPr>
                 <w:color w:val="000000"/>
                 <w:sz w:val="18"/>
               </w:rPr>
@@ -610,36 +491,42 @@
         </w:tc>
         <w:tc>
           <w:tcPr>
-            <w:tcW w:type="dxa" w:w="6000"/>
-            <w:vAlign w:val="center"/>
-            <w:tcMar>
-              <w:top w:w="70" w:type="dxa"/>
-              <w:bottom w:w="70" w:type="dxa"/>
-              <w:start w:w="90" w:type="dxa"/>
-              <w:end w:w="90" w:type="dxa"/>
-            </w:tcMar>
-            <w:tcBorders>
-              <w:top w:val="single" w:sz="6" w:color="808080"/>
-              <w:left w:val="single" w:sz="6" w:color="808080"/>
-              <w:bottom w:val="single" w:sz="6" w:color="808080"/>
-              <w:right w:val="single" w:sz="6" w:color="808080"/>
-              <w:insideH w:val="single" w:sz="6" w:color="808080"/>
-              <w:insideV w:val="single" w:sz="6" w:color="808080"/>
-            </w:tcBorders>
-          </w:tcPr>
-          <w:p>
-            <w:pPr>
-              <w:spacing w:after="0"/>
-            </w:pPr>
-            <w:r>
-              <w:rPr>
-                <w:rFonts w:ascii="Times New Roman" w:hAnsi="Times New Roman" w:eastAsia="Malgun Gothic"/>
-                <w:b w:val="0"/>
-                <w:i w:val="0"/>
-                <w:color w:val="000000"/>
-                <w:sz w:val="18"/>
-              </w:rPr>
-              <w:t>보통 입다</w:t>
+            <w:tcW w:w="6000" w:type="dxa"/>
+            <w:tcBorders>
+              <w:top w:val="single" w:sz="6" w:space="0" w:color="808080"/>
+              <w:left w:val="single" w:sz="6" w:space="0" w:color="808080"/>
+              <w:bottom w:val="single" w:sz="6" w:space="0" w:color="808080"/>
+              <w:right w:val="single" w:sz="6" w:space="0" w:color="808080"/>
+            </w:tcBorders>
+            <w:tcMar>
+              <w:top w:w="70" w:type="dxa"/>
+              <w:left w:w="90" w:type="dxa"/>
+              <w:bottom w:w="70" w:type="dxa"/>
+              <w:right w:w="90" w:type="dxa"/>
+            </w:tcMar>
+            <w:vAlign w:val="center"/>
+          </w:tcPr>
+          <w:p>
+            <w:r>
+              <w:rPr>
+                <w:color w:val="000000"/>
+                <w:sz w:val="18"/>
+              </w:rPr>
+              <w:t>보통</w:t>
+            </w:r>
+            <w:r>
+              <w:rPr>
+                <w:color w:val="000000"/>
+                <w:sz w:val="18"/>
+              </w:rPr>
+              <w:t xml:space="preserve"> </w:t>
+            </w:r>
+            <w:r>
+              <w:rPr>
+                <w:color w:val="000000"/>
+                <w:sz w:val="18"/>
+              </w:rPr>
+              <w:t>입다</w:t>
             </w:r>
           </w:p>
         </w:tc>
@@ -647,32 +534,24 @@
       <w:tr>
         <w:tc>
           <w:tcPr>
-            <w:tcW w:type="dxa" w:w="3000"/>
-            <w:vAlign w:val="center"/>
-            <w:tcMar>
-              <w:top w:w="70" w:type="dxa"/>
-              <w:bottom w:w="70" w:type="dxa"/>
-              <w:start w:w="90" w:type="dxa"/>
-              <w:end w:w="90" w:type="dxa"/>
-            </w:tcMar>
-            <w:tcBorders>
-              <w:top w:val="single" w:sz="6" w:color="808080"/>
-              <w:left w:val="single" w:sz="6" w:color="808080"/>
-              <w:bottom w:val="single" w:sz="6" w:color="808080"/>
-              <w:right w:val="single" w:sz="6" w:color="808080"/>
-              <w:insideH w:val="single" w:sz="6" w:color="808080"/>
-              <w:insideV w:val="single" w:sz="6" w:color="808080"/>
-            </w:tcBorders>
-          </w:tcPr>
-          <w:p>
-            <w:pPr>
-              <w:spacing w:after="0"/>
-            </w:pPr>
-            <w:r>
-              <w:rPr>
-                <w:rFonts w:ascii="Times New Roman" w:hAnsi="Times New Roman" w:eastAsia="Malgun Gothic"/>
-                <w:b w:val="0"/>
-                <w:i w:val="0"/>
+            <w:tcW w:w="3000" w:type="dxa"/>
+            <w:tcBorders>
+              <w:top w:val="single" w:sz="6" w:space="0" w:color="808080"/>
+              <w:left w:val="single" w:sz="6" w:space="0" w:color="808080"/>
+              <w:bottom w:val="single" w:sz="6" w:space="0" w:color="808080"/>
+              <w:right w:val="single" w:sz="6" w:space="0" w:color="808080"/>
+            </w:tcBorders>
+            <w:tcMar>
+              <w:top w:w="70" w:type="dxa"/>
+              <w:left w:w="90" w:type="dxa"/>
+              <w:bottom w:w="70" w:type="dxa"/>
+              <w:right w:w="90" w:type="dxa"/>
+            </w:tcMar>
+            <w:vAlign w:val="center"/>
+          </w:tcPr>
+          <w:p>
+            <w:r>
+              <w:rPr>
                 <w:color w:val="000000"/>
                 <w:sz w:val="18"/>
               </w:rPr>
@@ -682,36 +561,42 @@
         </w:tc>
         <w:tc>
           <w:tcPr>
-            <w:tcW w:type="dxa" w:w="6000"/>
-            <w:vAlign w:val="center"/>
-            <w:tcMar>
-              <w:top w:w="70" w:type="dxa"/>
-              <w:bottom w:w="70" w:type="dxa"/>
-              <w:start w:w="90" w:type="dxa"/>
-              <w:end w:w="90" w:type="dxa"/>
-            </w:tcMar>
-            <w:tcBorders>
-              <w:top w:val="single" w:sz="6" w:color="808080"/>
-              <w:left w:val="single" w:sz="6" w:color="808080"/>
-              <w:bottom w:val="single" w:sz="6" w:color="808080"/>
-              <w:right w:val="single" w:sz="6" w:color="808080"/>
-              <w:insideH w:val="single" w:sz="6" w:color="808080"/>
-              <w:insideV w:val="single" w:sz="6" w:color="808080"/>
-            </w:tcBorders>
-          </w:tcPr>
-          <w:p>
-            <w:pPr>
-              <w:spacing w:after="0"/>
-            </w:pPr>
-            <w:r>
-              <w:rPr>
-                <w:rFonts w:ascii="Times New Roman" w:hAnsi="Times New Roman" w:eastAsia="Malgun Gothic"/>
-                <w:b w:val="0"/>
-                <w:i w:val="0"/>
-                <w:color w:val="000000"/>
-                <w:sz w:val="18"/>
-              </w:rPr>
-              <w:t>입어 보다</w:t>
+            <w:tcW w:w="6000" w:type="dxa"/>
+            <w:tcBorders>
+              <w:top w:val="single" w:sz="6" w:space="0" w:color="808080"/>
+              <w:left w:val="single" w:sz="6" w:space="0" w:color="808080"/>
+              <w:bottom w:val="single" w:sz="6" w:space="0" w:color="808080"/>
+              <w:right w:val="single" w:sz="6" w:space="0" w:color="808080"/>
+            </w:tcBorders>
+            <w:tcMar>
+              <w:top w:w="70" w:type="dxa"/>
+              <w:left w:w="90" w:type="dxa"/>
+              <w:bottom w:w="70" w:type="dxa"/>
+              <w:right w:w="90" w:type="dxa"/>
+            </w:tcMar>
+            <w:vAlign w:val="center"/>
+          </w:tcPr>
+          <w:p>
+            <w:r>
+              <w:rPr>
+                <w:color w:val="000000"/>
+                <w:sz w:val="18"/>
+              </w:rPr>
+              <w:t>입어</w:t>
+            </w:r>
+            <w:r>
+              <w:rPr>
+                <w:color w:val="000000"/>
+                <w:sz w:val="18"/>
+              </w:rPr>
+              <w:t xml:space="preserve"> </w:t>
+            </w:r>
+            <w:r>
+              <w:rPr>
+                <w:color w:val="000000"/>
+                <w:sz w:val="18"/>
+              </w:rPr>
+              <w:t>보다</w:t>
             </w:r>
           </w:p>
         </w:tc>
@@ -719,32 +604,24 @@
       <w:tr>
         <w:tc>
           <w:tcPr>
-            <w:tcW w:type="dxa" w:w="3000"/>
-            <w:vAlign w:val="center"/>
-            <w:tcMar>
-              <w:top w:w="70" w:type="dxa"/>
-              <w:bottom w:w="70" w:type="dxa"/>
-              <w:start w:w="90" w:type="dxa"/>
-              <w:end w:w="90" w:type="dxa"/>
-            </w:tcMar>
-            <w:tcBorders>
-              <w:top w:val="single" w:sz="6" w:color="808080"/>
-              <w:left w:val="single" w:sz="6" w:color="808080"/>
-              <w:bottom w:val="single" w:sz="6" w:color="808080"/>
-              <w:right w:val="single" w:sz="6" w:color="808080"/>
-              <w:insideH w:val="single" w:sz="6" w:color="808080"/>
-              <w:insideV w:val="single" w:sz="6" w:color="808080"/>
-            </w:tcBorders>
-          </w:tcPr>
-          <w:p>
-            <w:pPr>
-              <w:spacing w:after="0"/>
-            </w:pPr>
-            <w:r>
-              <w:rPr>
-                <w:rFonts w:ascii="Times New Roman" w:hAnsi="Times New Roman" w:eastAsia="Malgun Gothic"/>
-                <w:b w:val="0"/>
-                <w:i w:val="0"/>
+            <w:tcW w:w="3000" w:type="dxa"/>
+            <w:tcBorders>
+              <w:top w:val="single" w:sz="6" w:space="0" w:color="808080"/>
+              <w:left w:val="single" w:sz="6" w:space="0" w:color="808080"/>
+              <w:bottom w:val="single" w:sz="6" w:space="0" w:color="808080"/>
+              <w:right w:val="single" w:sz="6" w:space="0" w:color="808080"/>
+            </w:tcBorders>
+            <w:tcMar>
+              <w:top w:w="70" w:type="dxa"/>
+              <w:left w:w="90" w:type="dxa"/>
+              <w:bottom w:w="70" w:type="dxa"/>
+              <w:right w:w="90" w:type="dxa"/>
+            </w:tcMar>
+            <w:vAlign w:val="center"/>
+          </w:tcPr>
+          <w:p>
+            <w:r>
+              <w:rPr>
                 <w:color w:val="000000"/>
                 <w:sz w:val="18"/>
               </w:rPr>
@@ -754,32 +631,24 @@
         </w:tc>
         <w:tc>
           <w:tcPr>
-            <w:tcW w:type="dxa" w:w="6000"/>
-            <w:vAlign w:val="center"/>
-            <w:tcMar>
-              <w:top w:w="70" w:type="dxa"/>
-              <w:bottom w:w="70" w:type="dxa"/>
-              <w:start w:w="90" w:type="dxa"/>
-              <w:end w:w="90" w:type="dxa"/>
-            </w:tcMar>
-            <w:tcBorders>
-              <w:top w:val="single" w:sz="6" w:color="808080"/>
-              <w:left w:val="single" w:sz="6" w:color="808080"/>
-              <w:bottom w:val="single" w:sz="6" w:color="808080"/>
-              <w:right w:val="single" w:sz="6" w:color="808080"/>
-              <w:insideH w:val="single" w:sz="6" w:color="808080"/>
-              <w:insideV w:val="single" w:sz="6" w:color="808080"/>
-            </w:tcBorders>
-          </w:tcPr>
-          <w:p>
-            <w:pPr>
-              <w:spacing w:after="0"/>
-            </w:pPr>
-            <w:r>
-              <w:rPr>
-                <w:rFonts w:ascii="Times New Roman" w:hAnsi="Times New Roman" w:eastAsia="Malgun Gothic"/>
-                <w:b w:val="0"/>
-                <w:i w:val="0"/>
+            <w:tcW w:w="6000" w:type="dxa"/>
+            <w:tcBorders>
+              <w:top w:val="single" w:sz="6" w:space="0" w:color="808080"/>
+              <w:left w:val="single" w:sz="6" w:space="0" w:color="808080"/>
+              <w:bottom w:val="single" w:sz="6" w:space="0" w:color="808080"/>
+              <w:right w:val="single" w:sz="6" w:space="0" w:color="808080"/>
+            </w:tcBorders>
+            <w:tcMar>
+              <w:top w:w="70" w:type="dxa"/>
+              <w:left w:w="90" w:type="dxa"/>
+              <w:bottom w:w="70" w:type="dxa"/>
+              <w:right w:w="90" w:type="dxa"/>
+            </w:tcMar>
+            <w:vAlign w:val="center"/>
+          </w:tcPr>
+          <w:p>
+            <w:r>
+              <w:rPr>
                 <w:color w:val="000000"/>
                 <w:sz w:val="18"/>
               </w:rPr>
@@ -791,32 +660,24 @@
       <w:tr>
         <w:tc>
           <w:tcPr>
-            <w:tcW w:type="dxa" w:w="3000"/>
-            <w:vAlign w:val="center"/>
-            <w:tcMar>
-              <w:top w:w="70" w:type="dxa"/>
-              <w:bottom w:w="70" w:type="dxa"/>
-              <w:start w:w="90" w:type="dxa"/>
-              <w:end w:w="90" w:type="dxa"/>
-            </w:tcMar>
-            <w:tcBorders>
-              <w:top w:val="single" w:sz="6" w:color="808080"/>
-              <w:left w:val="single" w:sz="6" w:color="808080"/>
-              <w:bottom w:val="single" w:sz="6" w:color="808080"/>
-              <w:right w:val="single" w:sz="6" w:color="808080"/>
-              <w:insideH w:val="single" w:sz="6" w:color="808080"/>
-              <w:insideV w:val="single" w:sz="6" w:color="808080"/>
-            </w:tcBorders>
-          </w:tcPr>
-          <w:p>
-            <w:pPr>
-              <w:spacing w:after="0"/>
-            </w:pPr>
-            <w:r>
-              <w:rPr>
-                <w:rFonts w:ascii="Times New Roman" w:hAnsi="Times New Roman" w:eastAsia="Malgun Gothic"/>
-                <w:b w:val="0"/>
-                <w:i w:val="0"/>
+            <w:tcW w:w="3000" w:type="dxa"/>
+            <w:tcBorders>
+              <w:top w:val="single" w:sz="6" w:space="0" w:color="808080"/>
+              <w:left w:val="single" w:sz="6" w:space="0" w:color="808080"/>
+              <w:bottom w:val="single" w:sz="6" w:space="0" w:color="808080"/>
+              <w:right w:val="single" w:sz="6" w:space="0" w:color="808080"/>
+            </w:tcBorders>
+            <w:tcMar>
+              <w:top w:w="70" w:type="dxa"/>
+              <w:left w:w="90" w:type="dxa"/>
+              <w:bottom w:w="70" w:type="dxa"/>
+              <w:right w:w="90" w:type="dxa"/>
+            </w:tcMar>
+            <w:vAlign w:val="center"/>
+          </w:tcPr>
+          <w:p>
+            <w:r>
+              <w:rPr>
                 <w:color w:val="000000"/>
                 <w:sz w:val="18"/>
               </w:rPr>
@@ -826,32 +687,24 @@
         </w:tc>
         <w:tc>
           <w:tcPr>
-            <w:tcW w:type="dxa" w:w="6000"/>
-            <w:vAlign w:val="center"/>
-            <w:tcMar>
-              <w:top w:w="70" w:type="dxa"/>
-              <w:bottom w:w="70" w:type="dxa"/>
-              <w:start w:w="90" w:type="dxa"/>
-              <w:end w:w="90" w:type="dxa"/>
-            </w:tcMar>
-            <w:tcBorders>
-              <w:top w:val="single" w:sz="6" w:color="808080"/>
-              <w:left w:val="single" w:sz="6" w:color="808080"/>
-              <w:bottom w:val="single" w:sz="6" w:color="808080"/>
-              <w:right w:val="single" w:sz="6" w:color="808080"/>
-              <w:insideH w:val="single" w:sz="6" w:color="808080"/>
-              <w:insideV w:val="single" w:sz="6" w:color="808080"/>
-            </w:tcBorders>
-          </w:tcPr>
-          <w:p>
-            <w:pPr>
-              <w:spacing w:after="0"/>
-            </w:pPr>
-            <w:r>
-              <w:rPr>
-                <w:rFonts w:ascii="Times New Roman" w:hAnsi="Times New Roman" w:eastAsia="Malgun Gothic"/>
-                <w:b w:val="0"/>
-                <w:i w:val="0"/>
+            <w:tcW w:w="6000" w:type="dxa"/>
+            <w:tcBorders>
+              <w:top w:val="single" w:sz="6" w:space="0" w:color="808080"/>
+              <w:left w:val="single" w:sz="6" w:space="0" w:color="808080"/>
+              <w:bottom w:val="single" w:sz="6" w:space="0" w:color="808080"/>
+              <w:right w:val="single" w:sz="6" w:space="0" w:color="808080"/>
+            </w:tcBorders>
+            <w:tcMar>
+              <w:top w:w="70" w:type="dxa"/>
+              <w:left w:w="90" w:type="dxa"/>
+              <w:bottom w:w="70" w:type="dxa"/>
+              <w:right w:w="90" w:type="dxa"/>
+            </w:tcMar>
+            <w:vAlign w:val="center"/>
+          </w:tcPr>
+          <w:p>
+            <w:r>
+              <w:rPr>
                 <w:color w:val="000000"/>
                 <w:sz w:val="18"/>
               </w:rPr>
@@ -863,32 +716,24 @@
       <w:tr>
         <w:tc>
           <w:tcPr>
-            <w:tcW w:type="dxa" w:w="3000"/>
-            <w:vAlign w:val="center"/>
-            <w:tcMar>
-              <w:top w:w="70" w:type="dxa"/>
-              <w:bottom w:w="70" w:type="dxa"/>
-              <w:start w:w="90" w:type="dxa"/>
-              <w:end w:w="90" w:type="dxa"/>
-            </w:tcMar>
-            <w:tcBorders>
-              <w:top w:val="single" w:sz="6" w:color="808080"/>
-              <w:left w:val="single" w:sz="6" w:color="808080"/>
-              <w:bottom w:val="single" w:sz="6" w:color="808080"/>
-              <w:right w:val="single" w:sz="6" w:color="808080"/>
-              <w:insideH w:val="single" w:sz="6" w:color="808080"/>
-              <w:insideV w:val="single" w:sz="6" w:color="808080"/>
-            </w:tcBorders>
-          </w:tcPr>
-          <w:p>
-            <w:pPr>
-              <w:spacing w:after="0"/>
-            </w:pPr>
-            <w:r>
-              <w:rPr>
-                <w:rFonts w:ascii="Times New Roman" w:hAnsi="Times New Roman" w:eastAsia="Malgun Gothic"/>
-                <w:b w:val="0"/>
-                <w:i w:val="0"/>
+            <w:tcW w:w="3000" w:type="dxa"/>
+            <w:tcBorders>
+              <w:top w:val="single" w:sz="6" w:space="0" w:color="808080"/>
+              <w:left w:val="single" w:sz="6" w:space="0" w:color="808080"/>
+              <w:bottom w:val="single" w:sz="6" w:space="0" w:color="808080"/>
+              <w:right w:val="single" w:sz="6" w:space="0" w:color="808080"/>
+            </w:tcBorders>
+            <w:tcMar>
+              <w:top w:w="70" w:type="dxa"/>
+              <w:left w:w="90" w:type="dxa"/>
+              <w:bottom w:w="70" w:type="dxa"/>
+              <w:right w:w="90" w:type="dxa"/>
+            </w:tcMar>
+            <w:vAlign w:val="center"/>
+          </w:tcPr>
+          <w:p>
+            <w:r>
+              <w:rPr>
                 <w:color w:val="000000"/>
                 <w:sz w:val="18"/>
               </w:rPr>
@@ -898,36 +743,42 @@
         </w:tc>
         <w:tc>
           <w:tcPr>
-            <w:tcW w:type="dxa" w:w="6000"/>
-            <w:vAlign w:val="center"/>
-            <w:tcMar>
-              <w:top w:w="70" w:type="dxa"/>
-              <w:bottom w:w="70" w:type="dxa"/>
-              <w:start w:w="90" w:type="dxa"/>
-              <w:end w:w="90" w:type="dxa"/>
-            </w:tcMar>
-            <w:tcBorders>
-              <w:top w:val="single" w:sz="6" w:color="808080"/>
-              <w:left w:val="single" w:sz="6" w:color="808080"/>
-              <w:bottom w:val="single" w:sz="6" w:color="808080"/>
-              <w:right w:val="single" w:sz="6" w:color="808080"/>
-              <w:insideH w:val="single" w:sz="6" w:color="808080"/>
-              <w:insideV w:val="single" w:sz="6" w:color="808080"/>
-            </w:tcBorders>
-          </w:tcPr>
-          <w:p>
-            <w:pPr>
-              <w:spacing w:after="0"/>
-            </w:pPr>
-            <w:r>
-              <w:rPr>
-                <w:rFonts w:ascii="Times New Roman" w:hAnsi="Times New Roman" w:eastAsia="Malgun Gothic"/>
-                <w:b w:val="0"/>
-                <w:i w:val="0"/>
-                <w:color w:val="000000"/>
-                <w:sz w:val="18"/>
-              </w:rPr>
-              <w:t>할인 중인</w:t>
+            <w:tcW w:w="6000" w:type="dxa"/>
+            <w:tcBorders>
+              <w:top w:val="single" w:sz="6" w:space="0" w:color="808080"/>
+              <w:left w:val="single" w:sz="6" w:space="0" w:color="808080"/>
+              <w:bottom w:val="single" w:sz="6" w:space="0" w:color="808080"/>
+              <w:right w:val="single" w:sz="6" w:space="0" w:color="808080"/>
+            </w:tcBorders>
+            <w:tcMar>
+              <w:top w:w="70" w:type="dxa"/>
+              <w:left w:w="90" w:type="dxa"/>
+              <w:bottom w:w="70" w:type="dxa"/>
+              <w:right w:w="90" w:type="dxa"/>
+            </w:tcMar>
+            <w:vAlign w:val="center"/>
+          </w:tcPr>
+          <w:p>
+            <w:r>
+              <w:rPr>
+                <w:color w:val="000000"/>
+                <w:sz w:val="18"/>
+              </w:rPr>
+              <w:t>할인</w:t>
+            </w:r>
+            <w:r>
+              <w:rPr>
+                <w:color w:val="000000"/>
+                <w:sz w:val="18"/>
+              </w:rPr>
+              <w:t xml:space="preserve"> </w:t>
+            </w:r>
+            <w:r>
+              <w:rPr>
+                <w:color w:val="000000"/>
+                <w:sz w:val="18"/>
+              </w:rPr>
+              <w:t>중인</w:t>
             </w:r>
           </w:p>
         </w:tc>
@@ -939,25 +790,19 @@
       </w:pPr>
     </w:p>
     <w:p>
-      <w:pPr>
-        <w:spacing w:after="0"/>
-      </w:pPr>
-      <w:r>
-        <w:rPr>
-          <w:rFonts w:ascii="Times New Roman" w:hAnsi="Times New Roman" w:eastAsia="Malgun Gothic"/>
+      <w:r>
+        <w:rPr>
           <w:b/>
-          <w:i w:val="0"/>
-          <w:color w:val="000000"/>
-          <w:sz w:val="20"/>
+          <w:color w:val="000000"/>
         </w:rPr>
         <w:t>Useful Expressions</w:t>
       </w:r>
     </w:p>
     <w:tbl>
       <w:tblPr>
-        <w:tblW w:type="dxa" w:w="9000"/>
+        <w:tblW w:w="9000" w:type="dxa"/>
         <w:tblLayout w:type="fixed"/>
-        <w:tblLook w:firstColumn="1" w:firstRow="1" w:lastColumn="0" w:lastRow="0" w:noHBand="0" w:noVBand="1" w:val="04A0"/>
+        <w:tblLook w:val="04A0" w:firstRow="1" w:lastRow="0" w:firstColumn="1" w:lastColumn="0" w:noHBand="0" w:noVBand="1"/>
       </w:tblPr>
       <w:tblGrid>
         <w:gridCol w:w="4800"/>
@@ -966,33 +811,26 @@
       <w:tr>
         <w:tc>
           <w:tcPr>
-            <w:tcW w:type="dxa" w:w="4800"/>
-            <w:vAlign w:val="center"/>
-            <w:tcMar>
-              <w:top w:w="70" w:type="dxa"/>
-              <w:bottom w:w="70" w:type="dxa"/>
-              <w:start w:w="90" w:type="dxa"/>
-              <w:end w:w="90" w:type="dxa"/>
-            </w:tcMar>
-            <w:shd w:val="clear" w:fill="F2F2F2"/>
-            <w:tcBorders>
-              <w:top w:val="single" w:sz="6" w:color="808080"/>
-              <w:left w:val="single" w:sz="6" w:color="808080"/>
-              <w:bottom w:val="single" w:sz="6" w:color="808080"/>
-              <w:right w:val="single" w:sz="6" w:color="808080"/>
-              <w:insideH w:val="single" w:sz="6" w:color="808080"/>
-              <w:insideV w:val="single" w:sz="6" w:color="808080"/>
-            </w:tcBorders>
-          </w:tcPr>
-          <w:p>
-            <w:pPr>
-              <w:spacing w:after="0"/>
-            </w:pPr>
-            <w:r>
-              <w:rPr>
-                <w:rFonts w:ascii="Times New Roman" w:hAnsi="Times New Roman" w:eastAsia="Malgun Gothic"/>
+            <w:tcW w:w="4800" w:type="dxa"/>
+            <w:tcBorders>
+              <w:top w:val="single" w:sz="6" w:space="0" w:color="808080"/>
+              <w:left w:val="single" w:sz="6" w:space="0" w:color="808080"/>
+              <w:bottom w:val="single" w:sz="6" w:space="0" w:color="808080"/>
+              <w:right w:val="single" w:sz="6" w:space="0" w:color="808080"/>
+            </w:tcBorders>
+            <w:shd w:val="clear" w:color="auto" w:fill="F2F2F2"/>
+            <w:tcMar>
+              <w:top w:w="70" w:type="dxa"/>
+              <w:left w:w="90" w:type="dxa"/>
+              <w:bottom w:w="70" w:type="dxa"/>
+              <w:right w:w="90" w:type="dxa"/>
+            </w:tcMar>
+            <w:vAlign w:val="center"/>
+          </w:tcPr>
+          <w:p>
+            <w:r>
+              <w:rPr>
                 <w:b/>
-                <w:i w:val="0"/>
                 <w:color w:val="000000"/>
                 <w:sz w:val="18"/>
               </w:rPr>
@@ -1002,33 +840,26 @@
         </w:tc>
         <w:tc>
           <w:tcPr>
-            <w:tcW w:type="dxa" w:w="4200"/>
-            <w:vAlign w:val="center"/>
-            <w:tcMar>
-              <w:top w:w="70" w:type="dxa"/>
-              <w:bottom w:w="70" w:type="dxa"/>
-              <w:start w:w="90" w:type="dxa"/>
-              <w:end w:w="90" w:type="dxa"/>
-            </w:tcMar>
-            <w:shd w:val="clear" w:fill="F2F2F2"/>
-            <w:tcBorders>
-              <w:top w:val="single" w:sz="6" w:color="808080"/>
-              <w:left w:val="single" w:sz="6" w:color="808080"/>
-              <w:bottom w:val="single" w:sz="6" w:color="808080"/>
-              <w:right w:val="single" w:sz="6" w:color="808080"/>
-              <w:insideH w:val="single" w:sz="6" w:color="808080"/>
-              <w:insideV w:val="single" w:sz="6" w:color="808080"/>
-            </w:tcBorders>
-          </w:tcPr>
-          <w:p>
-            <w:pPr>
-              <w:spacing w:after="0"/>
-            </w:pPr>
-            <w:r>
-              <w:rPr>
-                <w:rFonts w:ascii="Times New Roman" w:hAnsi="Times New Roman" w:eastAsia="Malgun Gothic"/>
+            <w:tcW w:w="4200" w:type="dxa"/>
+            <w:tcBorders>
+              <w:top w:val="single" w:sz="6" w:space="0" w:color="808080"/>
+              <w:left w:val="single" w:sz="6" w:space="0" w:color="808080"/>
+              <w:bottom w:val="single" w:sz="6" w:space="0" w:color="808080"/>
+              <w:right w:val="single" w:sz="6" w:space="0" w:color="808080"/>
+            </w:tcBorders>
+            <w:shd w:val="clear" w:color="auto" w:fill="F2F2F2"/>
+            <w:tcMar>
+              <w:top w:w="70" w:type="dxa"/>
+              <w:left w:w="90" w:type="dxa"/>
+              <w:bottom w:w="70" w:type="dxa"/>
+              <w:right w:w="90" w:type="dxa"/>
+            </w:tcMar>
+            <w:vAlign w:val="center"/>
+          </w:tcPr>
+          <w:p>
+            <w:r>
+              <w:rPr>
                 <w:b/>
-                <w:i w:val="0"/>
                 <w:color w:val="000000"/>
                 <w:sz w:val="18"/>
               </w:rPr>
@@ -1040,71 +871,117 @@
       <w:tr>
         <w:tc>
           <w:tcPr>
-            <w:tcW w:type="dxa" w:w="4800"/>
-            <w:vAlign w:val="center"/>
-            <w:tcMar>
-              <w:top w:w="70" w:type="dxa"/>
-              <w:bottom w:w="70" w:type="dxa"/>
-              <w:start w:w="90" w:type="dxa"/>
-              <w:end w:w="90" w:type="dxa"/>
-            </w:tcMar>
-            <w:tcBorders>
-              <w:top w:val="single" w:sz="6" w:color="808080"/>
-              <w:left w:val="single" w:sz="6" w:color="808080"/>
-              <w:bottom w:val="single" w:sz="6" w:color="808080"/>
-              <w:right w:val="single" w:sz="6" w:color="808080"/>
-              <w:insideH w:val="single" w:sz="6" w:color="808080"/>
-              <w:insideV w:val="single" w:sz="6" w:color="808080"/>
-            </w:tcBorders>
+            <w:tcW w:w="4800" w:type="dxa"/>
+            <w:tcBorders>
+              <w:top w:val="single" w:sz="6" w:space="0" w:color="808080"/>
+              <w:left w:val="single" w:sz="6" w:space="0" w:color="808080"/>
+              <w:bottom w:val="single" w:sz="6" w:space="0" w:color="808080"/>
+              <w:right w:val="single" w:sz="6" w:space="0" w:color="808080"/>
+            </w:tcBorders>
+            <w:tcMar>
+              <w:top w:w="70" w:type="dxa"/>
+              <w:left w:w="90" w:type="dxa"/>
+              <w:bottom w:w="70" w:type="dxa"/>
+              <w:right w:w="90" w:type="dxa"/>
+            </w:tcMar>
+            <w:vAlign w:val="center"/>
+          </w:tcPr>
+          <w:p>
+            <w:r>
+              <w:rPr>
+                <w:color w:val="000000"/>
+                <w:sz w:val="18"/>
+              </w:rPr>
+              <w:t>Do you have this in a smaller size?</w:t>
+            </w:r>
+          </w:p>
+        </w:tc>
+        <w:tc>
+          <w:tcPr>
+            <w:tcW w:w="4200" w:type="dxa"/>
+            <w:tcBorders>
+              <w:top w:val="single" w:sz="6" w:space="0" w:color="808080"/>
+              <w:left w:val="single" w:sz="6" w:space="0" w:color="808080"/>
+              <w:bottom w:val="single" w:sz="6" w:space="0" w:color="808080"/>
+              <w:right w:val="single" w:sz="6" w:space="0" w:color="808080"/>
+            </w:tcBorders>
+            <w:tcMar>
+              <w:top w:w="70" w:type="dxa"/>
+              <w:left w:w="90" w:type="dxa"/>
+              <w:bottom w:w="70" w:type="dxa"/>
+              <w:right w:w="90" w:type="dxa"/>
+            </w:tcMar>
+            <w:vAlign w:val="center"/>
           </w:tcPr>
           <w:p>
             <w:pPr>
-              <w:spacing w:after="0"/>
+              <w:rPr>
+                <w:lang w:eastAsia="ko-KR"/>
+              </w:rPr>
             </w:pPr>
             <w:r>
               <w:rPr>
-                <w:rFonts w:ascii="Times New Roman" w:hAnsi="Times New Roman" w:eastAsia="Malgun Gothic"/>
-                <w:b w:val="0"/>
-                <w:i w:val="0"/>
-                <w:color w:val="000000"/>
-                <w:sz w:val="18"/>
-              </w:rPr>
-              <w:t>Do you have this in a smaller size?</w:t>
-            </w:r>
-          </w:p>
-        </w:tc>
-        <w:tc>
-          <w:tcPr>
-            <w:tcW w:type="dxa" w:w="4200"/>
-            <w:vAlign w:val="center"/>
-            <w:tcMar>
-              <w:top w:w="70" w:type="dxa"/>
-              <w:bottom w:w="70" w:type="dxa"/>
-              <w:start w:w="90" w:type="dxa"/>
-              <w:end w:w="90" w:type="dxa"/>
-            </w:tcMar>
-            <w:tcBorders>
-              <w:top w:val="single" w:sz="6" w:color="808080"/>
-              <w:left w:val="single" w:sz="6" w:color="808080"/>
-              <w:bottom w:val="single" w:sz="6" w:color="808080"/>
-              <w:right w:val="single" w:sz="6" w:color="808080"/>
-              <w:insideH w:val="single" w:sz="6" w:color="808080"/>
-              <w:insideV w:val="single" w:sz="6" w:color="808080"/>
-            </w:tcBorders>
-          </w:tcPr>
-          <w:p>
-            <w:pPr>
-              <w:spacing w:after="0"/>
-            </w:pPr>
-            <w:r>
-              <w:rPr>
-                <w:rFonts w:ascii="Times New Roman" w:hAnsi="Times New Roman" w:eastAsia="Malgun Gothic"/>
-                <w:b w:val="0"/>
-                <w:i w:val="0"/>
-                <w:color w:val="000000"/>
-                <w:sz w:val="18"/>
-              </w:rPr>
-              <w:t>이것보다 작은 사이즈가 있나요?</w:t>
+                <w:color w:val="000000"/>
+                <w:sz w:val="18"/>
+                <w:lang w:eastAsia="ko-KR"/>
+              </w:rPr>
+              <w:t>이것보다</w:t>
+            </w:r>
+            <w:r>
+              <w:rPr>
+                <w:color w:val="000000"/>
+                <w:sz w:val="18"/>
+                <w:lang w:eastAsia="ko-KR"/>
+              </w:rPr>
+              <w:t xml:space="preserve"> </w:t>
+            </w:r>
+            <w:r>
+              <w:rPr>
+                <w:color w:val="000000"/>
+                <w:sz w:val="18"/>
+                <w:lang w:eastAsia="ko-KR"/>
+              </w:rPr>
+              <w:t>작은</w:t>
+            </w:r>
+            <w:r>
+              <w:rPr>
+                <w:color w:val="000000"/>
+                <w:sz w:val="18"/>
+                <w:lang w:eastAsia="ko-KR"/>
+              </w:rPr>
+              <w:t xml:space="preserve"> </w:t>
+            </w:r>
+            <w:r>
+              <w:rPr>
+                <w:color w:val="000000"/>
+                <w:sz w:val="18"/>
+                <w:lang w:eastAsia="ko-KR"/>
+              </w:rPr>
+              <w:t>사이즈가</w:t>
+            </w:r>
+            <w:r>
+              <w:rPr>
+                <w:color w:val="000000"/>
+                <w:sz w:val="18"/>
+                <w:lang w:eastAsia="ko-KR"/>
+              </w:rPr>
+              <w:t xml:space="preserve"> </w:t>
+            </w:r>
+            <w:r>
+              <w:rPr>
+                <w:color w:val="000000"/>
+                <w:sz w:val="18"/>
+                <w:lang w:eastAsia="ko-KR"/>
+              </w:rPr>
+              <w:t>있나요</w:t>
+            </w:r>
+            <w:r>
+              <w:rPr>
+                <w:color w:val="000000"/>
+                <w:sz w:val="18"/>
+                <w:lang w:eastAsia="ko-KR"/>
+              </w:rPr>
+              <w:t>?</w:t>
             </w:r>
           </w:p>
         </w:tc>
@@ -1112,71 +989,134 @@
       <w:tr>
         <w:tc>
           <w:tcPr>
-            <w:tcW w:type="dxa" w:w="4800"/>
-            <w:vAlign w:val="center"/>
-            <w:tcMar>
-              <w:top w:w="70" w:type="dxa"/>
-              <w:bottom w:w="70" w:type="dxa"/>
-              <w:start w:w="90" w:type="dxa"/>
-              <w:end w:w="90" w:type="dxa"/>
-            </w:tcMar>
-            <w:tcBorders>
-              <w:top w:val="single" w:sz="6" w:color="808080"/>
-              <w:left w:val="single" w:sz="6" w:color="808080"/>
-              <w:bottom w:val="single" w:sz="6" w:color="808080"/>
-              <w:right w:val="single" w:sz="6" w:color="808080"/>
-              <w:insideH w:val="single" w:sz="6" w:color="808080"/>
-              <w:insideV w:val="single" w:sz="6" w:color="808080"/>
-            </w:tcBorders>
+            <w:tcW w:w="4800" w:type="dxa"/>
+            <w:tcBorders>
+              <w:top w:val="single" w:sz="6" w:space="0" w:color="808080"/>
+              <w:left w:val="single" w:sz="6" w:space="0" w:color="808080"/>
+              <w:bottom w:val="single" w:sz="6" w:space="0" w:color="808080"/>
+              <w:right w:val="single" w:sz="6" w:space="0" w:color="808080"/>
+            </w:tcBorders>
+            <w:tcMar>
+              <w:top w:w="70" w:type="dxa"/>
+              <w:left w:w="90" w:type="dxa"/>
+              <w:bottom w:w="70" w:type="dxa"/>
+              <w:right w:w="90" w:type="dxa"/>
+            </w:tcMar>
+            <w:vAlign w:val="center"/>
+          </w:tcPr>
+          <w:p>
+            <w:r>
+              <w:rPr>
+                <w:color w:val="000000"/>
+                <w:sz w:val="18"/>
+              </w:rPr>
+              <w:lastRenderedPageBreak/>
+              <w:t>Could she try this on?</w:t>
+            </w:r>
+          </w:p>
+        </w:tc>
+        <w:tc>
+          <w:tcPr>
+            <w:tcW w:w="4200" w:type="dxa"/>
+            <w:tcBorders>
+              <w:top w:val="single" w:sz="6" w:space="0" w:color="808080"/>
+              <w:left w:val="single" w:sz="6" w:space="0" w:color="808080"/>
+              <w:bottom w:val="single" w:sz="6" w:space="0" w:color="808080"/>
+              <w:right w:val="single" w:sz="6" w:space="0" w:color="808080"/>
+            </w:tcBorders>
+            <w:tcMar>
+              <w:top w:w="70" w:type="dxa"/>
+              <w:left w:w="90" w:type="dxa"/>
+              <w:bottom w:w="70" w:type="dxa"/>
+              <w:right w:w="90" w:type="dxa"/>
+            </w:tcMar>
+            <w:vAlign w:val="center"/>
           </w:tcPr>
           <w:p>
             <w:pPr>
-              <w:spacing w:after="0"/>
+              <w:rPr>
+                <w:lang w:eastAsia="ko-KR"/>
+              </w:rPr>
             </w:pPr>
             <w:r>
               <w:rPr>
-                <w:rFonts w:ascii="Times New Roman" w:hAnsi="Times New Roman" w:eastAsia="Malgun Gothic"/>
-                <w:b w:val="0"/>
-                <w:i w:val="0"/>
-                <w:color w:val="000000"/>
-                <w:sz w:val="18"/>
-              </w:rPr>
-              <w:t>Could she try this on?</w:t>
-            </w:r>
-          </w:p>
-        </w:tc>
-        <w:tc>
-          <w:tcPr>
-            <w:tcW w:type="dxa" w:w="4200"/>
-            <w:vAlign w:val="center"/>
-            <w:tcMar>
-              <w:top w:w="70" w:type="dxa"/>
-              <w:bottom w:w="70" w:type="dxa"/>
-              <w:start w:w="90" w:type="dxa"/>
-              <w:end w:w="90" w:type="dxa"/>
-            </w:tcMar>
-            <w:tcBorders>
-              <w:top w:val="single" w:sz="6" w:color="808080"/>
-              <w:left w:val="single" w:sz="6" w:color="808080"/>
-              <w:bottom w:val="single" w:sz="6" w:color="808080"/>
-              <w:right w:val="single" w:sz="6" w:color="808080"/>
-              <w:insideH w:val="single" w:sz="6" w:color="808080"/>
-              <w:insideV w:val="single" w:sz="6" w:color="808080"/>
-            </w:tcBorders>
-          </w:tcPr>
-          <w:p>
-            <w:pPr>
-              <w:spacing w:after="0"/>
-            </w:pPr>
-            <w:r>
-              <w:rPr>
-                <w:rFonts w:ascii="Times New Roman" w:hAnsi="Times New Roman" w:eastAsia="Malgun Gothic"/>
-                <w:b w:val="0"/>
-                <w:i w:val="0"/>
-                <w:color w:val="000000"/>
-                <w:sz w:val="18"/>
-              </w:rPr>
-              <w:t>아이가 이것을 입어 봐도 될까요?</w:t>
+                <w:color w:val="000000"/>
+                <w:sz w:val="18"/>
+                <w:lang w:eastAsia="ko-KR"/>
+              </w:rPr>
+              <w:t>아이가</w:t>
+            </w:r>
+            <w:r>
+              <w:rPr>
+                <w:color w:val="000000"/>
+                <w:sz w:val="18"/>
+                <w:lang w:eastAsia="ko-KR"/>
+              </w:rPr>
+              <w:t xml:space="preserve"> </w:t>
+            </w:r>
+            <w:r>
+              <w:rPr>
+                <w:color w:val="000000"/>
+                <w:sz w:val="18"/>
+                <w:lang w:eastAsia="ko-KR"/>
+              </w:rPr>
+              <w:t>이것을</w:t>
+            </w:r>
+            <w:r>
+              <w:rPr>
+                <w:color w:val="000000"/>
+                <w:sz w:val="18"/>
+                <w:lang w:eastAsia="ko-KR"/>
+              </w:rPr>
+              <w:t xml:space="preserve"> </w:t>
+            </w:r>
+            <w:r>
+              <w:rPr>
+                <w:color w:val="000000"/>
+                <w:sz w:val="18"/>
+                <w:lang w:eastAsia="ko-KR"/>
+              </w:rPr>
+              <w:t>입어</w:t>
+            </w:r>
+            <w:r>
+              <w:rPr>
+                <w:color w:val="000000"/>
+                <w:sz w:val="18"/>
+                <w:lang w:eastAsia="ko-KR"/>
+              </w:rPr>
+              <w:t xml:space="preserve"> </w:t>
+            </w:r>
+            <w:r>
+              <w:rPr>
+                <w:color w:val="000000"/>
+                <w:sz w:val="18"/>
+                <w:lang w:eastAsia="ko-KR"/>
+              </w:rPr>
+              <w:t>봐도</w:t>
+            </w:r>
+            <w:r>
+              <w:rPr>
+                <w:color w:val="000000"/>
+                <w:sz w:val="18"/>
+                <w:lang w:eastAsia="ko-KR"/>
+              </w:rPr>
+              <w:t xml:space="preserve"> </w:t>
+            </w:r>
+            <w:r>
+              <w:rPr>
+                <w:color w:val="000000"/>
+                <w:sz w:val="18"/>
+                <w:lang w:eastAsia="ko-KR"/>
+              </w:rPr>
+              <w:t>될까요</w:t>
+            </w:r>
+            <w:r>
+              <w:rPr>
+                <w:color w:val="000000"/>
+                <w:sz w:val="18"/>
+                <w:lang w:eastAsia="ko-KR"/>
+              </w:rPr>
+              <w:t>?</w:t>
             </w:r>
           </w:p>
         </w:tc>
@@ -1184,32 +1124,24 @@
       <w:tr>
         <w:tc>
           <w:tcPr>
-            <w:tcW w:type="dxa" w:w="4800"/>
-            <w:vAlign w:val="center"/>
-            <w:tcMar>
-              <w:top w:w="70" w:type="dxa"/>
-              <w:bottom w:w="70" w:type="dxa"/>
-              <w:start w:w="90" w:type="dxa"/>
-              <w:end w:w="90" w:type="dxa"/>
-            </w:tcMar>
-            <w:tcBorders>
-              <w:top w:val="single" w:sz="6" w:color="808080"/>
-              <w:left w:val="single" w:sz="6" w:color="808080"/>
-              <w:bottom w:val="single" w:sz="6" w:color="808080"/>
-              <w:right w:val="single" w:sz="6" w:color="808080"/>
-              <w:insideH w:val="single" w:sz="6" w:color="808080"/>
-              <w:insideV w:val="single" w:sz="6" w:color="808080"/>
-            </w:tcBorders>
-          </w:tcPr>
-          <w:p>
-            <w:pPr>
-              <w:spacing w:after="0"/>
-            </w:pPr>
-            <w:r>
-              <w:rPr>
-                <w:rFonts w:ascii="Times New Roman" w:hAnsi="Times New Roman" w:eastAsia="Malgun Gothic"/>
-                <w:b w:val="0"/>
-                <w:i w:val="0"/>
+            <w:tcW w:w="4800" w:type="dxa"/>
+            <w:tcBorders>
+              <w:top w:val="single" w:sz="6" w:space="0" w:color="808080"/>
+              <w:left w:val="single" w:sz="6" w:space="0" w:color="808080"/>
+              <w:bottom w:val="single" w:sz="6" w:space="0" w:color="808080"/>
+              <w:right w:val="single" w:sz="6" w:space="0" w:color="808080"/>
+            </w:tcBorders>
+            <w:tcMar>
+              <w:top w:w="70" w:type="dxa"/>
+              <w:left w:w="90" w:type="dxa"/>
+              <w:bottom w:w="70" w:type="dxa"/>
+              <w:right w:w="90" w:type="dxa"/>
+            </w:tcMar>
+            <w:vAlign w:val="center"/>
+          </w:tcPr>
+          <w:p>
+            <w:r>
+              <w:rPr>
                 <w:color w:val="000000"/>
                 <w:sz w:val="18"/>
               </w:rPr>
@@ -1219,36 +1151,49 @@
         </w:tc>
         <w:tc>
           <w:tcPr>
-            <w:tcW w:type="dxa" w:w="4200"/>
-            <w:vAlign w:val="center"/>
-            <w:tcMar>
-              <w:top w:w="70" w:type="dxa"/>
-              <w:bottom w:w="70" w:type="dxa"/>
-              <w:start w:w="90" w:type="dxa"/>
-              <w:end w:w="90" w:type="dxa"/>
-            </w:tcMar>
-            <w:tcBorders>
-              <w:top w:val="single" w:sz="6" w:color="808080"/>
-              <w:left w:val="single" w:sz="6" w:color="808080"/>
-              <w:bottom w:val="single" w:sz="6" w:color="808080"/>
-              <w:right w:val="single" w:sz="6" w:color="808080"/>
-              <w:insideH w:val="single" w:sz="6" w:color="808080"/>
-              <w:insideV w:val="single" w:sz="6" w:color="808080"/>
-            </w:tcBorders>
-          </w:tcPr>
-          <w:p>
-            <w:pPr>
-              <w:spacing w:after="0"/>
-            </w:pPr>
-            <w:r>
-              <w:rPr>
-                <w:rFonts w:ascii="Times New Roman" w:hAnsi="Times New Roman" w:eastAsia="Malgun Gothic"/>
-                <w:b w:val="0"/>
-                <w:i w:val="0"/>
-                <w:color w:val="000000"/>
-                <w:sz w:val="18"/>
-              </w:rPr>
-              <w:t>잘 맞아요.</w:t>
+            <w:tcW w:w="4200" w:type="dxa"/>
+            <w:tcBorders>
+              <w:top w:val="single" w:sz="6" w:space="0" w:color="808080"/>
+              <w:left w:val="single" w:sz="6" w:space="0" w:color="808080"/>
+              <w:bottom w:val="single" w:sz="6" w:space="0" w:color="808080"/>
+              <w:right w:val="single" w:sz="6" w:space="0" w:color="808080"/>
+            </w:tcBorders>
+            <w:tcMar>
+              <w:top w:w="70" w:type="dxa"/>
+              <w:left w:w="90" w:type="dxa"/>
+              <w:bottom w:w="70" w:type="dxa"/>
+              <w:right w:w="90" w:type="dxa"/>
+            </w:tcMar>
+            <w:vAlign w:val="center"/>
+          </w:tcPr>
+          <w:p>
+            <w:r>
+              <w:rPr>
+                <w:color w:val="000000"/>
+                <w:sz w:val="18"/>
+              </w:rPr>
+              <w:t>잘</w:t>
+            </w:r>
+            <w:r>
+              <w:rPr>
+                <w:color w:val="000000"/>
+                <w:sz w:val="18"/>
+              </w:rPr>
+              <w:t xml:space="preserve"> </w:t>
+            </w:r>
+            <w:r>
+              <w:rPr>
+                <w:color w:val="000000"/>
+                <w:sz w:val="18"/>
+              </w:rPr>
+              <w:t>맞아요</w:t>
+            </w:r>
+            <w:r>
+              <w:rPr>
+                <w:color w:val="000000"/>
+                <w:sz w:val="18"/>
+              </w:rPr>
+              <w:t>.</w:t>
             </w:r>
           </w:p>
         </w:tc>
@@ -1265,7 +1210,6 @@
       </w:pPr>
       <w:r>
         <w:rPr>
-          <w:rFonts w:ascii="Times New Roman" w:hAnsi="Times New Roman" w:eastAsia="Malgun Gothic"/>
           <w:b/>
           <w:i/>
           <w:color w:val="000000"/>
@@ -1275,176 +1219,106 @@
       </w:r>
     </w:p>
     <w:p>
-      <w:pPr>
-        <w:spacing w:after="0"/>
-      </w:pPr>
-      <w:r>
-        <w:rPr>
-          <w:rFonts w:ascii="Times New Roman" w:hAnsi="Times New Roman" w:eastAsia="Malgun Gothic"/>
+      <w:r>
+        <w:rPr>
           <w:b/>
-          <w:i w:val="0"/>
-          <w:color w:val="000000"/>
-          <w:sz w:val="20"/>
+          <w:color w:val="000000"/>
         </w:rPr>
         <w:t xml:space="preserve">Customer: </w:t>
       </w:r>
       <w:r>
         <w:rPr>
-          <w:rFonts w:ascii="Times New Roman" w:hAnsi="Times New Roman" w:eastAsia="Malgun Gothic"/>
-          <w:b w:val="0"/>
-          <w:i w:val="0"/>
-          <w:color w:val="000000"/>
-          <w:sz w:val="20"/>
-        </w:rPr>
-        <w:t>Excuse me. Where can I find travel-size toiletries?</w:t>
-      </w:r>
-    </w:p>
-    <w:p>
-      <w:pPr>
-        <w:spacing w:after="0"/>
-      </w:pPr>
-      <w:r>
-        <w:rPr>
-          <w:rFonts w:ascii="Times New Roman" w:hAnsi="Times New Roman" w:eastAsia="Malgun Gothic"/>
+          <w:color w:val="000000"/>
+        </w:rPr>
+        <w:t>Excuse me. Where can I find diapers?</w:t>
+      </w:r>
+    </w:p>
+    <w:p>
+      <w:r>
+        <w:rPr>
           <w:b/>
-          <w:i w:val="0"/>
-          <w:color w:val="000000"/>
-          <w:sz w:val="20"/>
+          <w:color w:val="000000"/>
         </w:rPr>
         <w:t xml:space="preserve">Clerk: </w:t>
       </w:r>
       <w:r>
         <w:rPr>
-          <w:rFonts w:ascii="Times New Roman" w:hAnsi="Times New Roman" w:eastAsia="Malgun Gothic"/>
-          <w:b w:val="0"/>
-          <w:i w:val="0"/>
-          <w:color w:val="000000"/>
-          <w:sz w:val="20"/>
-        </w:rPr>
-        <w:t>They're in aisle six, next to the shampoo.</w:t>
-      </w:r>
-    </w:p>
-    <w:p>
-      <w:pPr>
-        <w:spacing w:after="0"/>
-      </w:pPr>
-      <w:r>
-        <w:rPr>
-          <w:rFonts w:ascii="Times New Roman" w:hAnsi="Times New Roman" w:eastAsia="Malgun Gothic"/>
+          <w:color w:val="000000"/>
+        </w:rPr>
+        <w:t>They're in aisle six, next to the baby wipes.</w:t>
+      </w:r>
+    </w:p>
+    <w:p>
+      <w:r>
+        <w:rPr>
           <w:b/>
-          <w:i w:val="0"/>
-          <w:color w:val="000000"/>
-          <w:sz w:val="20"/>
+          <w:color w:val="000000"/>
         </w:rPr>
         <w:t xml:space="preserve">Customer: </w:t>
       </w:r>
       <w:r>
         <w:rPr>
-          <w:rFonts w:ascii="Times New Roman" w:hAnsi="Times New Roman" w:eastAsia="Malgun Gothic"/>
-          <w:b w:val="0"/>
-          <w:i w:val="0"/>
-          <w:color w:val="000000"/>
-          <w:sz w:val="20"/>
-        </w:rPr>
-        <w:t>Thank you. Do you have bottled water?</w:t>
-      </w:r>
-    </w:p>
-    <w:p>
-      <w:pPr>
-        <w:spacing w:after="0"/>
-      </w:pPr>
-      <w:r>
-        <w:rPr>
-          <w:rFonts w:ascii="Times New Roman" w:hAnsi="Times New Roman" w:eastAsia="Malgun Gothic"/>
+          <w:color w:val="000000"/>
+        </w:rPr>
+        <w:t>Thank you. Do you have whole milk?</w:t>
+      </w:r>
+    </w:p>
+    <w:p>
+      <w:r>
+        <w:rPr>
           <w:b/>
-          <w:i w:val="0"/>
-          <w:color w:val="000000"/>
-          <w:sz w:val="20"/>
+          <w:color w:val="000000"/>
         </w:rPr>
         <w:t xml:space="preserve">Clerk: </w:t>
       </w:r>
       <w:r>
         <w:rPr>
-          <w:rFonts w:ascii="Times New Roman" w:hAnsi="Times New Roman" w:eastAsia="Malgun Gothic"/>
-          <w:b w:val="0"/>
-          <w:i w:val="0"/>
-          <w:color w:val="000000"/>
-          <w:sz w:val="20"/>
-        </w:rPr>
-        <w:t>Yes. It's in aisle two.</w:t>
-      </w:r>
-    </w:p>
-    <w:p>
-      <w:pPr>
-        <w:spacing w:after="0"/>
-      </w:pPr>
-      <w:r>
-        <w:rPr>
-          <w:rFonts w:ascii="Times New Roman" w:hAnsi="Times New Roman" w:eastAsia="Malgun Gothic"/>
+          <w:color w:val="000000"/>
+        </w:rPr>
+        <w:t>Yes. It's in the refrigerated section.</w:t>
+      </w:r>
+    </w:p>
+    <w:p>
+      <w:r>
+        <w:rPr>
           <w:b/>
-          <w:i w:val="0"/>
-          <w:color w:val="000000"/>
-          <w:sz w:val="20"/>
+          <w:color w:val="000000"/>
         </w:rPr>
         <w:t xml:space="preserve">Customer: </w:t>
       </w:r>
       <w:r>
         <w:rPr>
-          <w:rFonts w:ascii="Times New Roman" w:hAnsi="Times New Roman" w:eastAsia="Malgun Gothic"/>
-          <w:b w:val="0"/>
-          <w:i w:val="0"/>
-          <w:color w:val="000000"/>
-          <w:sz w:val="20"/>
-        </w:rPr>
-        <w:t>Is this snack suitable for vegetarians?</w:t>
-      </w:r>
-    </w:p>
-    <w:p>
-      <w:pPr>
-        <w:spacing w:after="0"/>
-      </w:pPr>
-      <w:r>
-        <w:rPr>
-          <w:rFonts w:ascii="Times New Roman" w:hAnsi="Times New Roman" w:eastAsia="Malgun Gothic"/>
+          <w:color w:val="000000"/>
+        </w:rPr>
+        <w:t>Is this yogurt suitable for children?</w:t>
+      </w:r>
+    </w:p>
+    <w:p>
+      <w:r>
+        <w:rPr>
           <w:b/>
-          <w:i w:val="0"/>
-          <w:color w:val="000000"/>
-          <w:sz w:val="20"/>
+          <w:color w:val="000000"/>
         </w:rPr>
         <w:t xml:space="preserve">Clerk: </w:t>
       </w:r>
       <w:r>
         <w:rPr>
-          <w:rFonts w:ascii="Times New Roman" w:hAnsi="Times New Roman" w:eastAsia="Malgun Gothic"/>
-          <w:b w:val="0"/>
-          <w:i w:val="0"/>
-          <w:color w:val="000000"/>
-          <w:sz w:val="20"/>
+          <w:color w:val="000000"/>
         </w:rPr>
         <w:t>Yes, but this one has less sugar.</w:t>
       </w:r>
     </w:p>
     <w:p>
-      <w:pPr>
-        <w:spacing w:after="0"/>
-      </w:pPr>
-      <w:r>
-        <w:rPr>
-          <w:rFonts w:ascii="Times New Roman" w:hAnsi="Times New Roman" w:eastAsia="Malgun Gothic"/>
+      <w:r>
+        <w:rPr>
           <w:b/>
-          <w:i w:val="0"/>
-          <w:color w:val="000000"/>
-          <w:sz w:val="20"/>
+          <w:color w:val="000000"/>
         </w:rPr>
         <w:t xml:space="preserve">Customer: </w:t>
       </w:r>
       <w:r>
         <w:rPr>
-          <w:rFonts w:ascii="Times New Roman" w:hAnsi="Times New Roman" w:eastAsia="Malgun Gothic"/>
-          <w:b w:val="0"/>
-          <w:i w:val="0"/>
-          <w:color w:val="000000"/>
-          <w:sz w:val="20"/>
+          <w:color w:val="000000"/>
         </w:rPr>
         <w:t>Great. I'll take this one.</w:t>
       </w:r>
@@ -1455,25 +1329,19 @@
       </w:pPr>
     </w:p>
     <w:p>
-      <w:pPr>
-        <w:spacing w:after="0"/>
-      </w:pPr>
-      <w:r>
-        <w:rPr>
-          <w:rFonts w:ascii="Times New Roman" w:hAnsi="Times New Roman" w:eastAsia="Malgun Gothic"/>
+      <w:r>
+        <w:rPr>
           <w:b/>
-          <w:i w:val="0"/>
-          <w:color w:val="000000"/>
-          <w:sz w:val="20"/>
+          <w:color w:val="000000"/>
         </w:rPr>
         <w:t>Vocabulary</w:t>
       </w:r>
     </w:p>
     <w:tbl>
       <w:tblPr>
-        <w:tblW w:type="dxa" w:w="9000"/>
+        <w:tblW w:w="9000" w:type="dxa"/>
         <w:tblLayout w:type="fixed"/>
-        <w:tblLook w:firstColumn="1" w:firstRow="1" w:lastColumn="0" w:lastRow="0" w:noHBand="0" w:noVBand="1" w:val="04A0"/>
+        <w:tblLook w:val="04A0" w:firstRow="1" w:lastRow="0" w:firstColumn="1" w:lastColumn="0" w:noHBand="0" w:noVBand="1"/>
       </w:tblPr>
       <w:tblGrid>
         <w:gridCol w:w="3000"/>
@@ -1482,33 +1350,26 @@
       <w:tr>
         <w:tc>
           <w:tcPr>
-            <w:tcW w:type="dxa" w:w="3000"/>
-            <w:vAlign w:val="center"/>
-            <w:tcMar>
-              <w:top w:w="70" w:type="dxa"/>
-              <w:bottom w:w="70" w:type="dxa"/>
-              <w:start w:w="90" w:type="dxa"/>
-              <w:end w:w="90" w:type="dxa"/>
-            </w:tcMar>
-            <w:shd w:val="clear" w:fill="F2F2F2"/>
-            <w:tcBorders>
-              <w:top w:val="single" w:sz="6" w:color="808080"/>
-              <w:left w:val="single" w:sz="6" w:color="808080"/>
-              <w:bottom w:val="single" w:sz="6" w:color="808080"/>
-              <w:right w:val="single" w:sz="6" w:color="808080"/>
-              <w:insideH w:val="single" w:sz="6" w:color="808080"/>
-              <w:insideV w:val="single" w:sz="6" w:color="808080"/>
-            </w:tcBorders>
-          </w:tcPr>
-          <w:p>
-            <w:pPr>
-              <w:spacing w:after="0"/>
-            </w:pPr>
-            <w:r>
-              <w:rPr>
-                <w:rFonts w:ascii="Times New Roman" w:hAnsi="Times New Roman" w:eastAsia="Malgun Gothic"/>
+            <w:tcW w:w="3000" w:type="dxa"/>
+            <w:tcBorders>
+              <w:top w:val="single" w:sz="6" w:space="0" w:color="808080"/>
+              <w:left w:val="single" w:sz="6" w:space="0" w:color="808080"/>
+              <w:bottom w:val="single" w:sz="6" w:space="0" w:color="808080"/>
+              <w:right w:val="single" w:sz="6" w:space="0" w:color="808080"/>
+            </w:tcBorders>
+            <w:shd w:val="clear" w:color="auto" w:fill="F2F2F2"/>
+            <w:tcMar>
+              <w:top w:w="70" w:type="dxa"/>
+              <w:left w:w="90" w:type="dxa"/>
+              <w:bottom w:w="70" w:type="dxa"/>
+              <w:right w:w="90" w:type="dxa"/>
+            </w:tcMar>
+            <w:vAlign w:val="center"/>
+          </w:tcPr>
+          <w:p>
+            <w:r>
+              <w:rPr>
                 <w:b/>
-                <w:i w:val="0"/>
                 <w:color w:val="000000"/>
                 <w:sz w:val="18"/>
               </w:rPr>
@@ -1518,33 +1379,26 @@
         </w:tc>
         <w:tc>
           <w:tcPr>
-            <w:tcW w:type="dxa" w:w="6000"/>
-            <w:vAlign w:val="center"/>
-            <w:tcMar>
-              <w:top w:w="70" w:type="dxa"/>
-              <w:bottom w:w="70" w:type="dxa"/>
-              <w:start w:w="90" w:type="dxa"/>
-              <w:end w:w="90" w:type="dxa"/>
-            </w:tcMar>
-            <w:shd w:val="clear" w:fill="F2F2F2"/>
-            <w:tcBorders>
-              <w:top w:val="single" w:sz="6" w:color="808080"/>
-              <w:left w:val="single" w:sz="6" w:color="808080"/>
-              <w:bottom w:val="single" w:sz="6" w:color="808080"/>
-              <w:right w:val="single" w:sz="6" w:color="808080"/>
-              <w:insideH w:val="single" w:sz="6" w:color="808080"/>
-              <w:insideV w:val="single" w:sz="6" w:color="808080"/>
-            </w:tcBorders>
-          </w:tcPr>
-          <w:p>
-            <w:pPr>
-              <w:spacing w:after="0"/>
-            </w:pPr>
-            <w:r>
-              <w:rPr>
-                <w:rFonts w:ascii="Times New Roman" w:hAnsi="Times New Roman" w:eastAsia="Malgun Gothic"/>
+            <w:tcW w:w="6000" w:type="dxa"/>
+            <w:tcBorders>
+              <w:top w:val="single" w:sz="6" w:space="0" w:color="808080"/>
+              <w:left w:val="single" w:sz="6" w:space="0" w:color="808080"/>
+              <w:bottom w:val="single" w:sz="6" w:space="0" w:color="808080"/>
+              <w:right w:val="single" w:sz="6" w:space="0" w:color="808080"/>
+            </w:tcBorders>
+            <w:shd w:val="clear" w:color="auto" w:fill="F2F2F2"/>
+            <w:tcMar>
+              <w:top w:w="70" w:type="dxa"/>
+              <w:left w:w="90" w:type="dxa"/>
+              <w:bottom w:w="70" w:type="dxa"/>
+              <w:right w:w="90" w:type="dxa"/>
+            </w:tcMar>
+            <w:vAlign w:val="center"/>
+          </w:tcPr>
+          <w:p>
+            <w:r>
+              <w:rPr>
                 <w:b/>
-                <w:i w:val="0"/>
                 <w:color w:val="000000"/>
                 <w:sz w:val="18"/>
               </w:rPr>
@@ -1556,71 +1410,55 @@
       <w:tr>
         <w:tc>
           <w:tcPr>
-            <w:tcW w:type="dxa" w:w="3000"/>
-            <w:vAlign w:val="center"/>
-            <w:tcMar>
-              <w:top w:w="70" w:type="dxa"/>
-              <w:bottom w:w="70" w:type="dxa"/>
-              <w:start w:w="90" w:type="dxa"/>
-              <w:end w:w="90" w:type="dxa"/>
-            </w:tcMar>
-            <w:tcBorders>
-              <w:top w:val="single" w:sz="6" w:color="808080"/>
-              <w:left w:val="single" w:sz="6" w:color="808080"/>
-              <w:bottom w:val="single" w:sz="6" w:color="808080"/>
-              <w:right w:val="single" w:sz="6" w:color="808080"/>
-              <w:insideH w:val="single" w:sz="6" w:color="808080"/>
-              <w:insideV w:val="single" w:sz="6" w:color="808080"/>
-            </w:tcBorders>
-          </w:tcPr>
-          <w:p>
-            <w:pPr>
-              <w:spacing w:after="0"/>
-            </w:pPr>
-            <w:r>
-              <w:rPr>
-                <w:rFonts w:ascii="Times New Roman" w:hAnsi="Times New Roman" w:eastAsia="Malgun Gothic"/>
-                <w:b w:val="0"/>
-                <w:i w:val="0"/>
-                <w:color w:val="000000"/>
-                <w:sz w:val="18"/>
-              </w:rPr>
-              <w:t>travel-size toiletries</w:t>
-            </w:r>
-          </w:p>
-        </w:tc>
-        <w:tc>
-          <w:tcPr>
-            <w:tcW w:type="dxa" w:w="6000"/>
-            <w:vAlign w:val="center"/>
-            <w:tcMar>
-              <w:top w:w="70" w:type="dxa"/>
-              <w:bottom w:w="70" w:type="dxa"/>
-              <w:start w:w="90" w:type="dxa"/>
-              <w:end w:w="90" w:type="dxa"/>
-            </w:tcMar>
-            <w:tcBorders>
-              <w:top w:val="single" w:sz="6" w:color="808080"/>
-              <w:left w:val="single" w:sz="6" w:color="808080"/>
-              <w:bottom w:val="single" w:sz="6" w:color="808080"/>
-              <w:right w:val="single" w:sz="6" w:color="808080"/>
-              <w:insideH w:val="single" w:sz="6" w:color="808080"/>
-              <w:insideV w:val="single" w:sz="6" w:color="808080"/>
-            </w:tcBorders>
-          </w:tcPr>
-          <w:p>
-            <w:pPr>
-              <w:spacing w:after="0"/>
-            </w:pPr>
-            <w:r>
-              <w:rPr>
-                <w:rFonts w:ascii="Times New Roman" w:hAnsi="Times New Roman" w:eastAsia="Malgun Gothic"/>
-                <w:b w:val="0"/>
-                <w:i w:val="0"/>
-                <w:color w:val="000000"/>
-                <w:sz w:val="18"/>
-              </w:rPr>
-              <w:t>여행용 세면도구</w:t>
+            <w:tcW w:w="3000" w:type="dxa"/>
+            <w:tcBorders>
+              <w:top w:val="single" w:sz="6" w:space="0" w:color="808080"/>
+              <w:left w:val="single" w:sz="6" w:space="0" w:color="808080"/>
+              <w:bottom w:val="single" w:sz="6" w:space="0" w:color="808080"/>
+              <w:right w:val="single" w:sz="6" w:space="0" w:color="808080"/>
+            </w:tcBorders>
+            <w:tcMar>
+              <w:top w:w="70" w:type="dxa"/>
+              <w:left w:w="90" w:type="dxa"/>
+              <w:bottom w:w="70" w:type="dxa"/>
+              <w:right w:w="90" w:type="dxa"/>
+            </w:tcMar>
+            <w:vAlign w:val="center"/>
+          </w:tcPr>
+          <w:p>
+            <w:r>
+              <w:rPr>
+                <w:color w:val="000000"/>
+                <w:sz w:val="18"/>
+              </w:rPr>
+              <w:t>diaper</w:t>
+            </w:r>
+          </w:p>
+        </w:tc>
+        <w:tc>
+          <w:tcPr>
+            <w:tcW w:w="6000" w:type="dxa"/>
+            <w:tcBorders>
+              <w:top w:val="single" w:sz="6" w:space="0" w:color="808080"/>
+              <w:left w:val="single" w:sz="6" w:space="0" w:color="808080"/>
+              <w:bottom w:val="single" w:sz="6" w:space="0" w:color="808080"/>
+              <w:right w:val="single" w:sz="6" w:space="0" w:color="808080"/>
+            </w:tcBorders>
+            <w:tcMar>
+              <w:top w:w="70" w:type="dxa"/>
+              <w:left w:w="90" w:type="dxa"/>
+              <w:bottom w:w="70" w:type="dxa"/>
+              <w:right w:w="90" w:type="dxa"/>
+            </w:tcMar>
+            <w:vAlign w:val="center"/>
+          </w:tcPr>
+          <w:p>
+            <w:r>
+              <w:rPr>
+                <w:color w:val="000000"/>
+                <w:sz w:val="18"/>
+              </w:rPr>
+              <w:t>기저귀</w:t>
             </w:r>
           </w:p>
         </w:tc>
@@ -1628,71 +1466,69 @@
       <w:tr>
         <w:tc>
           <w:tcPr>
-            <w:tcW w:type="dxa" w:w="3000"/>
-            <w:vAlign w:val="center"/>
-            <w:tcMar>
-              <w:top w:w="70" w:type="dxa"/>
-              <w:bottom w:w="70" w:type="dxa"/>
-              <w:start w:w="90" w:type="dxa"/>
-              <w:end w:w="90" w:type="dxa"/>
-            </w:tcMar>
-            <w:tcBorders>
-              <w:top w:val="single" w:sz="6" w:color="808080"/>
-              <w:left w:val="single" w:sz="6" w:color="808080"/>
-              <w:bottom w:val="single" w:sz="6" w:color="808080"/>
-              <w:right w:val="single" w:sz="6" w:color="808080"/>
-              <w:insideH w:val="single" w:sz="6" w:color="808080"/>
-              <w:insideV w:val="single" w:sz="6" w:color="808080"/>
-            </w:tcBorders>
-          </w:tcPr>
-          <w:p>
-            <w:pPr>
-              <w:spacing w:after="0"/>
-            </w:pPr>
-            <w:r>
-              <w:rPr>
-                <w:rFonts w:ascii="Times New Roman" w:hAnsi="Times New Roman" w:eastAsia="Malgun Gothic"/>
-                <w:b w:val="0"/>
-                <w:i w:val="0"/>
-                <w:color w:val="000000"/>
-                <w:sz w:val="18"/>
-              </w:rPr>
-              <w:t>aisle</w:t>
-            </w:r>
-          </w:p>
-        </w:tc>
-        <w:tc>
-          <w:tcPr>
-            <w:tcW w:type="dxa" w:w="6000"/>
-            <w:vAlign w:val="center"/>
-            <w:tcMar>
-              <w:top w:w="70" w:type="dxa"/>
-              <w:bottom w:w="70" w:type="dxa"/>
-              <w:start w:w="90" w:type="dxa"/>
-              <w:end w:w="90" w:type="dxa"/>
-            </w:tcMar>
-            <w:tcBorders>
-              <w:top w:val="single" w:sz="6" w:color="808080"/>
-              <w:left w:val="single" w:sz="6" w:color="808080"/>
-              <w:bottom w:val="single" w:sz="6" w:color="808080"/>
-              <w:right w:val="single" w:sz="6" w:color="808080"/>
-              <w:insideH w:val="single" w:sz="6" w:color="808080"/>
-              <w:insideV w:val="single" w:sz="6" w:color="808080"/>
-            </w:tcBorders>
-          </w:tcPr>
-          <w:p>
-            <w:pPr>
-              <w:spacing w:after="0"/>
-            </w:pPr>
-            <w:r>
-              <w:rPr>
-                <w:rFonts w:ascii="Times New Roman" w:hAnsi="Times New Roman" w:eastAsia="Malgun Gothic"/>
-                <w:b w:val="0"/>
-                <w:i w:val="0"/>
-                <w:color w:val="000000"/>
-                <w:sz w:val="18"/>
-              </w:rPr>
-              <w:t>통로</w:t>
+            <w:tcW w:w="3000" w:type="dxa"/>
+            <w:tcBorders>
+              <w:top w:val="single" w:sz="6" w:space="0" w:color="808080"/>
+              <w:left w:val="single" w:sz="6" w:space="0" w:color="808080"/>
+              <w:bottom w:val="single" w:sz="6" w:space="0" w:color="808080"/>
+              <w:right w:val="single" w:sz="6" w:space="0" w:color="808080"/>
+            </w:tcBorders>
+            <w:tcMar>
+              <w:top w:w="70" w:type="dxa"/>
+              <w:left w:w="90" w:type="dxa"/>
+              <w:bottom w:w="70" w:type="dxa"/>
+              <w:right w:w="90" w:type="dxa"/>
+            </w:tcMar>
+            <w:vAlign w:val="center"/>
+          </w:tcPr>
+          <w:p>
+            <w:r>
+              <w:rPr>
+                <w:color w:val="000000"/>
+                <w:sz w:val="18"/>
+              </w:rPr>
+              <w:t>baby wipes</w:t>
+            </w:r>
+          </w:p>
+        </w:tc>
+        <w:tc>
+          <w:tcPr>
+            <w:tcW w:w="6000" w:type="dxa"/>
+            <w:tcBorders>
+              <w:top w:val="single" w:sz="6" w:space="0" w:color="808080"/>
+              <w:left w:val="single" w:sz="6" w:space="0" w:color="808080"/>
+              <w:bottom w:val="single" w:sz="6" w:space="0" w:color="808080"/>
+              <w:right w:val="single" w:sz="6" w:space="0" w:color="808080"/>
+            </w:tcBorders>
+            <w:tcMar>
+              <w:top w:w="70" w:type="dxa"/>
+              <w:left w:w="90" w:type="dxa"/>
+              <w:bottom w:w="70" w:type="dxa"/>
+              <w:right w:w="90" w:type="dxa"/>
+            </w:tcMar>
+            <w:vAlign w:val="center"/>
+          </w:tcPr>
+          <w:p>
+            <w:r>
+              <w:rPr>
+                <w:color w:val="000000"/>
+                <w:sz w:val="18"/>
+              </w:rPr>
+              <w:t>아기</w:t>
+            </w:r>
+            <w:r>
+              <w:rPr>
+                <w:color w:val="000000"/>
+                <w:sz w:val="18"/>
+              </w:rPr>
+              <w:t xml:space="preserve"> </w:t>
+            </w:r>
+            <w:r>
+              <w:rPr>
+                <w:color w:val="000000"/>
+                <w:sz w:val="18"/>
+              </w:rPr>
+              <w:t>물티슈</w:t>
             </w:r>
           </w:p>
         </w:tc>
@@ -1700,71 +1536,55 @@
       <w:tr>
         <w:tc>
           <w:tcPr>
-            <w:tcW w:type="dxa" w:w="3000"/>
-            <w:vAlign w:val="center"/>
-            <w:tcMar>
-              <w:top w:w="70" w:type="dxa"/>
-              <w:bottom w:w="70" w:type="dxa"/>
-              <w:start w:w="90" w:type="dxa"/>
-              <w:end w:w="90" w:type="dxa"/>
-            </w:tcMar>
-            <w:tcBorders>
-              <w:top w:val="single" w:sz="6" w:color="808080"/>
-              <w:left w:val="single" w:sz="6" w:color="808080"/>
-              <w:bottom w:val="single" w:sz="6" w:color="808080"/>
-              <w:right w:val="single" w:sz="6" w:color="808080"/>
-              <w:insideH w:val="single" w:sz="6" w:color="808080"/>
-              <w:insideV w:val="single" w:sz="6" w:color="808080"/>
-            </w:tcBorders>
-          </w:tcPr>
-          <w:p>
-            <w:pPr>
-              <w:spacing w:after="0"/>
-            </w:pPr>
-            <w:r>
-              <w:rPr>
-                <w:rFonts w:ascii="Times New Roman" w:hAnsi="Times New Roman" w:eastAsia="Malgun Gothic"/>
-                <w:b w:val="0"/>
-                <w:i w:val="0"/>
-                <w:color w:val="000000"/>
-                <w:sz w:val="18"/>
-              </w:rPr>
-              <w:t>bottled water</w:t>
-            </w:r>
-          </w:p>
-        </w:tc>
-        <w:tc>
-          <w:tcPr>
-            <w:tcW w:type="dxa" w:w="6000"/>
-            <w:vAlign w:val="center"/>
-            <w:tcMar>
-              <w:top w:w="70" w:type="dxa"/>
-              <w:bottom w:w="70" w:type="dxa"/>
-              <w:start w:w="90" w:type="dxa"/>
-              <w:end w:w="90" w:type="dxa"/>
-            </w:tcMar>
-            <w:tcBorders>
-              <w:top w:val="single" w:sz="6" w:color="808080"/>
-              <w:left w:val="single" w:sz="6" w:color="808080"/>
-              <w:bottom w:val="single" w:sz="6" w:color="808080"/>
-              <w:right w:val="single" w:sz="6" w:color="808080"/>
-              <w:insideH w:val="single" w:sz="6" w:color="808080"/>
-              <w:insideV w:val="single" w:sz="6" w:color="808080"/>
-            </w:tcBorders>
-          </w:tcPr>
-          <w:p>
-            <w:pPr>
-              <w:spacing w:after="0"/>
-            </w:pPr>
-            <w:r>
-              <w:rPr>
-                <w:rFonts w:ascii="Times New Roman" w:hAnsi="Times New Roman" w:eastAsia="Malgun Gothic"/>
-                <w:b w:val="0"/>
-                <w:i w:val="0"/>
-                <w:color w:val="000000"/>
-                <w:sz w:val="18"/>
-              </w:rPr>
-              <w:t>생수</w:t>
+            <w:tcW w:w="3000" w:type="dxa"/>
+            <w:tcBorders>
+              <w:top w:val="single" w:sz="6" w:space="0" w:color="808080"/>
+              <w:left w:val="single" w:sz="6" w:space="0" w:color="808080"/>
+              <w:bottom w:val="single" w:sz="6" w:space="0" w:color="808080"/>
+              <w:right w:val="single" w:sz="6" w:space="0" w:color="808080"/>
+            </w:tcBorders>
+            <w:tcMar>
+              <w:top w:w="70" w:type="dxa"/>
+              <w:left w:w="90" w:type="dxa"/>
+              <w:bottom w:w="70" w:type="dxa"/>
+              <w:right w:w="90" w:type="dxa"/>
+            </w:tcMar>
+            <w:vAlign w:val="center"/>
+          </w:tcPr>
+          <w:p>
+            <w:r>
+              <w:rPr>
+                <w:color w:val="000000"/>
+                <w:sz w:val="18"/>
+              </w:rPr>
+              <w:t>aisle</w:t>
+            </w:r>
+          </w:p>
+        </w:tc>
+        <w:tc>
+          <w:tcPr>
+            <w:tcW w:w="6000" w:type="dxa"/>
+            <w:tcBorders>
+              <w:top w:val="single" w:sz="6" w:space="0" w:color="808080"/>
+              <w:left w:val="single" w:sz="6" w:space="0" w:color="808080"/>
+              <w:bottom w:val="single" w:sz="6" w:space="0" w:color="808080"/>
+              <w:right w:val="single" w:sz="6" w:space="0" w:color="808080"/>
+            </w:tcBorders>
+            <w:tcMar>
+              <w:top w:w="70" w:type="dxa"/>
+              <w:left w:w="90" w:type="dxa"/>
+              <w:bottom w:w="70" w:type="dxa"/>
+              <w:right w:w="90" w:type="dxa"/>
+            </w:tcMar>
+            <w:vAlign w:val="center"/>
+          </w:tcPr>
+          <w:p>
+            <w:r>
+              <w:rPr>
+                <w:color w:val="000000"/>
+                <w:sz w:val="18"/>
+              </w:rPr>
+              <w:t>통로</w:t>
             </w:r>
           </w:p>
         </w:tc>
@@ -1772,71 +1592,55 @@
       <w:tr>
         <w:tc>
           <w:tcPr>
-            <w:tcW w:type="dxa" w:w="3000"/>
-            <w:vAlign w:val="center"/>
-            <w:tcMar>
-              <w:top w:w="70" w:type="dxa"/>
-              <w:bottom w:w="70" w:type="dxa"/>
-              <w:start w:w="90" w:type="dxa"/>
-              <w:end w:w="90" w:type="dxa"/>
-            </w:tcMar>
-            <w:tcBorders>
-              <w:top w:val="single" w:sz="6" w:color="808080"/>
-              <w:left w:val="single" w:sz="6" w:color="808080"/>
-              <w:bottom w:val="single" w:sz="6" w:color="808080"/>
-              <w:right w:val="single" w:sz="6" w:color="808080"/>
-              <w:insideH w:val="single" w:sz="6" w:color="808080"/>
-              <w:insideV w:val="single" w:sz="6" w:color="808080"/>
-            </w:tcBorders>
-          </w:tcPr>
-          <w:p>
-            <w:pPr>
-              <w:spacing w:after="0"/>
-            </w:pPr>
-            <w:r>
-              <w:rPr>
-                <w:rFonts w:ascii="Times New Roman" w:hAnsi="Times New Roman" w:eastAsia="Malgun Gothic"/>
-                <w:b w:val="0"/>
-                <w:i w:val="0"/>
-                <w:color w:val="000000"/>
-                <w:sz w:val="18"/>
-              </w:rPr>
-              <w:t>shampoo</w:t>
-            </w:r>
-          </w:p>
-        </w:tc>
-        <w:tc>
-          <w:tcPr>
-            <w:tcW w:type="dxa" w:w="6000"/>
-            <w:vAlign w:val="center"/>
-            <w:tcMar>
-              <w:top w:w="70" w:type="dxa"/>
-              <w:bottom w:w="70" w:type="dxa"/>
-              <w:start w:w="90" w:type="dxa"/>
-              <w:end w:w="90" w:type="dxa"/>
-            </w:tcMar>
-            <w:tcBorders>
-              <w:top w:val="single" w:sz="6" w:color="808080"/>
-              <w:left w:val="single" w:sz="6" w:color="808080"/>
-              <w:bottom w:val="single" w:sz="6" w:color="808080"/>
-              <w:right w:val="single" w:sz="6" w:color="808080"/>
-              <w:insideH w:val="single" w:sz="6" w:color="808080"/>
-              <w:insideV w:val="single" w:sz="6" w:color="808080"/>
-            </w:tcBorders>
-          </w:tcPr>
-          <w:p>
-            <w:pPr>
-              <w:spacing w:after="0"/>
-            </w:pPr>
-            <w:r>
-              <w:rPr>
-                <w:rFonts w:ascii="Times New Roman" w:hAnsi="Times New Roman" w:eastAsia="Malgun Gothic"/>
-                <w:b w:val="0"/>
-                <w:i w:val="0"/>
-                <w:color w:val="000000"/>
-                <w:sz w:val="18"/>
-              </w:rPr>
-              <w:t>샴푸</w:t>
+            <w:tcW w:w="3000" w:type="dxa"/>
+            <w:tcBorders>
+              <w:top w:val="single" w:sz="6" w:space="0" w:color="808080"/>
+              <w:left w:val="single" w:sz="6" w:space="0" w:color="808080"/>
+              <w:bottom w:val="single" w:sz="6" w:space="0" w:color="808080"/>
+              <w:right w:val="single" w:sz="6" w:space="0" w:color="808080"/>
+            </w:tcBorders>
+            <w:tcMar>
+              <w:top w:w="70" w:type="dxa"/>
+              <w:left w:w="90" w:type="dxa"/>
+              <w:bottom w:w="70" w:type="dxa"/>
+              <w:right w:w="90" w:type="dxa"/>
+            </w:tcMar>
+            <w:vAlign w:val="center"/>
+          </w:tcPr>
+          <w:p>
+            <w:r>
+              <w:rPr>
+                <w:color w:val="000000"/>
+                <w:sz w:val="18"/>
+              </w:rPr>
+              <w:t>whole milk</w:t>
+            </w:r>
+          </w:p>
+        </w:tc>
+        <w:tc>
+          <w:tcPr>
+            <w:tcW w:w="6000" w:type="dxa"/>
+            <w:tcBorders>
+              <w:top w:val="single" w:sz="6" w:space="0" w:color="808080"/>
+              <w:left w:val="single" w:sz="6" w:space="0" w:color="808080"/>
+              <w:bottom w:val="single" w:sz="6" w:space="0" w:color="808080"/>
+              <w:right w:val="single" w:sz="6" w:space="0" w:color="808080"/>
+            </w:tcBorders>
+            <w:tcMar>
+              <w:top w:w="70" w:type="dxa"/>
+              <w:left w:w="90" w:type="dxa"/>
+              <w:bottom w:w="70" w:type="dxa"/>
+              <w:right w:w="90" w:type="dxa"/>
+            </w:tcMar>
+            <w:vAlign w:val="center"/>
+          </w:tcPr>
+          <w:p>
+            <w:r>
+              <w:rPr>
+                <w:color w:val="000000"/>
+                <w:sz w:val="18"/>
+              </w:rPr>
+              <w:t>전지우유</w:t>
             </w:r>
           </w:p>
         </w:tc>
@@ -1844,71 +1648,69 @@
       <w:tr>
         <w:tc>
           <w:tcPr>
-            <w:tcW w:type="dxa" w:w="3000"/>
-            <w:vAlign w:val="center"/>
-            <w:tcMar>
-              <w:top w:w="70" w:type="dxa"/>
-              <w:bottom w:w="70" w:type="dxa"/>
-              <w:start w:w="90" w:type="dxa"/>
-              <w:end w:w="90" w:type="dxa"/>
-            </w:tcMar>
-            <w:tcBorders>
-              <w:top w:val="single" w:sz="6" w:color="808080"/>
-              <w:left w:val="single" w:sz="6" w:color="808080"/>
-              <w:bottom w:val="single" w:sz="6" w:color="808080"/>
-              <w:right w:val="single" w:sz="6" w:color="808080"/>
-              <w:insideH w:val="single" w:sz="6" w:color="808080"/>
-              <w:insideV w:val="single" w:sz="6" w:color="808080"/>
-            </w:tcBorders>
-          </w:tcPr>
-          <w:p>
-            <w:pPr>
-              <w:spacing w:after="0"/>
-            </w:pPr>
-            <w:r>
-              <w:rPr>
-                <w:rFonts w:ascii="Times New Roman" w:hAnsi="Times New Roman" w:eastAsia="Malgun Gothic"/>
-                <w:b w:val="0"/>
-                <w:i w:val="0"/>
-                <w:color w:val="000000"/>
-                <w:sz w:val="18"/>
-              </w:rPr>
-              <w:t>suitable for</w:t>
-            </w:r>
-          </w:p>
-        </w:tc>
-        <w:tc>
-          <w:tcPr>
-            <w:tcW w:type="dxa" w:w="6000"/>
-            <w:vAlign w:val="center"/>
-            <w:tcMar>
-              <w:top w:w="70" w:type="dxa"/>
-              <w:bottom w:w="70" w:type="dxa"/>
-              <w:start w:w="90" w:type="dxa"/>
-              <w:end w:w="90" w:type="dxa"/>
-            </w:tcMar>
-            <w:tcBorders>
-              <w:top w:val="single" w:sz="6" w:color="808080"/>
-              <w:left w:val="single" w:sz="6" w:color="808080"/>
-              <w:bottom w:val="single" w:sz="6" w:color="808080"/>
-              <w:right w:val="single" w:sz="6" w:color="808080"/>
-              <w:insideH w:val="single" w:sz="6" w:color="808080"/>
-              <w:insideV w:val="single" w:sz="6" w:color="808080"/>
-            </w:tcBorders>
-          </w:tcPr>
-          <w:p>
-            <w:pPr>
-              <w:spacing w:after="0"/>
-            </w:pPr>
-            <w:r>
-              <w:rPr>
-                <w:rFonts w:ascii="Times New Roman" w:hAnsi="Times New Roman" w:eastAsia="Malgun Gothic"/>
-                <w:b w:val="0"/>
-                <w:i w:val="0"/>
-                <w:color w:val="000000"/>
-                <w:sz w:val="18"/>
-              </w:rPr>
-              <w:t>~에 적합한</w:t>
+            <w:tcW w:w="3000" w:type="dxa"/>
+            <w:tcBorders>
+              <w:top w:val="single" w:sz="6" w:space="0" w:color="808080"/>
+              <w:left w:val="single" w:sz="6" w:space="0" w:color="808080"/>
+              <w:bottom w:val="single" w:sz="6" w:space="0" w:color="808080"/>
+              <w:right w:val="single" w:sz="6" w:space="0" w:color="808080"/>
+            </w:tcBorders>
+            <w:tcMar>
+              <w:top w:w="70" w:type="dxa"/>
+              <w:left w:w="90" w:type="dxa"/>
+              <w:bottom w:w="70" w:type="dxa"/>
+              <w:right w:w="90" w:type="dxa"/>
+            </w:tcMar>
+            <w:vAlign w:val="center"/>
+          </w:tcPr>
+          <w:p>
+            <w:r>
+              <w:rPr>
+                <w:color w:val="000000"/>
+                <w:sz w:val="18"/>
+              </w:rPr>
+              <w:t>refrigerated section</w:t>
+            </w:r>
+          </w:p>
+        </w:tc>
+        <w:tc>
+          <w:tcPr>
+            <w:tcW w:w="6000" w:type="dxa"/>
+            <w:tcBorders>
+              <w:top w:val="single" w:sz="6" w:space="0" w:color="808080"/>
+              <w:left w:val="single" w:sz="6" w:space="0" w:color="808080"/>
+              <w:bottom w:val="single" w:sz="6" w:space="0" w:color="808080"/>
+              <w:right w:val="single" w:sz="6" w:space="0" w:color="808080"/>
+            </w:tcBorders>
+            <w:tcMar>
+              <w:top w:w="70" w:type="dxa"/>
+              <w:left w:w="90" w:type="dxa"/>
+              <w:bottom w:w="70" w:type="dxa"/>
+              <w:right w:w="90" w:type="dxa"/>
+            </w:tcMar>
+            <w:vAlign w:val="center"/>
+          </w:tcPr>
+          <w:p>
+            <w:r>
+              <w:rPr>
+                <w:color w:val="000000"/>
+                <w:sz w:val="18"/>
+              </w:rPr>
+              <w:t>냉장</w:t>
+            </w:r>
+            <w:r>
+              <w:rPr>
+                <w:color w:val="000000"/>
+                <w:sz w:val="18"/>
+              </w:rPr>
+              <w:t xml:space="preserve"> </w:t>
+            </w:r>
+            <w:r>
+              <w:rPr>
+                <w:color w:val="000000"/>
+                <w:sz w:val="18"/>
+              </w:rPr>
+              <w:t>코너</w:t>
             </w:r>
           </w:p>
         </w:tc>
@@ -1916,71 +1718,76 @@
       <w:tr>
         <w:tc>
           <w:tcPr>
-            <w:tcW w:type="dxa" w:w="3000"/>
-            <w:vAlign w:val="center"/>
-            <w:tcMar>
-              <w:top w:w="70" w:type="dxa"/>
-              <w:bottom w:w="70" w:type="dxa"/>
-              <w:start w:w="90" w:type="dxa"/>
-              <w:end w:w="90" w:type="dxa"/>
-            </w:tcMar>
-            <w:tcBorders>
-              <w:top w:val="single" w:sz="6" w:color="808080"/>
-              <w:left w:val="single" w:sz="6" w:color="808080"/>
-              <w:bottom w:val="single" w:sz="6" w:color="808080"/>
-              <w:right w:val="single" w:sz="6" w:color="808080"/>
-              <w:insideH w:val="single" w:sz="6" w:color="808080"/>
-              <w:insideV w:val="single" w:sz="6" w:color="808080"/>
-            </w:tcBorders>
-          </w:tcPr>
-          <w:p>
-            <w:pPr>
-              <w:spacing w:after="0"/>
-            </w:pPr>
-            <w:r>
-              <w:rPr>
-                <w:rFonts w:ascii="Times New Roman" w:hAnsi="Times New Roman" w:eastAsia="Malgun Gothic"/>
-                <w:b w:val="0"/>
-                <w:i w:val="0"/>
-                <w:color w:val="000000"/>
-                <w:sz w:val="18"/>
-              </w:rPr>
-              <w:t>less sugar</w:t>
-            </w:r>
-          </w:p>
-        </w:tc>
-        <w:tc>
-          <w:tcPr>
-            <w:tcW w:type="dxa" w:w="6000"/>
-            <w:vAlign w:val="center"/>
-            <w:tcMar>
-              <w:top w:w="70" w:type="dxa"/>
-              <w:bottom w:w="70" w:type="dxa"/>
-              <w:start w:w="90" w:type="dxa"/>
-              <w:end w:w="90" w:type="dxa"/>
-            </w:tcMar>
-            <w:tcBorders>
-              <w:top w:val="single" w:sz="6" w:color="808080"/>
-              <w:left w:val="single" w:sz="6" w:color="808080"/>
-              <w:bottom w:val="single" w:sz="6" w:color="808080"/>
-              <w:right w:val="single" w:sz="6" w:color="808080"/>
-              <w:insideH w:val="single" w:sz="6" w:color="808080"/>
-              <w:insideV w:val="single" w:sz="6" w:color="808080"/>
-            </w:tcBorders>
-          </w:tcPr>
-          <w:p>
-            <w:pPr>
-              <w:spacing w:after="0"/>
-            </w:pPr>
-            <w:r>
-              <w:rPr>
-                <w:rFonts w:ascii="Times New Roman" w:hAnsi="Times New Roman" w:eastAsia="Malgun Gothic"/>
-                <w:b w:val="0"/>
-                <w:i w:val="0"/>
-                <w:color w:val="000000"/>
-                <w:sz w:val="18"/>
-              </w:rPr>
-              <w:t>당이 적은</w:t>
+            <w:tcW w:w="3000" w:type="dxa"/>
+            <w:tcBorders>
+              <w:top w:val="single" w:sz="6" w:space="0" w:color="808080"/>
+              <w:left w:val="single" w:sz="6" w:space="0" w:color="808080"/>
+              <w:bottom w:val="single" w:sz="6" w:space="0" w:color="808080"/>
+              <w:right w:val="single" w:sz="6" w:space="0" w:color="808080"/>
+            </w:tcBorders>
+            <w:tcMar>
+              <w:top w:w="70" w:type="dxa"/>
+              <w:left w:w="90" w:type="dxa"/>
+              <w:bottom w:w="70" w:type="dxa"/>
+              <w:right w:w="90" w:type="dxa"/>
+            </w:tcMar>
+            <w:vAlign w:val="center"/>
+          </w:tcPr>
+          <w:p>
+            <w:r>
+              <w:rPr>
+                <w:color w:val="000000"/>
+                <w:sz w:val="18"/>
+              </w:rPr>
+              <w:t>suitable for</w:t>
+            </w:r>
+          </w:p>
+        </w:tc>
+        <w:tc>
+          <w:tcPr>
+            <w:tcW w:w="6000" w:type="dxa"/>
+            <w:tcBorders>
+              <w:top w:val="single" w:sz="6" w:space="0" w:color="808080"/>
+              <w:left w:val="single" w:sz="6" w:space="0" w:color="808080"/>
+              <w:bottom w:val="single" w:sz="6" w:space="0" w:color="808080"/>
+              <w:right w:val="single" w:sz="6" w:space="0" w:color="808080"/>
+            </w:tcBorders>
+            <w:tcMar>
+              <w:top w:w="70" w:type="dxa"/>
+              <w:left w:w="90" w:type="dxa"/>
+              <w:bottom w:w="70" w:type="dxa"/>
+              <w:right w:w="90" w:type="dxa"/>
+            </w:tcMar>
+            <w:vAlign w:val="center"/>
+          </w:tcPr>
+          <w:p>
+            <w:r>
+              <w:rPr>
+                <w:color w:val="000000"/>
+                <w:sz w:val="18"/>
+              </w:rPr>
+              <w:t>~</w:t>
+            </w:r>
+            <w:r>
+              <w:rPr>
+                <w:color w:val="000000"/>
+                <w:sz w:val="18"/>
+              </w:rPr>
+              <w:t>에</w:t>
+            </w:r>
+            <w:r>
+              <w:rPr>
+                <w:color w:val="000000"/>
+                <w:sz w:val="18"/>
+              </w:rPr>
+              <w:t xml:space="preserve"> </w:t>
+            </w:r>
+            <w:r>
+              <w:rPr>
+                <w:color w:val="000000"/>
+                <w:sz w:val="18"/>
+              </w:rPr>
+              <w:t>적합한</w:t>
             </w:r>
           </w:p>
         </w:tc>
@@ -1992,25 +1799,19 @@
       </w:pPr>
     </w:p>
     <w:p>
-      <w:pPr>
-        <w:spacing w:after="0"/>
-      </w:pPr>
-      <w:r>
-        <w:rPr>
-          <w:rFonts w:ascii="Times New Roman" w:hAnsi="Times New Roman" w:eastAsia="Malgun Gothic"/>
+      <w:r>
+        <w:rPr>
           <w:b/>
-          <w:i w:val="0"/>
-          <w:color w:val="000000"/>
-          <w:sz w:val="20"/>
+          <w:color w:val="000000"/>
         </w:rPr>
         <w:t>Useful Expressions</w:t>
       </w:r>
     </w:p>
     <w:tbl>
       <w:tblPr>
-        <w:tblW w:type="dxa" w:w="9000"/>
+        <w:tblW w:w="9000" w:type="dxa"/>
         <w:tblLayout w:type="fixed"/>
-        <w:tblLook w:firstColumn="1" w:firstRow="1" w:lastColumn="0" w:lastRow="0" w:noHBand="0" w:noVBand="1" w:val="04A0"/>
+        <w:tblLook w:val="04A0" w:firstRow="1" w:lastRow="0" w:firstColumn="1" w:lastColumn="0" w:noHBand="0" w:noVBand="1"/>
       </w:tblPr>
       <w:tblGrid>
         <w:gridCol w:w="4800"/>
@@ -2019,33 +1820,26 @@
       <w:tr>
         <w:tc>
           <w:tcPr>
-            <w:tcW w:type="dxa" w:w="4800"/>
-            <w:vAlign w:val="center"/>
-            <w:tcMar>
-              <w:top w:w="70" w:type="dxa"/>
-              <w:bottom w:w="70" w:type="dxa"/>
-              <w:start w:w="90" w:type="dxa"/>
-              <w:end w:w="90" w:type="dxa"/>
-            </w:tcMar>
-            <w:shd w:val="clear" w:fill="F2F2F2"/>
-            <w:tcBorders>
-              <w:top w:val="single" w:sz="6" w:color="808080"/>
-              <w:left w:val="single" w:sz="6" w:color="808080"/>
-              <w:bottom w:val="single" w:sz="6" w:color="808080"/>
-              <w:right w:val="single" w:sz="6" w:color="808080"/>
-              <w:insideH w:val="single" w:sz="6" w:color="808080"/>
-              <w:insideV w:val="single" w:sz="6" w:color="808080"/>
-            </w:tcBorders>
-          </w:tcPr>
-          <w:p>
-            <w:pPr>
-              <w:spacing w:after="0"/>
-            </w:pPr>
-            <w:r>
-              <w:rPr>
-                <w:rFonts w:ascii="Times New Roman" w:hAnsi="Times New Roman" w:eastAsia="Malgun Gothic"/>
+            <w:tcW w:w="4800" w:type="dxa"/>
+            <w:tcBorders>
+              <w:top w:val="single" w:sz="6" w:space="0" w:color="808080"/>
+              <w:left w:val="single" w:sz="6" w:space="0" w:color="808080"/>
+              <w:bottom w:val="single" w:sz="6" w:space="0" w:color="808080"/>
+              <w:right w:val="single" w:sz="6" w:space="0" w:color="808080"/>
+            </w:tcBorders>
+            <w:shd w:val="clear" w:color="auto" w:fill="F2F2F2"/>
+            <w:tcMar>
+              <w:top w:w="70" w:type="dxa"/>
+              <w:left w:w="90" w:type="dxa"/>
+              <w:bottom w:w="70" w:type="dxa"/>
+              <w:right w:w="90" w:type="dxa"/>
+            </w:tcMar>
+            <w:vAlign w:val="center"/>
+          </w:tcPr>
+          <w:p>
+            <w:r>
+              <w:rPr>
                 <w:b/>
-                <w:i w:val="0"/>
                 <w:color w:val="000000"/>
                 <w:sz w:val="18"/>
               </w:rPr>
@@ -2055,33 +1849,26 @@
         </w:tc>
         <w:tc>
           <w:tcPr>
-            <w:tcW w:type="dxa" w:w="4200"/>
-            <w:vAlign w:val="center"/>
-            <w:tcMar>
-              <w:top w:w="70" w:type="dxa"/>
-              <w:bottom w:w="70" w:type="dxa"/>
-              <w:start w:w="90" w:type="dxa"/>
-              <w:end w:w="90" w:type="dxa"/>
-            </w:tcMar>
-            <w:shd w:val="clear" w:fill="F2F2F2"/>
-            <w:tcBorders>
-              <w:top w:val="single" w:sz="6" w:color="808080"/>
-              <w:left w:val="single" w:sz="6" w:color="808080"/>
-              <w:bottom w:val="single" w:sz="6" w:color="808080"/>
-              <w:right w:val="single" w:sz="6" w:color="808080"/>
-              <w:insideH w:val="single" w:sz="6" w:color="808080"/>
-              <w:insideV w:val="single" w:sz="6" w:color="808080"/>
-            </w:tcBorders>
-          </w:tcPr>
-          <w:p>
-            <w:pPr>
-              <w:spacing w:after="0"/>
-            </w:pPr>
-            <w:r>
-              <w:rPr>
-                <w:rFonts w:ascii="Times New Roman" w:hAnsi="Times New Roman" w:eastAsia="Malgun Gothic"/>
+            <w:tcW w:w="4200" w:type="dxa"/>
+            <w:tcBorders>
+              <w:top w:val="single" w:sz="6" w:space="0" w:color="808080"/>
+              <w:left w:val="single" w:sz="6" w:space="0" w:color="808080"/>
+              <w:bottom w:val="single" w:sz="6" w:space="0" w:color="808080"/>
+              <w:right w:val="single" w:sz="6" w:space="0" w:color="808080"/>
+            </w:tcBorders>
+            <w:shd w:val="clear" w:color="auto" w:fill="F2F2F2"/>
+            <w:tcMar>
+              <w:top w:w="70" w:type="dxa"/>
+              <w:left w:w="90" w:type="dxa"/>
+              <w:bottom w:w="70" w:type="dxa"/>
+              <w:right w:w="90" w:type="dxa"/>
+            </w:tcMar>
+            <w:vAlign w:val="center"/>
+          </w:tcPr>
+          <w:p>
+            <w:r>
+              <w:rPr>
                 <w:b/>
-                <w:i w:val="0"/>
                 <w:color w:val="000000"/>
                 <w:sz w:val="18"/>
               </w:rPr>
@@ -2093,71 +1880,133 @@
       <w:tr>
         <w:tc>
           <w:tcPr>
-            <w:tcW w:type="dxa" w:w="4800"/>
-            <w:vAlign w:val="center"/>
-            <w:tcMar>
-              <w:top w:w="70" w:type="dxa"/>
-              <w:bottom w:w="70" w:type="dxa"/>
-              <w:start w:w="90" w:type="dxa"/>
-              <w:end w:w="90" w:type="dxa"/>
-            </w:tcMar>
-            <w:tcBorders>
-              <w:top w:val="single" w:sz="6" w:color="808080"/>
-              <w:left w:val="single" w:sz="6" w:color="808080"/>
-              <w:bottom w:val="single" w:sz="6" w:color="808080"/>
-              <w:right w:val="single" w:sz="6" w:color="808080"/>
-              <w:insideH w:val="single" w:sz="6" w:color="808080"/>
-              <w:insideV w:val="single" w:sz="6" w:color="808080"/>
-            </w:tcBorders>
+            <w:tcW w:w="4800" w:type="dxa"/>
+            <w:tcBorders>
+              <w:top w:val="single" w:sz="6" w:space="0" w:color="808080"/>
+              <w:left w:val="single" w:sz="6" w:space="0" w:color="808080"/>
+              <w:bottom w:val="single" w:sz="6" w:space="0" w:color="808080"/>
+              <w:right w:val="single" w:sz="6" w:space="0" w:color="808080"/>
+            </w:tcBorders>
+            <w:tcMar>
+              <w:top w:w="70" w:type="dxa"/>
+              <w:left w:w="90" w:type="dxa"/>
+              <w:bottom w:w="70" w:type="dxa"/>
+              <w:right w:w="90" w:type="dxa"/>
+            </w:tcMar>
+            <w:vAlign w:val="center"/>
+          </w:tcPr>
+          <w:p>
+            <w:r>
+              <w:rPr>
+                <w:color w:val="000000"/>
+                <w:sz w:val="18"/>
+              </w:rPr>
+              <w:t>Where can I find diapers?</w:t>
+            </w:r>
+          </w:p>
+        </w:tc>
+        <w:tc>
+          <w:tcPr>
+            <w:tcW w:w="4200" w:type="dxa"/>
+            <w:tcBorders>
+              <w:top w:val="single" w:sz="6" w:space="0" w:color="808080"/>
+              <w:left w:val="single" w:sz="6" w:space="0" w:color="808080"/>
+              <w:bottom w:val="single" w:sz="6" w:space="0" w:color="808080"/>
+              <w:right w:val="single" w:sz="6" w:space="0" w:color="808080"/>
+            </w:tcBorders>
+            <w:tcMar>
+              <w:top w:w="70" w:type="dxa"/>
+              <w:left w:w="90" w:type="dxa"/>
+              <w:bottom w:w="70" w:type="dxa"/>
+              <w:right w:w="90" w:type="dxa"/>
+            </w:tcMar>
+            <w:vAlign w:val="center"/>
           </w:tcPr>
           <w:p>
             <w:pPr>
-              <w:spacing w:after="0"/>
+              <w:rPr>
+                <w:lang w:eastAsia="ko-KR"/>
+              </w:rPr>
             </w:pPr>
             <w:r>
               <w:rPr>
-                <w:rFonts w:ascii="Times New Roman" w:hAnsi="Times New Roman" w:eastAsia="Malgun Gothic"/>
-                <w:b w:val="0"/>
-                <w:i w:val="0"/>
-                <w:color w:val="000000"/>
-                <w:sz w:val="18"/>
-              </w:rPr>
-              <w:t>Where can I find travel-size toiletries?</w:t>
-            </w:r>
-          </w:p>
-        </w:tc>
-        <w:tc>
-          <w:tcPr>
-            <w:tcW w:type="dxa" w:w="4200"/>
-            <w:vAlign w:val="center"/>
-            <w:tcMar>
-              <w:top w:w="70" w:type="dxa"/>
-              <w:bottom w:w="70" w:type="dxa"/>
-              <w:start w:w="90" w:type="dxa"/>
-              <w:end w:w="90" w:type="dxa"/>
-            </w:tcMar>
-            <w:tcBorders>
-              <w:top w:val="single" w:sz="6" w:color="808080"/>
-              <w:left w:val="single" w:sz="6" w:color="808080"/>
-              <w:bottom w:val="single" w:sz="6" w:color="808080"/>
-              <w:right w:val="single" w:sz="6" w:color="808080"/>
-              <w:insideH w:val="single" w:sz="6" w:color="808080"/>
-              <w:insideV w:val="single" w:sz="6" w:color="808080"/>
-            </w:tcBorders>
-          </w:tcPr>
-          <w:p>
-            <w:pPr>
-              <w:spacing w:after="0"/>
-            </w:pPr>
-            <w:r>
-              <w:rPr>
-                <w:rFonts w:ascii="Times New Roman" w:hAnsi="Times New Roman" w:eastAsia="Malgun Gothic"/>
-                <w:b w:val="0"/>
-                <w:i w:val="0"/>
-                <w:color w:val="000000"/>
-                <w:sz w:val="18"/>
-              </w:rPr>
-              <w:t>여행용 세면도구는 어디에서 찾을 수 있나요?</w:t>
+                <w:color w:val="000000"/>
+                <w:sz w:val="18"/>
+                <w:lang w:eastAsia="ko-KR"/>
+              </w:rPr>
+              <w:t>기저귀는</w:t>
+            </w:r>
+            <w:r>
+              <w:rPr>
+                <w:color w:val="000000"/>
+                <w:sz w:val="18"/>
+                <w:lang w:eastAsia="ko-KR"/>
+              </w:rPr>
+              <w:t xml:space="preserve"> </w:t>
+            </w:r>
+            <w:r>
+              <w:rPr>
+                <w:color w:val="000000"/>
+                <w:sz w:val="18"/>
+                <w:lang w:eastAsia="ko-KR"/>
+              </w:rPr>
+              <w:t>어디에서</w:t>
+            </w:r>
+            <w:r>
+              <w:rPr>
+                <w:color w:val="000000"/>
+                <w:sz w:val="18"/>
+                <w:lang w:eastAsia="ko-KR"/>
+              </w:rPr>
+              <w:t xml:space="preserve"> </w:t>
+            </w:r>
+            <w:r>
+              <w:rPr>
+                <w:color w:val="000000"/>
+                <w:sz w:val="18"/>
+                <w:lang w:eastAsia="ko-KR"/>
+              </w:rPr>
+              <w:t>찾을</w:t>
+            </w:r>
+            <w:r>
+              <w:rPr>
+                <w:color w:val="000000"/>
+                <w:sz w:val="18"/>
+                <w:lang w:eastAsia="ko-KR"/>
+              </w:rPr>
+              <w:t xml:space="preserve"> </w:t>
+            </w:r>
+            <w:r>
+              <w:rPr>
+                <w:color w:val="000000"/>
+                <w:sz w:val="18"/>
+                <w:lang w:eastAsia="ko-KR"/>
+              </w:rPr>
+              <w:t>수</w:t>
+            </w:r>
+            <w:r>
+              <w:rPr>
+                <w:color w:val="000000"/>
+                <w:sz w:val="18"/>
+                <w:lang w:eastAsia="ko-KR"/>
+              </w:rPr>
+              <w:t xml:space="preserve"> </w:t>
+            </w:r>
+            <w:r>
+              <w:rPr>
+                <w:color w:val="000000"/>
+                <w:sz w:val="18"/>
+                <w:lang w:eastAsia="ko-KR"/>
+              </w:rPr>
+              <w:t>있나요</w:t>
+            </w:r>
+            <w:r>
+              <w:rPr>
+                <w:color w:val="000000"/>
+                <w:sz w:val="18"/>
+                <w:lang w:eastAsia="ko-KR"/>
+              </w:rPr>
+              <w:t>?</w:t>
             </w:r>
           </w:p>
         </w:tc>
@@ -2165,71 +2014,117 @@
       <w:tr>
         <w:tc>
           <w:tcPr>
-            <w:tcW w:type="dxa" w:w="4800"/>
-            <w:vAlign w:val="center"/>
-            <w:tcMar>
-              <w:top w:w="70" w:type="dxa"/>
-              <w:bottom w:w="70" w:type="dxa"/>
-              <w:start w:w="90" w:type="dxa"/>
-              <w:end w:w="90" w:type="dxa"/>
-            </w:tcMar>
-            <w:tcBorders>
-              <w:top w:val="single" w:sz="6" w:color="808080"/>
-              <w:left w:val="single" w:sz="6" w:color="808080"/>
-              <w:bottom w:val="single" w:sz="6" w:color="808080"/>
-              <w:right w:val="single" w:sz="6" w:color="808080"/>
-              <w:insideH w:val="single" w:sz="6" w:color="808080"/>
-              <w:insideV w:val="single" w:sz="6" w:color="808080"/>
-            </w:tcBorders>
+            <w:tcW w:w="4800" w:type="dxa"/>
+            <w:tcBorders>
+              <w:top w:val="single" w:sz="6" w:space="0" w:color="808080"/>
+              <w:left w:val="single" w:sz="6" w:space="0" w:color="808080"/>
+              <w:bottom w:val="single" w:sz="6" w:space="0" w:color="808080"/>
+              <w:right w:val="single" w:sz="6" w:space="0" w:color="808080"/>
+            </w:tcBorders>
+            <w:tcMar>
+              <w:top w:w="70" w:type="dxa"/>
+              <w:left w:w="90" w:type="dxa"/>
+              <w:bottom w:w="70" w:type="dxa"/>
+              <w:right w:w="90" w:type="dxa"/>
+            </w:tcMar>
+            <w:vAlign w:val="center"/>
+          </w:tcPr>
+          <w:p>
+            <w:r>
+              <w:rPr>
+                <w:color w:val="000000"/>
+                <w:sz w:val="18"/>
+              </w:rPr>
+              <w:t>Is this suitable for children?</w:t>
+            </w:r>
+          </w:p>
+        </w:tc>
+        <w:tc>
+          <w:tcPr>
+            <w:tcW w:w="4200" w:type="dxa"/>
+            <w:tcBorders>
+              <w:top w:val="single" w:sz="6" w:space="0" w:color="808080"/>
+              <w:left w:val="single" w:sz="6" w:space="0" w:color="808080"/>
+              <w:bottom w:val="single" w:sz="6" w:space="0" w:color="808080"/>
+              <w:right w:val="single" w:sz="6" w:space="0" w:color="808080"/>
+            </w:tcBorders>
+            <w:tcMar>
+              <w:top w:w="70" w:type="dxa"/>
+              <w:left w:w="90" w:type="dxa"/>
+              <w:bottom w:w="70" w:type="dxa"/>
+              <w:right w:w="90" w:type="dxa"/>
+            </w:tcMar>
+            <w:vAlign w:val="center"/>
           </w:tcPr>
           <w:p>
             <w:pPr>
-              <w:spacing w:after="0"/>
+              <w:rPr>
+                <w:lang w:eastAsia="ko-KR"/>
+              </w:rPr>
             </w:pPr>
             <w:r>
               <w:rPr>
-                <w:rFonts w:ascii="Times New Roman" w:hAnsi="Times New Roman" w:eastAsia="Malgun Gothic"/>
-                <w:b w:val="0"/>
-                <w:i w:val="0"/>
-                <w:color w:val="000000"/>
-                <w:sz w:val="18"/>
-              </w:rPr>
-              <w:t>Is this suitable for vegetarians?</w:t>
-            </w:r>
-          </w:p>
-        </w:tc>
-        <w:tc>
-          <w:tcPr>
-            <w:tcW w:type="dxa" w:w="4200"/>
-            <w:vAlign w:val="center"/>
-            <w:tcMar>
-              <w:top w:w="70" w:type="dxa"/>
-              <w:bottom w:w="70" w:type="dxa"/>
-              <w:start w:w="90" w:type="dxa"/>
-              <w:end w:w="90" w:type="dxa"/>
-            </w:tcMar>
-            <w:tcBorders>
-              <w:top w:val="single" w:sz="6" w:color="808080"/>
-              <w:left w:val="single" w:sz="6" w:color="808080"/>
-              <w:bottom w:val="single" w:sz="6" w:color="808080"/>
-              <w:right w:val="single" w:sz="6" w:color="808080"/>
-              <w:insideH w:val="single" w:sz="6" w:color="808080"/>
-              <w:insideV w:val="single" w:sz="6" w:color="808080"/>
-            </w:tcBorders>
-          </w:tcPr>
-          <w:p>
-            <w:pPr>
-              <w:spacing w:after="0"/>
-            </w:pPr>
-            <w:r>
-              <w:rPr>
-                <w:rFonts w:ascii="Times New Roman" w:hAnsi="Times New Roman" w:eastAsia="Malgun Gothic"/>
-                <w:b w:val="0"/>
-                <w:i w:val="0"/>
-                <w:color w:val="000000"/>
-                <w:sz w:val="18"/>
-              </w:rPr>
-              <w:t>이것은 채식주의자에게 적합한가요?</w:t>
+                <w:color w:val="000000"/>
+                <w:sz w:val="18"/>
+                <w:lang w:eastAsia="ko-KR"/>
+              </w:rPr>
+              <w:t>이것은</w:t>
+            </w:r>
+            <w:r>
+              <w:rPr>
+                <w:color w:val="000000"/>
+                <w:sz w:val="18"/>
+                <w:lang w:eastAsia="ko-KR"/>
+              </w:rPr>
+              <w:t xml:space="preserve"> </w:t>
+            </w:r>
+            <w:r>
+              <w:rPr>
+                <w:color w:val="000000"/>
+                <w:sz w:val="18"/>
+                <w:lang w:eastAsia="ko-KR"/>
+              </w:rPr>
+              <w:t>아이가</w:t>
+            </w:r>
+            <w:r>
+              <w:rPr>
+                <w:color w:val="000000"/>
+                <w:sz w:val="18"/>
+                <w:lang w:eastAsia="ko-KR"/>
+              </w:rPr>
+              <w:t xml:space="preserve"> </w:t>
+            </w:r>
+            <w:r>
+              <w:rPr>
+                <w:color w:val="000000"/>
+                <w:sz w:val="18"/>
+                <w:lang w:eastAsia="ko-KR"/>
+              </w:rPr>
+              <w:t>먹기에</w:t>
+            </w:r>
+            <w:r>
+              <w:rPr>
+                <w:color w:val="000000"/>
+                <w:sz w:val="18"/>
+                <w:lang w:eastAsia="ko-KR"/>
+              </w:rPr>
+              <w:t xml:space="preserve"> </w:t>
+            </w:r>
+            <w:r>
+              <w:rPr>
+                <w:color w:val="000000"/>
+                <w:sz w:val="18"/>
+                <w:lang w:eastAsia="ko-KR"/>
+              </w:rPr>
+              <w:t>적합한가요</w:t>
+            </w:r>
+            <w:r>
+              <w:rPr>
+                <w:color w:val="000000"/>
+                <w:sz w:val="18"/>
+                <w:lang w:eastAsia="ko-KR"/>
+              </w:rPr>
+              <w:t>?</w:t>
             </w:r>
           </w:p>
         </w:tc>
@@ -2237,71 +2132,133 @@
       <w:tr>
         <w:tc>
           <w:tcPr>
-            <w:tcW w:type="dxa" w:w="4800"/>
-            <w:vAlign w:val="center"/>
-            <w:tcMar>
-              <w:top w:w="70" w:type="dxa"/>
-              <w:bottom w:w="70" w:type="dxa"/>
-              <w:start w:w="90" w:type="dxa"/>
-              <w:end w:w="90" w:type="dxa"/>
-            </w:tcMar>
-            <w:tcBorders>
-              <w:top w:val="single" w:sz="6" w:color="808080"/>
-              <w:left w:val="single" w:sz="6" w:color="808080"/>
-              <w:bottom w:val="single" w:sz="6" w:color="808080"/>
-              <w:right w:val="single" w:sz="6" w:color="808080"/>
-              <w:insideH w:val="single" w:sz="6" w:color="808080"/>
-              <w:insideV w:val="single" w:sz="6" w:color="808080"/>
-            </w:tcBorders>
+            <w:tcW w:w="4800" w:type="dxa"/>
+            <w:tcBorders>
+              <w:top w:val="single" w:sz="6" w:space="0" w:color="808080"/>
+              <w:left w:val="single" w:sz="6" w:space="0" w:color="808080"/>
+              <w:bottom w:val="single" w:sz="6" w:space="0" w:color="808080"/>
+              <w:right w:val="single" w:sz="6" w:space="0" w:color="808080"/>
+            </w:tcBorders>
+            <w:tcMar>
+              <w:top w:w="70" w:type="dxa"/>
+              <w:left w:w="90" w:type="dxa"/>
+              <w:bottom w:w="70" w:type="dxa"/>
+              <w:right w:w="90" w:type="dxa"/>
+            </w:tcMar>
+            <w:vAlign w:val="center"/>
+          </w:tcPr>
+          <w:p>
+            <w:r>
+              <w:rPr>
+                <w:color w:val="000000"/>
+                <w:sz w:val="18"/>
+              </w:rPr>
+              <w:t>This one has less sugar.</w:t>
+            </w:r>
+          </w:p>
+        </w:tc>
+        <w:tc>
+          <w:tcPr>
+            <w:tcW w:w="4200" w:type="dxa"/>
+            <w:tcBorders>
+              <w:top w:val="single" w:sz="6" w:space="0" w:color="808080"/>
+              <w:left w:val="single" w:sz="6" w:space="0" w:color="808080"/>
+              <w:bottom w:val="single" w:sz="6" w:space="0" w:color="808080"/>
+              <w:right w:val="single" w:sz="6" w:space="0" w:color="808080"/>
+            </w:tcBorders>
+            <w:tcMar>
+              <w:top w:w="70" w:type="dxa"/>
+              <w:left w:w="90" w:type="dxa"/>
+              <w:bottom w:w="70" w:type="dxa"/>
+              <w:right w:w="90" w:type="dxa"/>
+            </w:tcMar>
+            <w:vAlign w:val="center"/>
           </w:tcPr>
           <w:p>
             <w:pPr>
-              <w:spacing w:after="0"/>
+              <w:rPr>
+                <w:lang w:eastAsia="ko-KR"/>
+              </w:rPr>
             </w:pPr>
             <w:r>
               <w:rPr>
-                <w:rFonts w:ascii="Times New Roman" w:hAnsi="Times New Roman" w:eastAsia="Malgun Gothic"/>
-                <w:b w:val="0"/>
-                <w:i w:val="0"/>
-                <w:color w:val="000000"/>
-                <w:sz w:val="18"/>
-              </w:rPr>
-              <w:t>This one has less sugar.</w:t>
-            </w:r>
-          </w:p>
-        </w:tc>
-        <w:tc>
-          <w:tcPr>
-            <w:tcW w:type="dxa" w:w="4200"/>
-            <w:vAlign w:val="center"/>
-            <w:tcMar>
-              <w:top w:w="70" w:type="dxa"/>
-              <w:bottom w:w="70" w:type="dxa"/>
-              <w:start w:w="90" w:type="dxa"/>
-              <w:end w:w="90" w:type="dxa"/>
-            </w:tcMar>
-            <w:tcBorders>
-              <w:top w:val="single" w:sz="6" w:color="808080"/>
-              <w:left w:val="single" w:sz="6" w:color="808080"/>
-              <w:bottom w:val="single" w:sz="6" w:color="808080"/>
-              <w:right w:val="single" w:sz="6" w:color="808080"/>
-              <w:insideH w:val="single" w:sz="6" w:color="808080"/>
-              <w:insideV w:val="single" w:sz="6" w:color="808080"/>
-            </w:tcBorders>
-          </w:tcPr>
-          <w:p>
-            <w:pPr>
-              <w:spacing w:after="0"/>
-            </w:pPr>
-            <w:r>
-              <w:rPr>
-                <w:rFonts w:ascii="Times New Roman" w:hAnsi="Times New Roman" w:eastAsia="Malgun Gothic"/>
-                <w:b w:val="0"/>
-                <w:i w:val="0"/>
-                <w:color w:val="000000"/>
-                <w:sz w:val="18"/>
-              </w:rPr>
-              <w:t>이 제품은 당이 더 적어요.</w:t>
+                <w:color w:val="000000"/>
+                <w:sz w:val="18"/>
+                <w:lang w:eastAsia="ko-KR"/>
+              </w:rPr>
+              <w:t>이</w:t>
+            </w:r>
+            <w:r>
+              <w:rPr>
+                <w:color w:val="000000"/>
+                <w:sz w:val="18"/>
+                <w:lang w:eastAsia="ko-KR"/>
+              </w:rPr>
+              <w:t xml:space="preserve"> </w:t>
+            </w:r>
+            <w:r>
+              <w:rPr>
+                <w:color w:val="000000"/>
+                <w:sz w:val="18"/>
+                <w:lang w:eastAsia="ko-KR"/>
+              </w:rPr>
+              <w:t>제품은</w:t>
+            </w:r>
+            <w:r>
+              <w:rPr>
+                <w:color w:val="000000"/>
+                <w:sz w:val="18"/>
+                <w:lang w:eastAsia="ko-KR"/>
+              </w:rPr>
+              <w:t xml:space="preserve"> </w:t>
+            </w:r>
+            <w:r>
+              <w:rPr>
+                <w:color w:val="000000"/>
+                <w:sz w:val="18"/>
+                <w:lang w:eastAsia="ko-KR"/>
+              </w:rPr>
+              <w:t>당이</w:t>
+            </w:r>
+            <w:r>
+              <w:rPr>
+                <w:color w:val="000000"/>
+                <w:sz w:val="18"/>
+                <w:lang w:eastAsia="ko-KR"/>
+              </w:rPr>
+              <w:t xml:space="preserve"> </w:t>
+            </w:r>
+            <w:r>
+              <w:rPr>
+                <w:color w:val="000000"/>
+                <w:sz w:val="18"/>
+                <w:lang w:eastAsia="ko-KR"/>
+              </w:rPr>
+              <w:t>더</w:t>
+            </w:r>
+            <w:r>
+              <w:rPr>
+                <w:color w:val="000000"/>
+                <w:sz w:val="18"/>
+                <w:lang w:eastAsia="ko-KR"/>
+              </w:rPr>
+              <w:t xml:space="preserve"> </w:t>
+            </w:r>
+            <w:r>
+              <w:rPr>
+                <w:color w:val="000000"/>
+                <w:sz w:val="18"/>
+                <w:lang w:eastAsia="ko-KR"/>
+              </w:rPr>
+              <w:t>적어요</w:t>
+            </w:r>
+            <w:r>
+              <w:rPr>
+                <w:color w:val="000000"/>
+                <w:sz w:val="18"/>
+                <w:lang w:eastAsia="ko-KR"/>
+              </w:rPr>
+              <w:t>.</w:t>
             </w:r>
           </w:p>
         </w:tc>
@@ -2310,6 +2267,9 @@
     <w:p>
       <w:pPr>
         <w:spacing w:after="100"/>
+        <w:rPr>
+          <w:lang w:eastAsia="ko-KR"/>
+        </w:rPr>
       </w:pPr>
     </w:p>
     <w:p>
@@ -2318,7 +2278,6 @@
       </w:pPr>
       <w:r>
         <w:rPr>
-          <w:rFonts w:ascii="Times New Roman" w:hAnsi="Times New Roman" w:eastAsia="Malgun Gothic"/>
           <w:b/>
           <w:i/>
           <w:color w:val="000000"/>
@@ -2328,176 +2287,106 @@
       </w:r>
     </w:p>
     <w:p>
-      <w:pPr>
-        <w:spacing w:after="0"/>
-      </w:pPr>
-      <w:r>
-        <w:rPr>
-          <w:rFonts w:ascii="Times New Roman" w:hAnsi="Times New Roman" w:eastAsia="Malgun Gothic"/>
+      <w:r>
+        <w:rPr>
           <w:b/>
-          <w:i w:val="0"/>
-          <w:color w:val="000000"/>
-          <w:sz w:val="20"/>
+          <w:color w:val="000000"/>
         </w:rPr>
         <w:t xml:space="preserve">Cashier: </w:t>
       </w:r>
       <w:r>
         <w:rPr>
-          <w:rFonts w:ascii="Times New Roman" w:hAnsi="Times New Roman" w:eastAsia="Malgun Gothic"/>
-          <w:b w:val="0"/>
-          <w:i w:val="0"/>
-          <w:color w:val="000000"/>
-          <w:sz w:val="20"/>
+          <w:color w:val="000000"/>
         </w:rPr>
         <w:t>How would you like to pay?</w:t>
       </w:r>
     </w:p>
     <w:p>
-      <w:pPr>
-        <w:spacing w:after="0"/>
-      </w:pPr>
-      <w:r>
-        <w:rPr>
-          <w:rFonts w:ascii="Times New Roman" w:hAnsi="Times New Roman" w:eastAsia="Malgun Gothic"/>
+      <w:r>
+        <w:rPr>
           <w:b/>
-          <w:i w:val="0"/>
-          <w:color w:val="000000"/>
-          <w:sz w:val="20"/>
+          <w:color w:val="000000"/>
         </w:rPr>
         <w:t xml:space="preserve">Customer: </w:t>
       </w:r>
       <w:r>
         <w:rPr>
-          <w:rFonts w:ascii="Times New Roman" w:hAnsi="Times New Roman" w:eastAsia="Malgun Gothic"/>
-          <w:b w:val="0"/>
-          <w:i w:val="0"/>
-          <w:color w:val="000000"/>
-          <w:sz w:val="20"/>
+          <w:color w:val="000000"/>
         </w:rPr>
         <w:t>By card, please. Do you accept contactless payment?</w:t>
       </w:r>
     </w:p>
     <w:p>
-      <w:pPr>
-        <w:spacing w:after="0"/>
-      </w:pPr>
-      <w:r>
-        <w:rPr>
-          <w:rFonts w:ascii="Times New Roman" w:hAnsi="Times New Roman" w:eastAsia="Malgun Gothic"/>
+      <w:r>
+        <w:rPr>
           <w:b/>
-          <w:i w:val="0"/>
-          <w:color w:val="000000"/>
-          <w:sz w:val="20"/>
+          <w:color w:val="000000"/>
         </w:rPr>
         <w:t xml:space="preserve">Cashier: </w:t>
       </w:r>
       <w:r>
         <w:rPr>
-          <w:rFonts w:ascii="Times New Roman" w:hAnsi="Times New Roman" w:eastAsia="Malgun Gothic"/>
-          <w:b w:val="0"/>
-          <w:i w:val="0"/>
-          <w:color w:val="000000"/>
-          <w:sz w:val="20"/>
+          <w:color w:val="000000"/>
         </w:rPr>
         <w:t>Yes. Please tap your card here.</w:t>
       </w:r>
     </w:p>
     <w:p>
-      <w:pPr>
-        <w:spacing w:after="0"/>
-      </w:pPr>
-      <w:r>
-        <w:rPr>
-          <w:rFonts w:ascii="Times New Roman" w:hAnsi="Times New Roman" w:eastAsia="Malgun Gothic"/>
+      <w:r>
+        <w:rPr>
           <w:b/>
-          <w:i w:val="0"/>
-          <w:color w:val="000000"/>
-          <w:sz w:val="20"/>
+          <w:color w:val="000000"/>
         </w:rPr>
         <w:t xml:space="preserve">Customer: </w:t>
       </w:r>
       <w:r>
         <w:rPr>
-          <w:rFonts w:ascii="Times New Roman" w:hAnsi="Times New Roman" w:eastAsia="Malgun Gothic"/>
-          <w:b w:val="0"/>
-          <w:i w:val="0"/>
-          <w:color w:val="000000"/>
-          <w:sz w:val="20"/>
+          <w:color w:val="000000"/>
         </w:rPr>
         <w:t>Could I have a receipt, please?</w:t>
       </w:r>
     </w:p>
     <w:p>
-      <w:pPr>
-        <w:spacing w:after="0"/>
-      </w:pPr>
-      <w:r>
-        <w:rPr>
-          <w:rFonts w:ascii="Times New Roman" w:hAnsi="Times New Roman" w:eastAsia="Malgun Gothic"/>
+      <w:r>
+        <w:rPr>
           <w:b/>
-          <w:i w:val="0"/>
-          <w:color w:val="000000"/>
-          <w:sz w:val="20"/>
+          <w:color w:val="000000"/>
         </w:rPr>
         <w:t xml:space="preserve">Cashier: </w:t>
       </w:r>
       <w:r>
         <w:rPr>
-          <w:rFonts w:ascii="Times New Roman" w:hAnsi="Times New Roman" w:eastAsia="Malgun Gothic"/>
-          <w:b w:val="0"/>
-          <w:i w:val="0"/>
-          <w:color w:val="000000"/>
-          <w:sz w:val="20"/>
+          <w:color w:val="000000"/>
         </w:rPr>
         <w:t>Of course.</w:t>
       </w:r>
     </w:p>
     <w:p>
-      <w:pPr>
-        <w:spacing w:after="0"/>
-      </w:pPr>
-      <w:r>
-        <w:rPr>
-          <w:rFonts w:ascii="Times New Roman" w:hAnsi="Times New Roman" w:eastAsia="Malgun Gothic"/>
+      <w:r>
+        <w:rPr>
           <w:b/>
-          <w:i w:val="0"/>
-          <w:color w:val="000000"/>
-          <w:sz w:val="20"/>
+          <w:color w:val="000000"/>
         </w:rPr>
         <w:t xml:space="preserve">Customer: </w:t>
       </w:r>
       <w:r>
         <w:rPr>
-          <w:rFonts w:ascii="Times New Roman" w:hAnsi="Times New Roman" w:eastAsia="Malgun Gothic"/>
-          <w:b w:val="0"/>
-          <w:i w:val="0"/>
-          <w:color w:val="000000"/>
-          <w:sz w:val="20"/>
+          <w:color w:val="000000"/>
         </w:rPr>
         <w:t>Also, can I return this if it doesn't fit?</w:t>
       </w:r>
     </w:p>
     <w:p>
-      <w:pPr>
-        <w:spacing w:after="0"/>
-      </w:pPr>
-      <w:r>
-        <w:rPr>
-          <w:rFonts w:ascii="Times New Roman" w:hAnsi="Times New Roman" w:eastAsia="Malgun Gothic"/>
+      <w:r>
+        <w:rPr>
           <w:b/>
-          <w:i w:val="0"/>
-          <w:color w:val="000000"/>
-          <w:sz w:val="20"/>
+          <w:color w:val="000000"/>
         </w:rPr>
         <w:t xml:space="preserve">Cashier: </w:t>
       </w:r>
       <w:r>
         <w:rPr>
-          <w:rFonts w:ascii="Times New Roman" w:hAnsi="Times New Roman" w:eastAsia="Malgun Gothic"/>
-          <w:b w:val="0"/>
-          <w:i w:val="0"/>
-          <w:color w:val="000000"/>
-          <w:sz w:val="20"/>
+          <w:color w:val="000000"/>
         </w:rPr>
         <w:t>Yes. Please keep the receipt and return it within fourteen days.</w:t>
       </w:r>
@@ -2508,25 +2397,19 @@
       </w:pPr>
     </w:p>
     <w:p>
-      <w:pPr>
-        <w:spacing w:after="0"/>
-      </w:pPr>
-      <w:r>
-        <w:rPr>
-          <w:rFonts w:ascii="Times New Roman" w:hAnsi="Times New Roman" w:eastAsia="Malgun Gothic"/>
+      <w:r>
+        <w:rPr>
           <w:b/>
-          <w:i w:val="0"/>
-          <w:color w:val="000000"/>
-          <w:sz w:val="20"/>
+          <w:color w:val="000000"/>
         </w:rPr>
         <w:t>Vocabulary</w:t>
       </w:r>
     </w:p>
     <w:tbl>
       <w:tblPr>
-        <w:tblW w:type="dxa" w:w="9000"/>
+        <w:tblW w:w="9000" w:type="dxa"/>
         <w:tblLayout w:type="fixed"/>
-        <w:tblLook w:firstColumn="1" w:firstRow="1" w:lastColumn="0" w:lastRow="0" w:noHBand="0" w:noVBand="1" w:val="04A0"/>
+        <w:tblLook w:val="04A0" w:firstRow="1" w:lastRow="0" w:firstColumn="1" w:lastColumn="0" w:noHBand="0" w:noVBand="1"/>
       </w:tblPr>
       <w:tblGrid>
         <w:gridCol w:w="3000"/>
@@ -2535,33 +2418,26 @@
       <w:tr>
         <w:tc>
           <w:tcPr>
-            <w:tcW w:type="dxa" w:w="3000"/>
-            <w:vAlign w:val="center"/>
-            <w:tcMar>
-              <w:top w:w="70" w:type="dxa"/>
-              <w:bottom w:w="70" w:type="dxa"/>
-              <w:start w:w="90" w:type="dxa"/>
-              <w:end w:w="90" w:type="dxa"/>
-            </w:tcMar>
-            <w:shd w:val="clear" w:fill="F2F2F2"/>
-            <w:tcBorders>
-              <w:top w:val="single" w:sz="6" w:color="808080"/>
-              <w:left w:val="single" w:sz="6" w:color="808080"/>
-              <w:bottom w:val="single" w:sz="6" w:color="808080"/>
-              <w:right w:val="single" w:sz="6" w:color="808080"/>
-              <w:insideH w:val="single" w:sz="6" w:color="808080"/>
-              <w:insideV w:val="single" w:sz="6" w:color="808080"/>
-            </w:tcBorders>
-          </w:tcPr>
-          <w:p>
-            <w:pPr>
-              <w:spacing w:after="0"/>
-            </w:pPr>
-            <w:r>
-              <w:rPr>
-                <w:rFonts w:ascii="Times New Roman" w:hAnsi="Times New Roman" w:eastAsia="Malgun Gothic"/>
+            <w:tcW w:w="3000" w:type="dxa"/>
+            <w:tcBorders>
+              <w:top w:val="single" w:sz="6" w:space="0" w:color="808080"/>
+              <w:left w:val="single" w:sz="6" w:space="0" w:color="808080"/>
+              <w:bottom w:val="single" w:sz="6" w:space="0" w:color="808080"/>
+              <w:right w:val="single" w:sz="6" w:space="0" w:color="808080"/>
+            </w:tcBorders>
+            <w:shd w:val="clear" w:color="auto" w:fill="F2F2F2"/>
+            <w:tcMar>
+              <w:top w:w="70" w:type="dxa"/>
+              <w:left w:w="90" w:type="dxa"/>
+              <w:bottom w:w="70" w:type="dxa"/>
+              <w:right w:w="90" w:type="dxa"/>
+            </w:tcMar>
+            <w:vAlign w:val="center"/>
+          </w:tcPr>
+          <w:p>
+            <w:r>
+              <w:rPr>
                 <w:b/>
-                <w:i w:val="0"/>
                 <w:color w:val="000000"/>
                 <w:sz w:val="18"/>
               </w:rPr>
@@ -2571,33 +2447,26 @@
         </w:tc>
         <w:tc>
           <w:tcPr>
-            <w:tcW w:type="dxa" w:w="6000"/>
-            <w:vAlign w:val="center"/>
-            <w:tcMar>
-              <w:top w:w="70" w:type="dxa"/>
-              <w:bottom w:w="70" w:type="dxa"/>
-              <w:start w:w="90" w:type="dxa"/>
-              <w:end w:w="90" w:type="dxa"/>
-            </w:tcMar>
-            <w:shd w:val="clear" w:fill="F2F2F2"/>
-            <w:tcBorders>
-              <w:top w:val="single" w:sz="6" w:color="808080"/>
-              <w:left w:val="single" w:sz="6" w:color="808080"/>
-              <w:bottom w:val="single" w:sz="6" w:color="808080"/>
-              <w:right w:val="single" w:sz="6" w:color="808080"/>
-              <w:insideH w:val="single" w:sz="6" w:color="808080"/>
-              <w:insideV w:val="single" w:sz="6" w:color="808080"/>
-            </w:tcBorders>
-          </w:tcPr>
-          <w:p>
-            <w:pPr>
-              <w:spacing w:after="0"/>
-            </w:pPr>
-            <w:r>
-              <w:rPr>
-                <w:rFonts w:ascii="Times New Roman" w:hAnsi="Times New Roman" w:eastAsia="Malgun Gothic"/>
+            <w:tcW w:w="6000" w:type="dxa"/>
+            <w:tcBorders>
+              <w:top w:val="single" w:sz="6" w:space="0" w:color="808080"/>
+              <w:left w:val="single" w:sz="6" w:space="0" w:color="808080"/>
+              <w:bottom w:val="single" w:sz="6" w:space="0" w:color="808080"/>
+              <w:right w:val="single" w:sz="6" w:space="0" w:color="808080"/>
+            </w:tcBorders>
+            <w:shd w:val="clear" w:color="auto" w:fill="F2F2F2"/>
+            <w:tcMar>
+              <w:top w:w="70" w:type="dxa"/>
+              <w:left w:w="90" w:type="dxa"/>
+              <w:bottom w:w="70" w:type="dxa"/>
+              <w:right w:w="90" w:type="dxa"/>
+            </w:tcMar>
+            <w:vAlign w:val="center"/>
+          </w:tcPr>
+          <w:p>
+            <w:r>
+              <w:rPr>
                 <w:b/>
-                <w:i w:val="0"/>
                 <w:color w:val="000000"/>
                 <w:sz w:val="18"/>
               </w:rPr>
@@ -2609,32 +2478,24 @@
       <w:tr>
         <w:tc>
           <w:tcPr>
-            <w:tcW w:type="dxa" w:w="3000"/>
-            <w:vAlign w:val="center"/>
-            <w:tcMar>
-              <w:top w:w="70" w:type="dxa"/>
-              <w:bottom w:w="70" w:type="dxa"/>
-              <w:start w:w="90" w:type="dxa"/>
-              <w:end w:w="90" w:type="dxa"/>
-            </w:tcMar>
-            <w:tcBorders>
-              <w:top w:val="single" w:sz="6" w:color="808080"/>
-              <w:left w:val="single" w:sz="6" w:color="808080"/>
-              <w:bottom w:val="single" w:sz="6" w:color="808080"/>
-              <w:right w:val="single" w:sz="6" w:color="808080"/>
-              <w:insideH w:val="single" w:sz="6" w:color="808080"/>
-              <w:insideV w:val="single" w:sz="6" w:color="808080"/>
-            </w:tcBorders>
-          </w:tcPr>
-          <w:p>
-            <w:pPr>
-              <w:spacing w:after="0"/>
-            </w:pPr>
-            <w:r>
-              <w:rPr>
-                <w:rFonts w:ascii="Times New Roman" w:hAnsi="Times New Roman" w:eastAsia="Malgun Gothic"/>
-                <w:b w:val="0"/>
-                <w:i w:val="0"/>
+            <w:tcW w:w="3000" w:type="dxa"/>
+            <w:tcBorders>
+              <w:top w:val="single" w:sz="6" w:space="0" w:color="808080"/>
+              <w:left w:val="single" w:sz="6" w:space="0" w:color="808080"/>
+              <w:bottom w:val="single" w:sz="6" w:space="0" w:color="808080"/>
+              <w:right w:val="single" w:sz="6" w:space="0" w:color="808080"/>
+            </w:tcBorders>
+            <w:tcMar>
+              <w:top w:w="70" w:type="dxa"/>
+              <w:left w:w="90" w:type="dxa"/>
+              <w:bottom w:w="70" w:type="dxa"/>
+              <w:right w:w="90" w:type="dxa"/>
+            </w:tcMar>
+            <w:vAlign w:val="center"/>
+          </w:tcPr>
+          <w:p>
+            <w:r>
+              <w:rPr>
                 <w:color w:val="000000"/>
                 <w:sz w:val="18"/>
               </w:rPr>
@@ -2644,36 +2505,42 @@
         </w:tc>
         <w:tc>
           <w:tcPr>
-            <w:tcW w:type="dxa" w:w="6000"/>
-            <w:vAlign w:val="center"/>
-            <w:tcMar>
-              <w:top w:w="70" w:type="dxa"/>
-              <w:bottom w:w="70" w:type="dxa"/>
-              <w:start w:w="90" w:type="dxa"/>
-              <w:end w:w="90" w:type="dxa"/>
-            </w:tcMar>
-            <w:tcBorders>
-              <w:top w:val="single" w:sz="6" w:color="808080"/>
-              <w:left w:val="single" w:sz="6" w:color="808080"/>
-              <w:bottom w:val="single" w:sz="6" w:color="808080"/>
-              <w:right w:val="single" w:sz="6" w:color="808080"/>
-              <w:insideH w:val="single" w:sz="6" w:color="808080"/>
-              <w:insideV w:val="single" w:sz="6" w:color="808080"/>
-            </w:tcBorders>
-          </w:tcPr>
-          <w:p>
-            <w:pPr>
-              <w:spacing w:after="0"/>
-            </w:pPr>
-            <w:r>
-              <w:rPr>
-                <w:rFonts w:ascii="Times New Roman" w:hAnsi="Times New Roman" w:eastAsia="Malgun Gothic"/>
-                <w:b w:val="0"/>
-                <w:i w:val="0"/>
-                <w:color w:val="000000"/>
-                <w:sz w:val="18"/>
-              </w:rPr>
-              <w:t>카드로 결제하다</w:t>
+            <w:tcW w:w="6000" w:type="dxa"/>
+            <w:tcBorders>
+              <w:top w:val="single" w:sz="6" w:space="0" w:color="808080"/>
+              <w:left w:val="single" w:sz="6" w:space="0" w:color="808080"/>
+              <w:bottom w:val="single" w:sz="6" w:space="0" w:color="808080"/>
+              <w:right w:val="single" w:sz="6" w:space="0" w:color="808080"/>
+            </w:tcBorders>
+            <w:tcMar>
+              <w:top w:w="70" w:type="dxa"/>
+              <w:left w:w="90" w:type="dxa"/>
+              <w:bottom w:w="70" w:type="dxa"/>
+              <w:right w:w="90" w:type="dxa"/>
+            </w:tcMar>
+            <w:vAlign w:val="center"/>
+          </w:tcPr>
+          <w:p>
+            <w:r>
+              <w:rPr>
+                <w:color w:val="000000"/>
+                <w:sz w:val="18"/>
+              </w:rPr>
+              <w:t>카드로</w:t>
+            </w:r>
+            <w:r>
+              <w:rPr>
+                <w:color w:val="000000"/>
+                <w:sz w:val="18"/>
+              </w:rPr>
+              <w:t xml:space="preserve"> </w:t>
+            </w:r>
+            <w:r>
+              <w:rPr>
+                <w:color w:val="000000"/>
+                <w:sz w:val="18"/>
+              </w:rPr>
+              <w:t>결제하다</w:t>
             </w:r>
           </w:p>
         </w:tc>
@@ -2681,32 +2548,24 @@
       <w:tr>
         <w:tc>
           <w:tcPr>
-            <w:tcW w:type="dxa" w:w="3000"/>
-            <w:vAlign w:val="center"/>
-            <w:tcMar>
-              <w:top w:w="70" w:type="dxa"/>
-              <w:bottom w:w="70" w:type="dxa"/>
-              <w:start w:w="90" w:type="dxa"/>
-              <w:end w:w="90" w:type="dxa"/>
-            </w:tcMar>
-            <w:tcBorders>
-              <w:top w:val="single" w:sz="6" w:color="808080"/>
-              <w:left w:val="single" w:sz="6" w:color="808080"/>
-              <w:bottom w:val="single" w:sz="6" w:color="808080"/>
-              <w:right w:val="single" w:sz="6" w:color="808080"/>
-              <w:insideH w:val="single" w:sz="6" w:color="808080"/>
-              <w:insideV w:val="single" w:sz="6" w:color="808080"/>
-            </w:tcBorders>
-          </w:tcPr>
-          <w:p>
-            <w:pPr>
-              <w:spacing w:after="0"/>
-            </w:pPr>
-            <w:r>
-              <w:rPr>
-                <w:rFonts w:ascii="Times New Roman" w:hAnsi="Times New Roman" w:eastAsia="Malgun Gothic"/>
-                <w:b w:val="0"/>
-                <w:i w:val="0"/>
+            <w:tcW w:w="3000" w:type="dxa"/>
+            <w:tcBorders>
+              <w:top w:val="single" w:sz="6" w:space="0" w:color="808080"/>
+              <w:left w:val="single" w:sz="6" w:space="0" w:color="808080"/>
+              <w:bottom w:val="single" w:sz="6" w:space="0" w:color="808080"/>
+              <w:right w:val="single" w:sz="6" w:space="0" w:color="808080"/>
+            </w:tcBorders>
+            <w:tcMar>
+              <w:top w:w="70" w:type="dxa"/>
+              <w:left w:w="90" w:type="dxa"/>
+              <w:bottom w:w="70" w:type="dxa"/>
+              <w:right w:w="90" w:type="dxa"/>
+            </w:tcMar>
+            <w:vAlign w:val="center"/>
+          </w:tcPr>
+          <w:p>
+            <w:r>
+              <w:rPr>
                 <w:color w:val="000000"/>
                 <w:sz w:val="18"/>
               </w:rPr>
@@ -2716,36 +2575,42 @@
         </w:tc>
         <w:tc>
           <w:tcPr>
-            <w:tcW w:type="dxa" w:w="6000"/>
-            <w:vAlign w:val="center"/>
-            <w:tcMar>
-              <w:top w:w="70" w:type="dxa"/>
-              <w:bottom w:w="70" w:type="dxa"/>
-              <w:start w:w="90" w:type="dxa"/>
-              <w:end w:w="90" w:type="dxa"/>
-            </w:tcMar>
-            <w:tcBorders>
-              <w:top w:val="single" w:sz="6" w:color="808080"/>
-              <w:left w:val="single" w:sz="6" w:color="808080"/>
-              <w:bottom w:val="single" w:sz="6" w:color="808080"/>
-              <w:right w:val="single" w:sz="6" w:color="808080"/>
-              <w:insideH w:val="single" w:sz="6" w:color="808080"/>
-              <w:insideV w:val="single" w:sz="6" w:color="808080"/>
-            </w:tcBorders>
-          </w:tcPr>
-          <w:p>
-            <w:pPr>
-              <w:spacing w:after="0"/>
-            </w:pPr>
-            <w:r>
-              <w:rPr>
-                <w:rFonts w:ascii="Times New Roman" w:hAnsi="Times New Roman" w:eastAsia="Malgun Gothic"/>
-                <w:b w:val="0"/>
-                <w:i w:val="0"/>
-                <w:color w:val="000000"/>
-                <w:sz w:val="18"/>
-              </w:rPr>
-              <w:t>비접촉 결제</w:t>
+            <w:tcW w:w="6000" w:type="dxa"/>
+            <w:tcBorders>
+              <w:top w:val="single" w:sz="6" w:space="0" w:color="808080"/>
+              <w:left w:val="single" w:sz="6" w:space="0" w:color="808080"/>
+              <w:bottom w:val="single" w:sz="6" w:space="0" w:color="808080"/>
+              <w:right w:val="single" w:sz="6" w:space="0" w:color="808080"/>
+            </w:tcBorders>
+            <w:tcMar>
+              <w:top w:w="70" w:type="dxa"/>
+              <w:left w:w="90" w:type="dxa"/>
+              <w:bottom w:w="70" w:type="dxa"/>
+              <w:right w:w="90" w:type="dxa"/>
+            </w:tcMar>
+            <w:vAlign w:val="center"/>
+          </w:tcPr>
+          <w:p>
+            <w:r>
+              <w:rPr>
+                <w:color w:val="000000"/>
+                <w:sz w:val="18"/>
+              </w:rPr>
+              <w:t>비접촉</w:t>
+            </w:r>
+            <w:r>
+              <w:rPr>
+                <w:color w:val="000000"/>
+                <w:sz w:val="18"/>
+              </w:rPr>
+              <w:t xml:space="preserve"> </w:t>
+            </w:r>
+            <w:r>
+              <w:rPr>
+                <w:color w:val="000000"/>
+                <w:sz w:val="18"/>
+              </w:rPr>
+              <w:t>결제</w:t>
             </w:r>
           </w:p>
         </w:tc>
@@ -2753,71 +2618,70 @@
       <w:tr>
         <w:tc>
           <w:tcPr>
-            <w:tcW w:type="dxa" w:w="3000"/>
-            <w:vAlign w:val="center"/>
-            <w:tcMar>
-              <w:top w:w="70" w:type="dxa"/>
-              <w:bottom w:w="70" w:type="dxa"/>
-              <w:start w:w="90" w:type="dxa"/>
-              <w:end w:w="90" w:type="dxa"/>
-            </w:tcMar>
-            <w:tcBorders>
-              <w:top w:val="single" w:sz="6" w:color="808080"/>
-              <w:left w:val="single" w:sz="6" w:color="808080"/>
-              <w:bottom w:val="single" w:sz="6" w:color="808080"/>
-              <w:right w:val="single" w:sz="6" w:color="808080"/>
-              <w:insideH w:val="single" w:sz="6" w:color="808080"/>
-              <w:insideV w:val="single" w:sz="6" w:color="808080"/>
-            </w:tcBorders>
-          </w:tcPr>
-          <w:p>
-            <w:pPr>
-              <w:spacing w:after="0"/>
-            </w:pPr>
-            <w:r>
-              <w:rPr>
-                <w:rFonts w:ascii="Times New Roman" w:hAnsi="Times New Roman" w:eastAsia="Malgun Gothic"/>
-                <w:b w:val="0"/>
-                <w:i w:val="0"/>
-                <w:color w:val="000000"/>
-                <w:sz w:val="18"/>
-              </w:rPr>
+            <w:tcW w:w="3000" w:type="dxa"/>
+            <w:tcBorders>
+              <w:top w:val="single" w:sz="6" w:space="0" w:color="808080"/>
+              <w:left w:val="single" w:sz="6" w:space="0" w:color="808080"/>
+              <w:bottom w:val="single" w:sz="6" w:space="0" w:color="808080"/>
+              <w:right w:val="single" w:sz="6" w:space="0" w:color="808080"/>
+            </w:tcBorders>
+            <w:tcMar>
+              <w:top w:w="70" w:type="dxa"/>
+              <w:left w:w="90" w:type="dxa"/>
+              <w:bottom w:w="70" w:type="dxa"/>
+              <w:right w:w="90" w:type="dxa"/>
+            </w:tcMar>
+            <w:vAlign w:val="center"/>
+          </w:tcPr>
+          <w:p>
+            <w:r>
+              <w:rPr>
+                <w:color w:val="000000"/>
+                <w:sz w:val="18"/>
+              </w:rPr>
+              <w:lastRenderedPageBreak/>
               <w:t>tap</w:t>
             </w:r>
           </w:p>
         </w:tc>
         <w:tc>
           <w:tcPr>
-            <w:tcW w:type="dxa" w:w="6000"/>
-            <w:vAlign w:val="center"/>
-            <w:tcMar>
-              <w:top w:w="70" w:type="dxa"/>
-              <w:bottom w:w="70" w:type="dxa"/>
-              <w:start w:w="90" w:type="dxa"/>
-              <w:end w:w="90" w:type="dxa"/>
-            </w:tcMar>
-            <w:tcBorders>
-              <w:top w:val="single" w:sz="6" w:color="808080"/>
-              <w:left w:val="single" w:sz="6" w:color="808080"/>
-              <w:bottom w:val="single" w:sz="6" w:color="808080"/>
-              <w:right w:val="single" w:sz="6" w:color="808080"/>
-              <w:insideH w:val="single" w:sz="6" w:color="808080"/>
-              <w:insideV w:val="single" w:sz="6" w:color="808080"/>
-            </w:tcBorders>
-          </w:tcPr>
-          <w:p>
-            <w:pPr>
-              <w:spacing w:after="0"/>
-            </w:pPr>
-            <w:r>
-              <w:rPr>
-                <w:rFonts w:ascii="Times New Roman" w:hAnsi="Times New Roman" w:eastAsia="Malgun Gothic"/>
-                <w:b w:val="0"/>
-                <w:i w:val="0"/>
-                <w:color w:val="000000"/>
-                <w:sz w:val="18"/>
-              </w:rPr>
-              <w:t>갖다 대다</w:t>
+            <w:tcW w:w="6000" w:type="dxa"/>
+            <w:tcBorders>
+              <w:top w:val="single" w:sz="6" w:space="0" w:color="808080"/>
+              <w:left w:val="single" w:sz="6" w:space="0" w:color="808080"/>
+              <w:bottom w:val="single" w:sz="6" w:space="0" w:color="808080"/>
+              <w:right w:val="single" w:sz="6" w:space="0" w:color="808080"/>
+            </w:tcBorders>
+            <w:tcMar>
+              <w:top w:w="70" w:type="dxa"/>
+              <w:left w:w="90" w:type="dxa"/>
+              <w:bottom w:w="70" w:type="dxa"/>
+              <w:right w:w="90" w:type="dxa"/>
+            </w:tcMar>
+            <w:vAlign w:val="center"/>
+          </w:tcPr>
+          <w:p>
+            <w:r>
+              <w:rPr>
+                <w:color w:val="000000"/>
+                <w:sz w:val="18"/>
+              </w:rPr>
+              <w:t>갖다</w:t>
+            </w:r>
+            <w:r>
+              <w:rPr>
+                <w:color w:val="000000"/>
+                <w:sz w:val="18"/>
+              </w:rPr>
+              <w:t xml:space="preserve"> </w:t>
+            </w:r>
+            <w:r>
+              <w:rPr>
+                <w:color w:val="000000"/>
+                <w:sz w:val="18"/>
+              </w:rPr>
+              <w:t>대다</w:t>
             </w:r>
           </w:p>
         </w:tc>
@@ -2825,32 +2689,24 @@
       <w:tr>
         <w:tc>
           <w:tcPr>
-            <w:tcW w:type="dxa" w:w="3000"/>
-            <w:vAlign w:val="center"/>
-            <w:tcMar>
-              <w:top w:w="70" w:type="dxa"/>
-              <w:bottom w:w="70" w:type="dxa"/>
-              <w:start w:w="90" w:type="dxa"/>
-              <w:end w:w="90" w:type="dxa"/>
-            </w:tcMar>
-            <w:tcBorders>
-              <w:top w:val="single" w:sz="6" w:color="808080"/>
-              <w:left w:val="single" w:sz="6" w:color="808080"/>
-              <w:bottom w:val="single" w:sz="6" w:color="808080"/>
-              <w:right w:val="single" w:sz="6" w:color="808080"/>
-              <w:insideH w:val="single" w:sz="6" w:color="808080"/>
-              <w:insideV w:val="single" w:sz="6" w:color="808080"/>
-            </w:tcBorders>
-          </w:tcPr>
-          <w:p>
-            <w:pPr>
-              <w:spacing w:after="0"/>
-            </w:pPr>
-            <w:r>
-              <w:rPr>
-                <w:rFonts w:ascii="Times New Roman" w:hAnsi="Times New Roman" w:eastAsia="Malgun Gothic"/>
-                <w:b w:val="0"/>
-                <w:i w:val="0"/>
+            <w:tcW w:w="3000" w:type="dxa"/>
+            <w:tcBorders>
+              <w:top w:val="single" w:sz="6" w:space="0" w:color="808080"/>
+              <w:left w:val="single" w:sz="6" w:space="0" w:color="808080"/>
+              <w:bottom w:val="single" w:sz="6" w:space="0" w:color="808080"/>
+              <w:right w:val="single" w:sz="6" w:space="0" w:color="808080"/>
+            </w:tcBorders>
+            <w:tcMar>
+              <w:top w:w="70" w:type="dxa"/>
+              <w:left w:w="90" w:type="dxa"/>
+              <w:bottom w:w="70" w:type="dxa"/>
+              <w:right w:w="90" w:type="dxa"/>
+            </w:tcMar>
+            <w:vAlign w:val="center"/>
+          </w:tcPr>
+          <w:p>
+            <w:r>
+              <w:rPr>
                 <w:color w:val="000000"/>
                 <w:sz w:val="18"/>
               </w:rPr>
@@ -2860,32 +2716,24 @@
         </w:tc>
         <w:tc>
           <w:tcPr>
-            <w:tcW w:type="dxa" w:w="6000"/>
-            <w:vAlign w:val="center"/>
-            <w:tcMar>
-              <w:top w:w="70" w:type="dxa"/>
-              <w:bottom w:w="70" w:type="dxa"/>
-              <w:start w:w="90" w:type="dxa"/>
-              <w:end w:w="90" w:type="dxa"/>
-            </w:tcMar>
-            <w:tcBorders>
-              <w:top w:val="single" w:sz="6" w:color="808080"/>
-              <w:left w:val="single" w:sz="6" w:color="808080"/>
-              <w:bottom w:val="single" w:sz="6" w:color="808080"/>
-              <w:right w:val="single" w:sz="6" w:color="808080"/>
-              <w:insideH w:val="single" w:sz="6" w:color="808080"/>
-              <w:insideV w:val="single" w:sz="6" w:color="808080"/>
-            </w:tcBorders>
-          </w:tcPr>
-          <w:p>
-            <w:pPr>
-              <w:spacing w:after="0"/>
-            </w:pPr>
-            <w:r>
-              <w:rPr>
-                <w:rFonts w:ascii="Times New Roman" w:hAnsi="Times New Roman" w:eastAsia="Malgun Gothic"/>
-                <w:b w:val="0"/>
-                <w:i w:val="0"/>
+            <w:tcW w:w="6000" w:type="dxa"/>
+            <w:tcBorders>
+              <w:top w:val="single" w:sz="6" w:space="0" w:color="808080"/>
+              <w:left w:val="single" w:sz="6" w:space="0" w:color="808080"/>
+              <w:bottom w:val="single" w:sz="6" w:space="0" w:color="808080"/>
+              <w:right w:val="single" w:sz="6" w:space="0" w:color="808080"/>
+            </w:tcBorders>
+            <w:tcMar>
+              <w:top w:w="70" w:type="dxa"/>
+              <w:left w:w="90" w:type="dxa"/>
+              <w:bottom w:w="70" w:type="dxa"/>
+              <w:right w:w="90" w:type="dxa"/>
+            </w:tcMar>
+            <w:vAlign w:val="center"/>
+          </w:tcPr>
+          <w:p>
+            <w:r>
+              <w:rPr>
                 <w:color w:val="000000"/>
                 <w:sz w:val="18"/>
               </w:rPr>
@@ -2897,32 +2745,24 @@
       <w:tr>
         <w:tc>
           <w:tcPr>
-            <w:tcW w:type="dxa" w:w="3000"/>
-            <w:vAlign w:val="center"/>
-            <w:tcMar>
-              <w:top w:w="70" w:type="dxa"/>
-              <w:bottom w:w="70" w:type="dxa"/>
-              <w:start w:w="90" w:type="dxa"/>
-              <w:end w:w="90" w:type="dxa"/>
-            </w:tcMar>
-            <w:tcBorders>
-              <w:top w:val="single" w:sz="6" w:color="808080"/>
-              <w:left w:val="single" w:sz="6" w:color="808080"/>
-              <w:bottom w:val="single" w:sz="6" w:color="808080"/>
-              <w:right w:val="single" w:sz="6" w:color="808080"/>
-              <w:insideH w:val="single" w:sz="6" w:color="808080"/>
-              <w:insideV w:val="single" w:sz="6" w:color="808080"/>
-            </w:tcBorders>
-          </w:tcPr>
-          <w:p>
-            <w:pPr>
-              <w:spacing w:after="0"/>
-            </w:pPr>
-            <w:r>
-              <w:rPr>
-                <w:rFonts w:ascii="Times New Roman" w:hAnsi="Times New Roman" w:eastAsia="Malgun Gothic"/>
-                <w:b w:val="0"/>
-                <w:i w:val="0"/>
+            <w:tcW w:w="3000" w:type="dxa"/>
+            <w:tcBorders>
+              <w:top w:val="single" w:sz="6" w:space="0" w:color="808080"/>
+              <w:left w:val="single" w:sz="6" w:space="0" w:color="808080"/>
+              <w:bottom w:val="single" w:sz="6" w:space="0" w:color="808080"/>
+              <w:right w:val="single" w:sz="6" w:space="0" w:color="808080"/>
+            </w:tcBorders>
+            <w:tcMar>
+              <w:top w:w="70" w:type="dxa"/>
+              <w:left w:w="90" w:type="dxa"/>
+              <w:bottom w:w="70" w:type="dxa"/>
+              <w:right w:w="90" w:type="dxa"/>
+            </w:tcMar>
+            <w:vAlign w:val="center"/>
+          </w:tcPr>
+          <w:p>
+            <w:r>
+              <w:rPr>
                 <w:color w:val="000000"/>
                 <w:sz w:val="18"/>
               </w:rPr>
@@ -2932,32 +2772,24 @@
         </w:tc>
         <w:tc>
           <w:tcPr>
-            <w:tcW w:type="dxa" w:w="6000"/>
-            <w:vAlign w:val="center"/>
-            <w:tcMar>
-              <w:top w:w="70" w:type="dxa"/>
-              <w:bottom w:w="70" w:type="dxa"/>
-              <w:start w:w="90" w:type="dxa"/>
-              <w:end w:w="90" w:type="dxa"/>
-            </w:tcMar>
-            <w:tcBorders>
-              <w:top w:val="single" w:sz="6" w:color="808080"/>
-              <w:left w:val="single" w:sz="6" w:color="808080"/>
-              <w:bottom w:val="single" w:sz="6" w:color="808080"/>
-              <w:right w:val="single" w:sz="6" w:color="808080"/>
-              <w:insideH w:val="single" w:sz="6" w:color="808080"/>
-              <w:insideV w:val="single" w:sz="6" w:color="808080"/>
-            </w:tcBorders>
-          </w:tcPr>
-          <w:p>
-            <w:pPr>
-              <w:spacing w:after="0"/>
-            </w:pPr>
-            <w:r>
-              <w:rPr>
-                <w:rFonts w:ascii="Times New Roman" w:hAnsi="Times New Roman" w:eastAsia="Malgun Gothic"/>
-                <w:b w:val="0"/>
-                <w:i w:val="0"/>
+            <w:tcW w:w="6000" w:type="dxa"/>
+            <w:tcBorders>
+              <w:top w:val="single" w:sz="6" w:space="0" w:color="808080"/>
+              <w:left w:val="single" w:sz="6" w:space="0" w:color="808080"/>
+              <w:bottom w:val="single" w:sz="6" w:space="0" w:color="808080"/>
+              <w:right w:val="single" w:sz="6" w:space="0" w:color="808080"/>
+            </w:tcBorders>
+            <w:tcMar>
+              <w:top w:w="70" w:type="dxa"/>
+              <w:left w:w="90" w:type="dxa"/>
+              <w:bottom w:w="70" w:type="dxa"/>
+              <w:right w:w="90" w:type="dxa"/>
+            </w:tcMar>
+            <w:vAlign w:val="center"/>
+          </w:tcPr>
+          <w:p>
+            <w:r>
+              <w:rPr>
                 <w:color w:val="000000"/>
                 <w:sz w:val="18"/>
               </w:rPr>
@@ -2969,32 +2801,24 @@
       <w:tr>
         <w:tc>
           <w:tcPr>
-            <w:tcW w:type="dxa" w:w="3000"/>
-            <w:vAlign w:val="center"/>
-            <w:tcMar>
-              <w:top w:w="70" w:type="dxa"/>
-              <w:bottom w:w="70" w:type="dxa"/>
-              <w:start w:w="90" w:type="dxa"/>
-              <w:end w:w="90" w:type="dxa"/>
-            </w:tcMar>
-            <w:tcBorders>
-              <w:top w:val="single" w:sz="6" w:color="808080"/>
-              <w:left w:val="single" w:sz="6" w:color="808080"/>
-              <w:bottom w:val="single" w:sz="6" w:color="808080"/>
-              <w:right w:val="single" w:sz="6" w:color="808080"/>
-              <w:insideH w:val="single" w:sz="6" w:color="808080"/>
-              <w:insideV w:val="single" w:sz="6" w:color="808080"/>
-            </w:tcBorders>
-          </w:tcPr>
-          <w:p>
-            <w:pPr>
-              <w:spacing w:after="0"/>
-            </w:pPr>
-            <w:r>
-              <w:rPr>
-                <w:rFonts w:ascii="Times New Roman" w:hAnsi="Times New Roman" w:eastAsia="Malgun Gothic"/>
-                <w:b w:val="0"/>
-                <w:i w:val="0"/>
+            <w:tcW w:w="3000" w:type="dxa"/>
+            <w:tcBorders>
+              <w:top w:val="single" w:sz="6" w:space="0" w:color="808080"/>
+              <w:left w:val="single" w:sz="6" w:space="0" w:color="808080"/>
+              <w:bottom w:val="single" w:sz="6" w:space="0" w:color="808080"/>
+              <w:right w:val="single" w:sz="6" w:space="0" w:color="808080"/>
+            </w:tcBorders>
+            <w:tcMar>
+              <w:top w:w="70" w:type="dxa"/>
+              <w:left w:w="90" w:type="dxa"/>
+              <w:bottom w:w="70" w:type="dxa"/>
+              <w:right w:w="90" w:type="dxa"/>
+            </w:tcMar>
+            <w:vAlign w:val="center"/>
+          </w:tcPr>
+          <w:p>
+            <w:r>
+              <w:rPr>
                 <w:color w:val="000000"/>
                 <w:sz w:val="18"/>
               </w:rPr>
@@ -3004,36 +2828,35 @@
         </w:tc>
         <w:tc>
           <w:tcPr>
-            <w:tcW w:type="dxa" w:w="6000"/>
-            <w:vAlign w:val="center"/>
-            <w:tcMar>
-              <w:top w:w="70" w:type="dxa"/>
-              <w:bottom w:w="70" w:type="dxa"/>
-              <w:start w:w="90" w:type="dxa"/>
-              <w:end w:w="90" w:type="dxa"/>
-            </w:tcMar>
-            <w:tcBorders>
-              <w:top w:val="single" w:sz="6" w:color="808080"/>
-              <w:left w:val="single" w:sz="6" w:color="808080"/>
-              <w:bottom w:val="single" w:sz="6" w:color="808080"/>
-              <w:right w:val="single" w:sz="6" w:color="808080"/>
-              <w:insideH w:val="single" w:sz="6" w:color="808080"/>
-              <w:insideV w:val="single" w:sz="6" w:color="808080"/>
-            </w:tcBorders>
-          </w:tcPr>
-          <w:p>
-            <w:pPr>
-              <w:spacing w:after="0"/>
-            </w:pPr>
-            <w:r>
-              <w:rPr>
-                <w:rFonts w:ascii="Times New Roman" w:hAnsi="Times New Roman" w:eastAsia="Malgun Gothic"/>
-                <w:b w:val="0"/>
-                <w:i w:val="0"/>
-                <w:color w:val="000000"/>
-                <w:sz w:val="18"/>
-              </w:rPr>
-              <w:t>~ 이내에</w:t>
+            <w:tcW w:w="6000" w:type="dxa"/>
+            <w:tcBorders>
+              <w:top w:val="single" w:sz="6" w:space="0" w:color="808080"/>
+              <w:left w:val="single" w:sz="6" w:space="0" w:color="808080"/>
+              <w:bottom w:val="single" w:sz="6" w:space="0" w:color="808080"/>
+              <w:right w:val="single" w:sz="6" w:space="0" w:color="808080"/>
+            </w:tcBorders>
+            <w:tcMar>
+              <w:top w:w="70" w:type="dxa"/>
+              <w:left w:w="90" w:type="dxa"/>
+              <w:bottom w:w="70" w:type="dxa"/>
+              <w:right w:w="90" w:type="dxa"/>
+            </w:tcMar>
+            <w:vAlign w:val="center"/>
+          </w:tcPr>
+          <w:p>
+            <w:r>
+              <w:rPr>
+                <w:color w:val="000000"/>
+                <w:sz w:val="18"/>
+              </w:rPr>
+              <w:t xml:space="preserve">~ </w:t>
+            </w:r>
+            <w:r>
+              <w:rPr>
+                <w:color w:val="000000"/>
+                <w:sz w:val="18"/>
+              </w:rPr>
+              <w:t>이내에</w:t>
             </w:r>
           </w:p>
         </w:tc>
@@ -3045,25 +2868,19 @@
       </w:pPr>
     </w:p>
     <w:p>
-      <w:pPr>
-        <w:spacing w:after="0"/>
-      </w:pPr>
-      <w:r>
-        <w:rPr>
-          <w:rFonts w:ascii="Times New Roman" w:hAnsi="Times New Roman" w:eastAsia="Malgun Gothic"/>
+      <w:r>
+        <w:rPr>
           <w:b/>
-          <w:i w:val="0"/>
-          <w:color w:val="000000"/>
-          <w:sz w:val="20"/>
+          <w:color w:val="000000"/>
         </w:rPr>
         <w:t>Useful Expressions</w:t>
       </w:r>
     </w:p>
     <w:tbl>
       <w:tblPr>
-        <w:tblW w:type="dxa" w:w="9000"/>
+        <w:tblW w:w="9000" w:type="dxa"/>
         <w:tblLayout w:type="fixed"/>
-        <w:tblLook w:firstColumn="1" w:firstRow="1" w:lastColumn="0" w:lastRow="0" w:noHBand="0" w:noVBand="1" w:val="04A0"/>
+        <w:tblLook w:val="04A0" w:firstRow="1" w:lastRow="0" w:firstColumn="1" w:lastColumn="0" w:noHBand="0" w:noVBand="1"/>
       </w:tblPr>
       <w:tblGrid>
         <w:gridCol w:w="4800"/>
@@ -3072,33 +2889,26 @@
       <w:tr>
         <w:tc>
           <w:tcPr>
-            <w:tcW w:type="dxa" w:w="4800"/>
-            <w:vAlign w:val="center"/>
-            <w:tcMar>
-              <w:top w:w="70" w:type="dxa"/>
-              <w:bottom w:w="70" w:type="dxa"/>
-              <w:start w:w="90" w:type="dxa"/>
-              <w:end w:w="90" w:type="dxa"/>
-            </w:tcMar>
-            <w:shd w:val="clear" w:fill="F2F2F2"/>
-            <w:tcBorders>
-              <w:top w:val="single" w:sz="6" w:color="808080"/>
-              <w:left w:val="single" w:sz="6" w:color="808080"/>
-              <w:bottom w:val="single" w:sz="6" w:color="808080"/>
-              <w:right w:val="single" w:sz="6" w:color="808080"/>
-              <w:insideH w:val="single" w:sz="6" w:color="808080"/>
-              <w:insideV w:val="single" w:sz="6" w:color="808080"/>
-            </w:tcBorders>
-          </w:tcPr>
-          <w:p>
-            <w:pPr>
-              <w:spacing w:after="0"/>
-            </w:pPr>
-            <w:r>
-              <w:rPr>
-                <w:rFonts w:ascii="Times New Roman" w:hAnsi="Times New Roman" w:eastAsia="Malgun Gothic"/>
+            <w:tcW w:w="4800" w:type="dxa"/>
+            <w:tcBorders>
+              <w:top w:val="single" w:sz="6" w:space="0" w:color="808080"/>
+              <w:left w:val="single" w:sz="6" w:space="0" w:color="808080"/>
+              <w:bottom w:val="single" w:sz="6" w:space="0" w:color="808080"/>
+              <w:right w:val="single" w:sz="6" w:space="0" w:color="808080"/>
+            </w:tcBorders>
+            <w:shd w:val="clear" w:color="auto" w:fill="F2F2F2"/>
+            <w:tcMar>
+              <w:top w:w="70" w:type="dxa"/>
+              <w:left w:w="90" w:type="dxa"/>
+              <w:bottom w:w="70" w:type="dxa"/>
+              <w:right w:w="90" w:type="dxa"/>
+            </w:tcMar>
+            <w:vAlign w:val="center"/>
+          </w:tcPr>
+          <w:p>
+            <w:r>
+              <w:rPr>
                 <w:b/>
-                <w:i w:val="0"/>
                 <w:color w:val="000000"/>
                 <w:sz w:val="18"/>
               </w:rPr>
@@ -3108,33 +2918,26 @@
         </w:tc>
         <w:tc>
           <w:tcPr>
-            <w:tcW w:type="dxa" w:w="4200"/>
-            <w:vAlign w:val="center"/>
-            <w:tcMar>
-              <w:top w:w="70" w:type="dxa"/>
-              <w:bottom w:w="70" w:type="dxa"/>
-              <w:start w:w="90" w:type="dxa"/>
-              <w:end w:w="90" w:type="dxa"/>
-            </w:tcMar>
-            <w:shd w:val="clear" w:fill="F2F2F2"/>
-            <w:tcBorders>
-              <w:top w:val="single" w:sz="6" w:color="808080"/>
-              <w:left w:val="single" w:sz="6" w:color="808080"/>
-              <w:bottom w:val="single" w:sz="6" w:color="808080"/>
-              <w:right w:val="single" w:sz="6" w:color="808080"/>
-              <w:insideH w:val="single" w:sz="6" w:color="808080"/>
-              <w:insideV w:val="single" w:sz="6" w:color="808080"/>
-            </w:tcBorders>
-          </w:tcPr>
-          <w:p>
-            <w:pPr>
-              <w:spacing w:after="0"/>
-            </w:pPr>
-            <w:r>
-              <w:rPr>
-                <w:rFonts w:ascii="Times New Roman" w:hAnsi="Times New Roman" w:eastAsia="Malgun Gothic"/>
+            <w:tcW w:w="4200" w:type="dxa"/>
+            <w:tcBorders>
+              <w:top w:val="single" w:sz="6" w:space="0" w:color="808080"/>
+              <w:left w:val="single" w:sz="6" w:space="0" w:color="808080"/>
+              <w:bottom w:val="single" w:sz="6" w:space="0" w:color="808080"/>
+              <w:right w:val="single" w:sz="6" w:space="0" w:color="808080"/>
+            </w:tcBorders>
+            <w:shd w:val="clear" w:color="auto" w:fill="F2F2F2"/>
+            <w:tcMar>
+              <w:top w:w="70" w:type="dxa"/>
+              <w:left w:w="90" w:type="dxa"/>
+              <w:bottom w:w="70" w:type="dxa"/>
+              <w:right w:w="90" w:type="dxa"/>
+            </w:tcMar>
+            <w:vAlign w:val="center"/>
+          </w:tcPr>
+          <w:p>
+            <w:r>
+              <w:rPr>
                 <w:b/>
-                <w:i w:val="0"/>
                 <w:color w:val="000000"/>
                 <w:sz w:val="18"/>
               </w:rPr>
@@ -3146,71 +2949,87 @@
       <w:tr>
         <w:tc>
           <w:tcPr>
-            <w:tcW w:type="dxa" w:w="4800"/>
-            <w:vAlign w:val="center"/>
-            <w:tcMar>
-              <w:top w:w="70" w:type="dxa"/>
-              <w:bottom w:w="70" w:type="dxa"/>
-              <w:start w:w="90" w:type="dxa"/>
-              <w:end w:w="90" w:type="dxa"/>
-            </w:tcMar>
-            <w:tcBorders>
-              <w:top w:val="single" w:sz="6" w:color="808080"/>
-              <w:left w:val="single" w:sz="6" w:color="808080"/>
-              <w:bottom w:val="single" w:sz="6" w:color="808080"/>
-              <w:right w:val="single" w:sz="6" w:color="808080"/>
-              <w:insideH w:val="single" w:sz="6" w:color="808080"/>
-              <w:insideV w:val="single" w:sz="6" w:color="808080"/>
-            </w:tcBorders>
+            <w:tcW w:w="4800" w:type="dxa"/>
+            <w:tcBorders>
+              <w:top w:val="single" w:sz="6" w:space="0" w:color="808080"/>
+              <w:left w:val="single" w:sz="6" w:space="0" w:color="808080"/>
+              <w:bottom w:val="single" w:sz="6" w:space="0" w:color="808080"/>
+              <w:right w:val="single" w:sz="6" w:space="0" w:color="808080"/>
+            </w:tcBorders>
+            <w:tcMar>
+              <w:top w:w="70" w:type="dxa"/>
+              <w:left w:w="90" w:type="dxa"/>
+              <w:bottom w:w="70" w:type="dxa"/>
+              <w:right w:w="90" w:type="dxa"/>
+            </w:tcMar>
+            <w:vAlign w:val="center"/>
+          </w:tcPr>
+          <w:p>
+            <w:r>
+              <w:rPr>
+                <w:color w:val="000000"/>
+                <w:sz w:val="18"/>
+              </w:rPr>
+              <w:t>How would you like to pay?</w:t>
+            </w:r>
+          </w:p>
+        </w:tc>
+        <w:tc>
+          <w:tcPr>
+            <w:tcW w:w="4200" w:type="dxa"/>
+            <w:tcBorders>
+              <w:top w:val="single" w:sz="6" w:space="0" w:color="808080"/>
+              <w:left w:val="single" w:sz="6" w:space="0" w:color="808080"/>
+              <w:bottom w:val="single" w:sz="6" w:space="0" w:color="808080"/>
+              <w:right w:val="single" w:sz="6" w:space="0" w:color="808080"/>
+            </w:tcBorders>
+            <w:tcMar>
+              <w:top w:w="70" w:type="dxa"/>
+              <w:left w:w="90" w:type="dxa"/>
+              <w:bottom w:w="70" w:type="dxa"/>
+              <w:right w:w="90" w:type="dxa"/>
+            </w:tcMar>
+            <w:vAlign w:val="center"/>
           </w:tcPr>
           <w:p>
             <w:pPr>
-              <w:spacing w:after="0"/>
+              <w:rPr>
+                <w:lang w:eastAsia="ko-KR"/>
+              </w:rPr>
             </w:pPr>
             <w:r>
               <w:rPr>
-                <w:rFonts w:ascii="Times New Roman" w:hAnsi="Times New Roman" w:eastAsia="Malgun Gothic"/>
-                <w:b w:val="0"/>
-                <w:i w:val="0"/>
-                <w:color w:val="000000"/>
-                <w:sz w:val="18"/>
-              </w:rPr>
-              <w:t>How would you like to pay?</w:t>
-            </w:r>
-          </w:p>
-        </w:tc>
-        <w:tc>
-          <w:tcPr>
-            <w:tcW w:type="dxa" w:w="4200"/>
-            <w:vAlign w:val="center"/>
-            <w:tcMar>
-              <w:top w:w="70" w:type="dxa"/>
-              <w:bottom w:w="70" w:type="dxa"/>
-              <w:start w:w="90" w:type="dxa"/>
-              <w:end w:w="90" w:type="dxa"/>
-            </w:tcMar>
-            <w:tcBorders>
-              <w:top w:val="single" w:sz="6" w:color="808080"/>
-              <w:left w:val="single" w:sz="6" w:color="808080"/>
-              <w:bottom w:val="single" w:sz="6" w:color="808080"/>
-              <w:right w:val="single" w:sz="6" w:color="808080"/>
-              <w:insideH w:val="single" w:sz="6" w:color="808080"/>
-              <w:insideV w:val="single" w:sz="6" w:color="808080"/>
-            </w:tcBorders>
-          </w:tcPr>
-          <w:p>
-            <w:pPr>
-              <w:spacing w:after="0"/>
-            </w:pPr>
-            <w:r>
-              <w:rPr>
-                <w:rFonts w:ascii="Times New Roman" w:hAnsi="Times New Roman" w:eastAsia="Malgun Gothic"/>
-                <w:b w:val="0"/>
-                <w:i w:val="0"/>
-                <w:color w:val="000000"/>
-                <w:sz w:val="18"/>
-              </w:rPr>
-              <w:t>어떻게 결제하시겠어요?</w:t>
+                <w:color w:val="000000"/>
+                <w:sz w:val="18"/>
+                <w:lang w:eastAsia="ko-KR"/>
+              </w:rPr>
+              <w:t>어떻게</w:t>
+            </w:r>
+            <w:r>
+              <w:rPr>
+                <w:color w:val="000000"/>
+                <w:sz w:val="18"/>
+                <w:lang w:eastAsia="ko-KR"/>
+              </w:rPr>
+              <w:t xml:space="preserve"> </w:t>
+            </w:r>
+            <w:proofErr w:type="spellStart"/>
+            <w:r>
+              <w:rPr>
+                <w:color w:val="000000"/>
+                <w:sz w:val="18"/>
+                <w:lang w:eastAsia="ko-KR"/>
+              </w:rPr>
+              <w:t>결제하시겠어요</w:t>
+            </w:r>
+            <w:proofErr w:type="spellEnd"/>
+            <w:r>
+              <w:rPr>
+                <w:color w:val="000000"/>
+                <w:sz w:val="18"/>
+                <w:lang w:eastAsia="ko-KR"/>
+              </w:rPr>
+              <w:t>?</w:t>
             </w:r>
           </w:p>
         </w:tc>
@@ -3218,71 +3037,103 @@
       <w:tr>
         <w:tc>
           <w:tcPr>
-            <w:tcW w:type="dxa" w:w="4800"/>
-            <w:vAlign w:val="center"/>
-            <w:tcMar>
-              <w:top w:w="70" w:type="dxa"/>
-              <w:bottom w:w="70" w:type="dxa"/>
-              <w:start w:w="90" w:type="dxa"/>
-              <w:end w:w="90" w:type="dxa"/>
-            </w:tcMar>
-            <w:tcBorders>
-              <w:top w:val="single" w:sz="6" w:color="808080"/>
-              <w:left w:val="single" w:sz="6" w:color="808080"/>
-              <w:bottom w:val="single" w:sz="6" w:color="808080"/>
-              <w:right w:val="single" w:sz="6" w:color="808080"/>
-              <w:insideH w:val="single" w:sz="6" w:color="808080"/>
-              <w:insideV w:val="single" w:sz="6" w:color="808080"/>
-            </w:tcBorders>
+            <w:tcW w:w="4800" w:type="dxa"/>
+            <w:tcBorders>
+              <w:top w:val="single" w:sz="6" w:space="0" w:color="808080"/>
+              <w:left w:val="single" w:sz="6" w:space="0" w:color="808080"/>
+              <w:bottom w:val="single" w:sz="6" w:space="0" w:color="808080"/>
+              <w:right w:val="single" w:sz="6" w:space="0" w:color="808080"/>
+            </w:tcBorders>
+            <w:tcMar>
+              <w:top w:w="70" w:type="dxa"/>
+              <w:left w:w="90" w:type="dxa"/>
+              <w:bottom w:w="70" w:type="dxa"/>
+              <w:right w:w="90" w:type="dxa"/>
+            </w:tcMar>
+            <w:vAlign w:val="center"/>
+          </w:tcPr>
+          <w:p>
+            <w:r>
+              <w:rPr>
+                <w:color w:val="000000"/>
+                <w:sz w:val="18"/>
+              </w:rPr>
+              <w:t>Do you accept contactless payment?</w:t>
+            </w:r>
+          </w:p>
+        </w:tc>
+        <w:tc>
+          <w:tcPr>
+            <w:tcW w:w="4200" w:type="dxa"/>
+            <w:tcBorders>
+              <w:top w:val="single" w:sz="6" w:space="0" w:color="808080"/>
+              <w:left w:val="single" w:sz="6" w:space="0" w:color="808080"/>
+              <w:bottom w:val="single" w:sz="6" w:space="0" w:color="808080"/>
+              <w:right w:val="single" w:sz="6" w:space="0" w:color="808080"/>
+            </w:tcBorders>
+            <w:tcMar>
+              <w:top w:w="70" w:type="dxa"/>
+              <w:left w:w="90" w:type="dxa"/>
+              <w:bottom w:w="70" w:type="dxa"/>
+              <w:right w:w="90" w:type="dxa"/>
+            </w:tcMar>
+            <w:vAlign w:val="center"/>
           </w:tcPr>
           <w:p>
             <w:pPr>
-              <w:spacing w:after="0"/>
+              <w:rPr>
+                <w:lang w:eastAsia="ko-KR"/>
+              </w:rPr>
             </w:pPr>
-            <w:r>
-              <w:rPr>
-                <w:rFonts w:ascii="Times New Roman" w:hAnsi="Times New Roman" w:eastAsia="Malgun Gothic"/>
-                <w:b w:val="0"/>
-                <w:i w:val="0"/>
-                <w:color w:val="000000"/>
-                <w:sz w:val="18"/>
-              </w:rPr>
-              <w:t>Do you accept contactless payment?</w:t>
-            </w:r>
-          </w:p>
-        </w:tc>
-        <w:tc>
-          <w:tcPr>
-            <w:tcW w:type="dxa" w:w="4200"/>
-            <w:vAlign w:val="center"/>
-            <w:tcMar>
-              <w:top w:w="70" w:type="dxa"/>
-              <w:bottom w:w="70" w:type="dxa"/>
-              <w:start w:w="90" w:type="dxa"/>
-              <w:end w:w="90" w:type="dxa"/>
-            </w:tcMar>
-            <w:tcBorders>
-              <w:top w:val="single" w:sz="6" w:color="808080"/>
-              <w:left w:val="single" w:sz="6" w:color="808080"/>
-              <w:bottom w:val="single" w:sz="6" w:color="808080"/>
-              <w:right w:val="single" w:sz="6" w:color="808080"/>
-              <w:insideH w:val="single" w:sz="6" w:color="808080"/>
-              <w:insideV w:val="single" w:sz="6" w:color="808080"/>
-            </w:tcBorders>
-          </w:tcPr>
-          <w:p>
-            <w:pPr>
-              <w:spacing w:after="0"/>
-            </w:pPr>
-            <w:r>
-              <w:rPr>
-                <w:rFonts w:ascii="Times New Roman" w:hAnsi="Times New Roman" w:eastAsia="Malgun Gothic"/>
-                <w:b w:val="0"/>
-                <w:i w:val="0"/>
-                <w:color w:val="000000"/>
-                <w:sz w:val="18"/>
-              </w:rPr>
-              <w:t>비접촉 결제가 가능한가요?</w:t>
+            <w:proofErr w:type="spellStart"/>
+            <w:r>
+              <w:rPr>
+                <w:color w:val="000000"/>
+                <w:sz w:val="18"/>
+                <w:lang w:eastAsia="ko-KR"/>
+              </w:rPr>
+              <w:t>비접촉</w:t>
+            </w:r>
+            <w:proofErr w:type="spellEnd"/>
+            <w:r>
+              <w:rPr>
+                <w:color w:val="000000"/>
+                <w:sz w:val="18"/>
+                <w:lang w:eastAsia="ko-KR"/>
+              </w:rPr>
+              <w:t xml:space="preserve"> </w:t>
+            </w:r>
+            <w:r>
+              <w:rPr>
+                <w:color w:val="000000"/>
+                <w:sz w:val="18"/>
+                <w:lang w:eastAsia="ko-KR"/>
+              </w:rPr>
+              <w:t>결제가</w:t>
+            </w:r>
+            <w:r>
+              <w:rPr>
+                <w:color w:val="000000"/>
+                <w:sz w:val="18"/>
+                <w:lang w:eastAsia="ko-KR"/>
+              </w:rPr>
+              <w:t xml:space="preserve"> </w:t>
+            </w:r>
+            <w:r>
+              <w:rPr>
+                <w:color w:val="000000"/>
+                <w:sz w:val="18"/>
+                <w:lang w:eastAsia="ko-KR"/>
+              </w:rPr>
+              <w:t>가능한가요</w:t>
+            </w:r>
+            <w:r>
+              <w:rPr>
+                <w:color w:val="000000"/>
+                <w:sz w:val="18"/>
+                <w:lang w:eastAsia="ko-KR"/>
+              </w:rPr>
+              <w:t>?</w:t>
             </w:r>
           </w:p>
         </w:tc>
@@ -3290,71 +3141,117 @@
       <w:tr>
         <w:tc>
           <w:tcPr>
-            <w:tcW w:type="dxa" w:w="4800"/>
-            <w:vAlign w:val="center"/>
-            <w:tcMar>
-              <w:top w:w="70" w:type="dxa"/>
-              <w:bottom w:w="70" w:type="dxa"/>
-              <w:start w:w="90" w:type="dxa"/>
-              <w:end w:w="90" w:type="dxa"/>
-            </w:tcMar>
-            <w:tcBorders>
-              <w:top w:val="single" w:sz="6" w:color="808080"/>
-              <w:left w:val="single" w:sz="6" w:color="808080"/>
-              <w:bottom w:val="single" w:sz="6" w:color="808080"/>
-              <w:right w:val="single" w:sz="6" w:color="808080"/>
-              <w:insideH w:val="single" w:sz="6" w:color="808080"/>
-              <w:insideV w:val="single" w:sz="6" w:color="808080"/>
-            </w:tcBorders>
+            <w:tcW w:w="4800" w:type="dxa"/>
+            <w:tcBorders>
+              <w:top w:val="single" w:sz="6" w:space="0" w:color="808080"/>
+              <w:left w:val="single" w:sz="6" w:space="0" w:color="808080"/>
+              <w:bottom w:val="single" w:sz="6" w:space="0" w:color="808080"/>
+              <w:right w:val="single" w:sz="6" w:space="0" w:color="808080"/>
+            </w:tcBorders>
+            <w:tcMar>
+              <w:top w:w="70" w:type="dxa"/>
+              <w:left w:w="90" w:type="dxa"/>
+              <w:bottom w:w="70" w:type="dxa"/>
+              <w:right w:w="90" w:type="dxa"/>
+            </w:tcMar>
+            <w:vAlign w:val="center"/>
+          </w:tcPr>
+          <w:p>
+            <w:r>
+              <w:rPr>
+                <w:color w:val="000000"/>
+                <w:sz w:val="18"/>
+              </w:rPr>
+              <w:t>Could I have a receipt?</w:t>
+            </w:r>
+          </w:p>
+        </w:tc>
+        <w:tc>
+          <w:tcPr>
+            <w:tcW w:w="4200" w:type="dxa"/>
+            <w:tcBorders>
+              <w:top w:val="single" w:sz="6" w:space="0" w:color="808080"/>
+              <w:left w:val="single" w:sz="6" w:space="0" w:color="808080"/>
+              <w:bottom w:val="single" w:sz="6" w:space="0" w:color="808080"/>
+              <w:right w:val="single" w:sz="6" w:space="0" w:color="808080"/>
+            </w:tcBorders>
+            <w:tcMar>
+              <w:top w:w="70" w:type="dxa"/>
+              <w:left w:w="90" w:type="dxa"/>
+              <w:bottom w:w="70" w:type="dxa"/>
+              <w:right w:w="90" w:type="dxa"/>
+            </w:tcMar>
+            <w:vAlign w:val="center"/>
           </w:tcPr>
           <w:p>
             <w:pPr>
-              <w:spacing w:after="0"/>
+              <w:rPr>
+                <w:lang w:eastAsia="ko-KR"/>
+              </w:rPr>
             </w:pPr>
             <w:r>
               <w:rPr>
-                <w:rFonts w:ascii="Times New Roman" w:hAnsi="Times New Roman" w:eastAsia="Malgun Gothic"/>
-                <w:b w:val="0"/>
-                <w:i w:val="0"/>
-                <w:color w:val="000000"/>
-                <w:sz w:val="18"/>
-              </w:rPr>
-              <w:t>Could I have a receipt?</w:t>
-            </w:r>
-          </w:p>
-        </w:tc>
-        <w:tc>
-          <w:tcPr>
-            <w:tcW w:type="dxa" w:w="4200"/>
-            <w:vAlign w:val="center"/>
-            <w:tcMar>
-              <w:top w:w="70" w:type="dxa"/>
-              <w:bottom w:w="70" w:type="dxa"/>
-              <w:start w:w="90" w:type="dxa"/>
-              <w:end w:w="90" w:type="dxa"/>
-            </w:tcMar>
-            <w:tcBorders>
-              <w:top w:val="single" w:sz="6" w:color="808080"/>
-              <w:left w:val="single" w:sz="6" w:color="808080"/>
-              <w:bottom w:val="single" w:sz="6" w:color="808080"/>
-              <w:right w:val="single" w:sz="6" w:color="808080"/>
-              <w:insideH w:val="single" w:sz="6" w:color="808080"/>
-              <w:insideV w:val="single" w:sz="6" w:color="808080"/>
-            </w:tcBorders>
-          </w:tcPr>
-          <w:p>
-            <w:pPr>
-              <w:spacing w:after="0"/>
-            </w:pPr>
-            <w:r>
-              <w:rPr>
-                <w:rFonts w:ascii="Times New Roman" w:hAnsi="Times New Roman" w:eastAsia="Malgun Gothic"/>
-                <w:b w:val="0"/>
-                <w:i w:val="0"/>
-                <w:color w:val="000000"/>
-                <w:sz w:val="18"/>
-              </w:rPr>
-              <w:t>영수증을 받을 수 있을까요?</w:t>
+                <w:color w:val="000000"/>
+                <w:sz w:val="18"/>
+                <w:lang w:eastAsia="ko-KR"/>
+              </w:rPr>
+              <w:t>영수증을</w:t>
+            </w:r>
+            <w:r>
+              <w:rPr>
+                <w:color w:val="000000"/>
+                <w:sz w:val="18"/>
+                <w:lang w:eastAsia="ko-KR"/>
+              </w:rPr>
+              <w:t xml:space="preserve"> </w:t>
+            </w:r>
+            <w:r>
+              <w:rPr>
+                <w:color w:val="000000"/>
+                <w:sz w:val="18"/>
+                <w:lang w:eastAsia="ko-KR"/>
+              </w:rPr>
+              <w:t>받을</w:t>
+            </w:r>
+            <w:r>
+              <w:rPr>
+                <w:color w:val="000000"/>
+                <w:sz w:val="18"/>
+                <w:lang w:eastAsia="ko-KR"/>
+              </w:rPr>
+              <w:t xml:space="preserve"> </w:t>
+            </w:r>
+            <w:r>
+              <w:rPr>
+                <w:color w:val="000000"/>
+                <w:sz w:val="18"/>
+                <w:lang w:eastAsia="ko-KR"/>
+              </w:rPr>
+              <w:t>수</w:t>
+            </w:r>
+            <w:r>
+              <w:rPr>
+                <w:color w:val="000000"/>
+                <w:sz w:val="18"/>
+                <w:lang w:eastAsia="ko-KR"/>
+              </w:rPr>
+              <w:t xml:space="preserve"> </w:t>
+            </w:r>
+            <w:r>
+              <w:rPr>
+                <w:color w:val="000000"/>
+                <w:sz w:val="18"/>
+                <w:lang w:eastAsia="ko-KR"/>
+              </w:rPr>
+              <w:t>있을까요</w:t>
+            </w:r>
+            <w:r>
+              <w:rPr>
+                <w:color w:val="000000"/>
+                <w:sz w:val="18"/>
+                <w:lang w:eastAsia="ko-KR"/>
+              </w:rPr>
+              <w:t>?</w:t>
             </w:r>
           </w:p>
         </w:tc>
@@ -3362,71 +3259,133 @@
       <w:tr>
         <w:tc>
           <w:tcPr>
-            <w:tcW w:type="dxa" w:w="4800"/>
-            <w:vAlign w:val="center"/>
-            <w:tcMar>
-              <w:top w:w="70" w:type="dxa"/>
-              <w:bottom w:w="70" w:type="dxa"/>
-              <w:start w:w="90" w:type="dxa"/>
-              <w:end w:w="90" w:type="dxa"/>
-            </w:tcMar>
-            <w:tcBorders>
-              <w:top w:val="single" w:sz="6" w:color="808080"/>
-              <w:left w:val="single" w:sz="6" w:color="808080"/>
-              <w:bottom w:val="single" w:sz="6" w:color="808080"/>
-              <w:right w:val="single" w:sz="6" w:color="808080"/>
-              <w:insideH w:val="single" w:sz="6" w:color="808080"/>
-              <w:insideV w:val="single" w:sz="6" w:color="808080"/>
-            </w:tcBorders>
+            <w:tcW w:w="4800" w:type="dxa"/>
+            <w:tcBorders>
+              <w:top w:val="single" w:sz="6" w:space="0" w:color="808080"/>
+              <w:left w:val="single" w:sz="6" w:space="0" w:color="808080"/>
+              <w:bottom w:val="single" w:sz="6" w:space="0" w:color="808080"/>
+              <w:right w:val="single" w:sz="6" w:space="0" w:color="808080"/>
+            </w:tcBorders>
+            <w:tcMar>
+              <w:top w:w="70" w:type="dxa"/>
+              <w:left w:w="90" w:type="dxa"/>
+              <w:bottom w:w="70" w:type="dxa"/>
+              <w:right w:w="90" w:type="dxa"/>
+            </w:tcMar>
+            <w:vAlign w:val="center"/>
+          </w:tcPr>
+          <w:p>
+            <w:r>
+              <w:rPr>
+                <w:color w:val="000000"/>
+                <w:sz w:val="18"/>
+              </w:rPr>
+              <w:t>Can I return this if it doesn't fit?</w:t>
+            </w:r>
+          </w:p>
+        </w:tc>
+        <w:tc>
+          <w:tcPr>
+            <w:tcW w:w="4200" w:type="dxa"/>
+            <w:tcBorders>
+              <w:top w:val="single" w:sz="6" w:space="0" w:color="808080"/>
+              <w:left w:val="single" w:sz="6" w:space="0" w:color="808080"/>
+              <w:bottom w:val="single" w:sz="6" w:space="0" w:color="808080"/>
+              <w:right w:val="single" w:sz="6" w:space="0" w:color="808080"/>
+            </w:tcBorders>
+            <w:tcMar>
+              <w:top w:w="70" w:type="dxa"/>
+              <w:left w:w="90" w:type="dxa"/>
+              <w:bottom w:w="70" w:type="dxa"/>
+              <w:right w:w="90" w:type="dxa"/>
+            </w:tcMar>
+            <w:vAlign w:val="center"/>
           </w:tcPr>
           <w:p>
             <w:pPr>
-              <w:spacing w:after="0"/>
+              <w:rPr>
+                <w:lang w:eastAsia="ko-KR"/>
+              </w:rPr>
             </w:pPr>
             <w:r>
               <w:rPr>
-                <w:rFonts w:ascii="Times New Roman" w:hAnsi="Times New Roman" w:eastAsia="Malgun Gothic"/>
-                <w:b w:val="0"/>
-                <w:i w:val="0"/>
-                <w:color w:val="000000"/>
-                <w:sz w:val="18"/>
-              </w:rPr>
-              <w:t>Can I return this if it doesn't fit?</w:t>
-            </w:r>
-          </w:p>
-        </w:tc>
-        <w:tc>
-          <w:tcPr>
-            <w:tcW w:type="dxa" w:w="4200"/>
-            <w:vAlign w:val="center"/>
-            <w:tcMar>
-              <w:top w:w="70" w:type="dxa"/>
-              <w:bottom w:w="70" w:type="dxa"/>
-              <w:start w:w="90" w:type="dxa"/>
-              <w:end w:w="90" w:type="dxa"/>
-            </w:tcMar>
-            <w:tcBorders>
-              <w:top w:val="single" w:sz="6" w:color="808080"/>
-              <w:left w:val="single" w:sz="6" w:color="808080"/>
-              <w:bottom w:val="single" w:sz="6" w:color="808080"/>
-              <w:right w:val="single" w:sz="6" w:color="808080"/>
-              <w:insideH w:val="single" w:sz="6" w:color="808080"/>
-              <w:insideV w:val="single" w:sz="6" w:color="808080"/>
-            </w:tcBorders>
-          </w:tcPr>
-          <w:p>
-            <w:pPr>
-              <w:spacing w:after="0"/>
-            </w:pPr>
-            <w:r>
-              <w:rPr>
-                <w:rFonts w:ascii="Times New Roman" w:hAnsi="Times New Roman" w:eastAsia="Malgun Gothic"/>
-                <w:b w:val="0"/>
-                <w:i w:val="0"/>
-                <w:color w:val="000000"/>
-                <w:sz w:val="18"/>
-              </w:rPr>
-              <w:t>맞지 않으면 반품할 수 있나요?</w:t>
+                <w:color w:val="000000"/>
+                <w:sz w:val="18"/>
+                <w:lang w:eastAsia="ko-KR"/>
+              </w:rPr>
+              <w:t>맞지</w:t>
+            </w:r>
+            <w:r>
+              <w:rPr>
+                <w:color w:val="000000"/>
+                <w:sz w:val="18"/>
+                <w:lang w:eastAsia="ko-KR"/>
+              </w:rPr>
+              <w:t xml:space="preserve"> </w:t>
+            </w:r>
+            <w:r>
+              <w:rPr>
+                <w:color w:val="000000"/>
+                <w:sz w:val="18"/>
+                <w:lang w:eastAsia="ko-KR"/>
+              </w:rPr>
+              <w:t>않으면</w:t>
+            </w:r>
+            <w:r>
+              <w:rPr>
+                <w:color w:val="000000"/>
+                <w:sz w:val="18"/>
+                <w:lang w:eastAsia="ko-KR"/>
+              </w:rPr>
+              <w:t xml:space="preserve"> </w:t>
+            </w:r>
+            <w:r>
+              <w:rPr>
+                <w:color w:val="000000"/>
+                <w:sz w:val="18"/>
+                <w:lang w:eastAsia="ko-KR"/>
+              </w:rPr>
+              <w:t>반품할</w:t>
+            </w:r>
+            <w:r>
+              <w:rPr>
+                <w:color w:val="000000"/>
+                <w:sz w:val="18"/>
+                <w:lang w:eastAsia="ko-KR"/>
+              </w:rPr>
+              <w:t xml:space="preserve"> </w:t>
+            </w:r>
+            <w:r>
+              <w:rPr>
+                <w:color w:val="000000"/>
+                <w:sz w:val="18"/>
+                <w:lang w:eastAsia="ko-KR"/>
+              </w:rPr>
+              <w:t>수</w:t>
+            </w:r>
+            <w:r>
+              <w:rPr>
+                <w:color w:val="000000"/>
+                <w:sz w:val="18"/>
+                <w:lang w:eastAsia="ko-KR"/>
+              </w:rPr>
+              <w:t xml:space="preserve"> </w:t>
+            </w:r>
+            <w:r>
+              <w:rPr>
+                <w:color w:val="000000"/>
+                <w:sz w:val="18"/>
+                <w:lang w:eastAsia="ko-KR"/>
+              </w:rPr>
+              <w:t>있나요</w:t>
+            </w:r>
+            <w:r>
+              <w:rPr>
+                <w:color w:val="000000"/>
+                <w:sz w:val="18"/>
+                <w:lang w:eastAsia="ko-KR"/>
+              </w:rPr>
+              <w:t>?</w:t>
             </w:r>
           </w:p>
         </w:tc>
@@ -3435,18 +3394,928 @@
     <w:p>
       <w:pPr>
         <w:spacing w:after="100"/>
+        <w:rPr>
+          <w:lang w:eastAsia="ko-KR"/>
+        </w:rPr>
       </w:pPr>
     </w:p>
     <w:p>
       <w:pPr>
-        <w:spacing w:before="180" w:after="80"/>
+        <w:spacing w:after="80"/>
+      </w:pPr>
+    </w:p>
+    <w:p>
+      <w:pPr>
+        <w:spacing w:before="120" w:after="40"/>
+      </w:pPr>
+      <w:r>
+        <w:rPr>
+          <w:b/>
+          <w:i/>
+          <w:color w:val="000000"/>
+          <w:sz w:val="22"/>
+          <w:szCs w:val="22"/>
+        </w:rPr>
+        <w:t>Reading 4: Paying the Bill</w:t>
+      </w:r>
+    </w:p>
+    <w:p>
+      <w:r>
+        <w:rPr>
+          <w:b/>
+          <w:color w:val="000000"/>
+        </w:rPr>
+        <w:t xml:space="preserve">Customer: </w:t>
+      </w:r>
+      <w:r>
+        <w:rPr>
+          <w:color w:val="000000"/>
+        </w:rPr>
+        <w:t>Excuse me. Could I get my bill, please?</w:t>
+      </w:r>
+    </w:p>
+    <w:p>
+      <w:r>
+        <w:rPr>
+          <w:b/>
+          <w:color w:val="000000"/>
+        </w:rPr>
+        <w:t xml:space="preserve">Server: </w:t>
+      </w:r>
+      <w:r>
+        <w:rPr>
+          <w:color w:val="000000"/>
+        </w:rPr>
+        <w:t>Of course. Here you go.</w:t>
+      </w:r>
+    </w:p>
+    <w:p>
+      <w:r>
+        <w:rPr>
+          <w:b/>
+          <w:color w:val="000000"/>
+        </w:rPr>
+        <w:t xml:space="preserve">Customer: </w:t>
+      </w:r>
+      <w:r>
+        <w:rPr>
+          <w:color w:val="000000"/>
+        </w:rPr>
+        <w:t>I see a service charge has been added. Is it fixed, or can I change the tip to 5%?</w:t>
+      </w:r>
+    </w:p>
+    <w:p>
+      <w:r>
+        <w:rPr>
+          <w:b/>
+          <w:color w:val="000000"/>
+        </w:rPr>
+        <w:t xml:space="preserve">Server: </w:t>
+      </w:r>
+      <w:r>
+        <w:rPr>
+          <w:color w:val="000000"/>
+        </w:rPr>
+        <w:t>I'm sorry, but the service charge here is fixed at 10%.</w:t>
+      </w:r>
+    </w:p>
+    <w:p>
+      <w:r>
+        <w:rPr>
+          <w:b/>
+          <w:color w:val="000000"/>
+        </w:rPr>
+        <w:t xml:space="preserve">Customer: </w:t>
+      </w:r>
+      <w:r>
+        <w:rPr>
+          <w:color w:val="000000"/>
+        </w:rPr>
+        <w:t>I see. Can I pay in cash? / Can I pay by card?</w:t>
+      </w:r>
+    </w:p>
+    <w:p>
+      <w:r>
+        <w:rPr>
+          <w:b/>
+          <w:color w:val="000000"/>
+        </w:rPr>
+        <w:t xml:space="preserve">Server: </w:t>
+      </w:r>
+      <w:r>
+        <w:rPr>
+          <w:color w:val="000000"/>
+        </w:rPr>
+        <w:t>Of course. We accept both cash and card.</w:t>
+      </w:r>
+    </w:p>
+    <w:p>
+      <w:r>
+        <w:rPr>
+          <w:b/>
+          <w:color w:val="000000"/>
+        </w:rPr>
+        <w:t xml:space="preserve">Customer: </w:t>
+      </w:r>
+      <w:r>
+        <w:rPr>
+          <w:color w:val="000000"/>
+        </w:rPr>
+        <w:t>I'll pay by card, then. Do you accept contactless payment?</w:t>
+      </w:r>
+    </w:p>
+    <w:p>
+      <w:r>
+        <w:rPr>
+          <w:b/>
+          <w:color w:val="000000"/>
+        </w:rPr>
+        <w:t xml:space="preserve">Server: </w:t>
+      </w:r>
+      <w:r>
+        <w:rPr>
+          <w:color w:val="000000"/>
+        </w:rPr>
+        <w:t>Yes. Please tap your card here.</w:t>
+      </w:r>
+    </w:p>
+    <w:p>
+      <w:r>
+        <w:rPr>
+          <w:b/>
+          <w:color w:val="000000"/>
+        </w:rPr>
+        <w:t xml:space="preserve">Customer: </w:t>
+      </w:r>
+      <w:r>
+        <w:rPr>
+          <w:color w:val="000000"/>
+        </w:rPr>
+        <w:t>Thank you. Could I also get a receipt, please?</w:t>
+      </w:r>
+    </w:p>
+    <w:p>
+      <w:r>
+        <w:rPr>
+          <w:b/>
+          <w:color w:val="000000"/>
+        </w:rPr>
+        <w:t xml:space="preserve">Server: </w:t>
+      </w:r>
+      <w:r>
+        <w:rPr>
+          <w:color w:val="000000"/>
+        </w:rPr>
+        <w:t>Of course. Here you are. Thank you for your visit!</w:t>
+      </w:r>
+    </w:p>
+    <w:p>
+      <w:pPr>
+        <w:spacing w:after="80"/>
+      </w:pPr>
+    </w:p>
+    <w:p>
+      <w:r>
+        <w:rPr>
+          <w:b/>
+          <w:color w:val="000000"/>
+        </w:rPr>
+        <w:t>Vocabulary</w:t>
+      </w:r>
+    </w:p>
+    <w:tbl>
+      <w:tblPr>
+        <w:tblW w:w="0" w:type="auto"/>
+        <w:jc w:val="center"/>
+        <w:tblCellMar>
+          <w:top w:w="108" w:type="dxa"/>
+          <w:left w:w="108" w:type="dxa"/>
+          <w:bottom w:w="108" w:type="dxa"/>
+          <w:right w:w="108" w:type="dxa"/>
+        </w:tblCellMar>
+        <w:tblLook w:val="04A0" w:firstRow="1" w:lastRow="0" w:firstColumn="1" w:lastColumn="0" w:noHBand="0" w:noVBand="1"/>
+      </w:tblPr>
+      <w:tblGrid>
+        <w:gridCol w:w="3000"/>
+        <w:gridCol w:w="5000"/>
+      </w:tblGrid>
+      <w:tr>
+        <w:trPr>
+          <w:trHeight w:val="400"/>
+        </w:trPr>
+        <w:tc>
+          <w:tcPr>
+            <w:tcW w:w="0" w:type="auto"/>
+            <w:tcBorders>
+              <w:top w:val="single" w:sz="4" w:space="0" w:color="000000"/>
+              <w:left w:val="single" w:sz="4" w:space="0" w:color="000000"/>
+              <w:bottom w:val="single" w:sz="4" w:space="0" w:color="000000"/>
+              <w:right w:val="single" w:sz="4" w:space="0" w:color="000000"/>
+            </w:tcBorders>
+            <w:shd w:val="clear" w:color="auto" w:fill="D9E1F2"/>
+            <w:vAlign w:val="center"/>
+          </w:tcPr>
+          <w:p>
+            <w:pPr>
+              <w:spacing w:after="200"/>
+            </w:pPr>
+            <w:r>
+              <w:rPr>
+                <w:b/>
+                <w:color w:val="000000"/>
+              </w:rPr>
+              <w:t>English</w:t>
+            </w:r>
+          </w:p>
+        </w:tc>
+        <w:tc>
+          <w:tcPr>
+            <w:tcW w:w="0" w:type="auto"/>
+            <w:tcBorders>
+              <w:top w:val="single" w:sz="4" w:space="0" w:color="000000"/>
+              <w:left w:val="single" w:sz="4" w:space="0" w:color="000000"/>
+              <w:bottom w:val="single" w:sz="4" w:space="0" w:color="000000"/>
+              <w:right w:val="single" w:sz="4" w:space="0" w:color="000000"/>
+            </w:tcBorders>
+            <w:shd w:val="clear" w:color="auto" w:fill="D9E1F2"/>
+            <w:vAlign w:val="center"/>
+          </w:tcPr>
+          <w:p>
+            <w:pPr>
+              <w:spacing w:after="200"/>
+            </w:pPr>
+            <w:r>
+              <w:rPr>
+                <w:b/>
+                <w:color w:val="000000"/>
+              </w:rPr>
+              <w:t>한국어</w:t>
+            </w:r>
+          </w:p>
+        </w:tc>
+      </w:tr>
+      <w:tr>
+        <w:trPr>
+          <w:trHeight w:val="360"/>
+        </w:trPr>
+        <w:tc>
+          <w:tcPr>
+            <w:tcW w:w="0" w:type="auto"/>
+            <w:tcBorders>
+              <w:top w:val="single" w:sz="4" w:space="0" w:color="000000"/>
+              <w:left w:val="single" w:sz="4" w:space="0" w:color="000000"/>
+              <w:bottom w:val="single" w:sz="4" w:space="0" w:color="000000"/>
+              <w:right w:val="single" w:sz="4" w:space="0" w:color="000000"/>
+            </w:tcBorders>
+            <w:vAlign w:val="center"/>
+          </w:tcPr>
+          <w:p>
+            <w:pPr>
+              <w:spacing w:after="200"/>
+            </w:pPr>
+            <w:r>
+              <w:rPr>
+                <w:color w:val="000000"/>
+              </w:rPr>
+              <w:t>bill / check</w:t>
+            </w:r>
+          </w:p>
+        </w:tc>
+        <w:tc>
+          <w:tcPr>
+            <w:tcW w:w="0" w:type="auto"/>
+            <w:tcBorders>
+              <w:top w:val="single" w:sz="4" w:space="0" w:color="000000"/>
+              <w:left w:val="single" w:sz="4" w:space="0" w:color="000000"/>
+              <w:bottom w:val="single" w:sz="4" w:space="0" w:color="000000"/>
+              <w:right w:val="single" w:sz="4" w:space="0" w:color="000000"/>
+            </w:tcBorders>
+            <w:vAlign w:val="center"/>
+          </w:tcPr>
+          <w:p>
+            <w:pPr>
+              <w:spacing w:after="200"/>
+            </w:pPr>
+            <w:r>
+              <w:rPr>
+                <w:color w:val="000000"/>
+              </w:rPr>
+              <w:t>청구서, 계산서</w:t>
+            </w:r>
+          </w:p>
+        </w:tc>
+      </w:tr>
+      <w:tr>
+        <w:trPr>
+          <w:trHeight w:val="360"/>
+        </w:trPr>
+        <w:tc>
+          <w:tcPr>
+            <w:tcW w:w="0" w:type="auto"/>
+            <w:tcBorders>
+              <w:top w:val="single" w:sz="4" w:space="0" w:color="000000"/>
+              <w:left w:val="single" w:sz="4" w:space="0" w:color="000000"/>
+              <w:bottom w:val="single" w:sz="4" w:space="0" w:color="000000"/>
+              <w:right w:val="single" w:sz="4" w:space="0" w:color="000000"/>
+            </w:tcBorders>
+            <w:vAlign w:val="center"/>
+          </w:tcPr>
+          <w:p>
+            <w:pPr>
+              <w:spacing w:after="200"/>
+            </w:pPr>
+            <w:r>
+              <w:rPr>
+                <w:color w:val="000000"/>
+              </w:rPr>
+              <w:t>service charge</w:t>
+            </w:r>
+          </w:p>
+        </w:tc>
+        <w:tc>
+          <w:tcPr>
+            <w:tcW w:w="0" w:type="auto"/>
+            <w:tcBorders>
+              <w:top w:val="single" w:sz="4" w:space="0" w:color="000000"/>
+              <w:left w:val="single" w:sz="4" w:space="0" w:color="000000"/>
+              <w:bottom w:val="single" w:sz="4" w:space="0" w:color="000000"/>
+              <w:right w:val="single" w:sz="4" w:space="0" w:color="000000"/>
+            </w:tcBorders>
+            <w:vAlign w:val="center"/>
+          </w:tcPr>
+          <w:p>
+            <w:pPr>
+              <w:spacing w:after="200"/>
+            </w:pPr>
+            <w:r>
+              <w:rPr>
+                <w:color w:val="000000"/>
+              </w:rPr>
+              <w:t>서비스 요금</w:t>
+            </w:r>
+          </w:p>
+        </w:tc>
+      </w:tr>
+      <w:tr>
+        <w:trPr>
+          <w:trHeight w:val="360"/>
+        </w:trPr>
+        <w:tc>
+          <w:tcPr>
+            <w:tcW w:w="0" w:type="auto"/>
+            <w:tcBorders>
+              <w:top w:val="single" w:sz="4" w:space="0" w:color="000000"/>
+              <w:left w:val="single" w:sz="4" w:space="0" w:color="000000"/>
+              <w:bottom w:val="single" w:sz="4" w:space="0" w:color="000000"/>
+              <w:right w:val="single" w:sz="4" w:space="0" w:color="000000"/>
+            </w:tcBorders>
+            <w:vAlign w:val="center"/>
+          </w:tcPr>
+          <w:p>
+            <w:pPr>
+              <w:spacing w:after="200"/>
+            </w:pPr>
+            <w:r>
+              <w:rPr>
+                <w:color w:val="000000"/>
+              </w:rPr>
+              <w:t>tip</w:t>
+            </w:r>
+          </w:p>
+        </w:tc>
+        <w:tc>
+          <w:tcPr>
+            <w:tcW w:w="0" w:type="auto"/>
+            <w:tcBorders>
+              <w:top w:val="single" w:sz="4" w:space="0" w:color="000000"/>
+              <w:left w:val="single" w:sz="4" w:space="0" w:color="000000"/>
+              <w:bottom w:val="single" w:sz="4" w:space="0" w:color="000000"/>
+              <w:right w:val="single" w:sz="4" w:space="0" w:color="000000"/>
+            </w:tcBorders>
+            <w:vAlign w:val="center"/>
+          </w:tcPr>
+          <w:p>
+            <w:pPr>
+              <w:spacing w:after="200"/>
+            </w:pPr>
+            <w:r>
+              <w:rPr>
+                <w:color w:val="000000"/>
+              </w:rPr>
+              <w:t>팁</w:t>
+            </w:r>
+          </w:p>
+        </w:tc>
+      </w:tr>
+      <w:tr>
+        <w:trPr>
+          <w:trHeight w:val="360"/>
+        </w:trPr>
+        <w:tc>
+          <w:tcPr>
+            <w:tcW w:w="0" w:type="auto"/>
+            <w:tcBorders>
+              <w:top w:val="single" w:sz="4" w:space="0" w:color="000000"/>
+              <w:left w:val="single" w:sz="4" w:space="0" w:color="000000"/>
+              <w:bottom w:val="single" w:sz="4" w:space="0" w:color="000000"/>
+              <w:right w:val="single" w:sz="4" w:space="0" w:color="000000"/>
+            </w:tcBorders>
+            <w:vAlign w:val="center"/>
+          </w:tcPr>
+          <w:p>
+            <w:pPr>
+              <w:spacing w:after="200"/>
+            </w:pPr>
+            <w:r>
+              <w:rPr>
+                <w:color w:val="000000"/>
+              </w:rPr>
+              <w:t>fixed</w:t>
+            </w:r>
+          </w:p>
+        </w:tc>
+        <w:tc>
+          <w:tcPr>
+            <w:tcW w:w="0" w:type="auto"/>
+            <w:tcBorders>
+              <w:top w:val="single" w:sz="4" w:space="0" w:color="000000"/>
+              <w:left w:val="single" w:sz="4" w:space="0" w:color="000000"/>
+              <w:bottom w:val="single" w:sz="4" w:space="0" w:color="000000"/>
+              <w:right w:val="single" w:sz="4" w:space="0" w:color="000000"/>
+            </w:tcBorders>
+            <w:vAlign w:val="center"/>
+          </w:tcPr>
+          <w:p>
+            <w:pPr>
+              <w:spacing w:after="200"/>
+            </w:pPr>
+            <w:r>
+              <w:rPr>
+                <w:color w:val="000000"/>
+              </w:rPr>
+              <w:t>고정된, 정해진</w:t>
+            </w:r>
+          </w:p>
+        </w:tc>
+      </w:tr>
+      <w:tr>
+        <w:trPr>
+          <w:trHeight w:val="360"/>
+        </w:trPr>
+        <w:tc>
+          <w:tcPr>
+            <w:tcW w:w="0" w:type="auto"/>
+            <w:tcBorders>
+              <w:top w:val="single" w:sz="4" w:space="0" w:color="000000"/>
+              <w:left w:val="single" w:sz="4" w:space="0" w:color="000000"/>
+              <w:bottom w:val="single" w:sz="4" w:space="0" w:color="000000"/>
+              <w:right w:val="single" w:sz="4" w:space="0" w:color="000000"/>
+            </w:tcBorders>
+            <w:vAlign w:val="center"/>
+          </w:tcPr>
+          <w:p>
+            <w:pPr>
+              <w:spacing w:after="200"/>
+            </w:pPr>
+            <w:r>
+              <w:rPr>
+                <w:color w:val="000000"/>
+              </w:rPr>
+              <w:t>receipt</w:t>
+            </w:r>
+          </w:p>
+        </w:tc>
+        <w:tc>
+          <w:tcPr>
+            <w:tcW w:w="0" w:type="auto"/>
+            <w:tcBorders>
+              <w:top w:val="single" w:sz="4" w:space="0" w:color="000000"/>
+              <w:left w:val="single" w:sz="4" w:space="0" w:color="000000"/>
+              <w:bottom w:val="single" w:sz="4" w:space="0" w:color="000000"/>
+              <w:right w:val="single" w:sz="4" w:space="0" w:color="000000"/>
+            </w:tcBorders>
+            <w:vAlign w:val="center"/>
+          </w:tcPr>
+          <w:p>
+            <w:pPr>
+              <w:spacing w:after="200"/>
+            </w:pPr>
+            <w:r>
+              <w:rPr>
+                <w:color w:val="000000"/>
+              </w:rPr>
+              <w:t>영수증</w:t>
+            </w:r>
+          </w:p>
+        </w:tc>
+      </w:tr>
+      <w:tr>
+        <w:trPr>
+          <w:trHeight w:val="360"/>
+        </w:trPr>
+        <w:tc>
+          <w:tcPr>
+            <w:tcW w:w="0" w:type="auto"/>
+            <w:tcBorders>
+              <w:top w:val="single" w:sz="4" w:space="0" w:color="000000"/>
+              <w:left w:val="single" w:sz="4" w:space="0" w:color="000000"/>
+              <w:bottom w:val="single" w:sz="4" w:space="0" w:color="000000"/>
+              <w:right w:val="single" w:sz="4" w:space="0" w:color="000000"/>
+            </w:tcBorders>
+            <w:vAlign w:val="center"/>
+          </w:tcPr>
+          <w:p>
+            <w:pPr>
+              <w:spacing w:after="200"/>
+            </w:pPr>
+            <w:r>
+              <w:rPr>
+                <w:color w:val="000000"/>
+              </w:rPr>
+              <w:t>contactless payment</w:t>
+            </w:r>
+          </w:p>
+        </w:tc>
+        <w:tc>
+          <w:tcPr>
+            <w:tcW w:w="0" w:type="auto"/>
+            <w:tcBorders>
+              <w:top w:val="single" w:sz="4" w:space="0" w:color="000000"/>
+              <w:left w:val="single" w:sz="4" w:space="0" w:color="000000"/>
+              <w:bottom w:val="single" w:sz="4" w:space="0" w:color="000000"/>
+              <w:right w:val="single" w:sz="4" w:space="0" w:color="000000"/>
+            </w:tcBorders>
+            <w:vAlign w:val="center"/>
+          </w:tcPr>
+          <w:p>
+            <w:pPr>
+              <w:spacing w:after="200"/>
+            </w:pPr>
+            <w:r>
+              <w:rPr>
+                <w:color w:val="000000"/>
+              </w:rPr>
+              <w:t>비접촉 결제</w:t>
+            </w:r>
+          </w:p>
+        </w:tc>
+      </w:tr>
+    </w:tbl>
+    <w:p>
+      <w:pPr>
+        <w:spacing w:after="80"/>
+      </w:pPr>
+    </w:p>
+    <w:p>
+      <w:r>
+        <w:rPr>
+          <w:b/>
+          <w:color w:val="000000"/>
+        </w:rPr>
+        <w:t>Useful Expressions</w:t>
+      </w:r>
+    </w:p>
+    <w:tbl>
+      <w:tblPr>
+        <w:tblW w:w="0" w:type="auto"/>
+        <w:jc w:val="center"/>
+        <w:tblCellMar>
+          <w:top w:w="108" w:type="dxa"/>
+          <w:left w:w="108" w:type="dxa"/>
+          <w:bottom w:w="108" w:type="dxa"/>
+          <w:right w:w="108" w:type="dxa"/>
+        </w:tblCellMar>
+        <w:tblLook w:val="04A0" w:firstRow="1" w:lastRow="0" w:firstColumn="1" w:lastColumn="0" w:noHBand="0" w:noVBand="1"/>
+      </w:tblPr>
+      <w:tblGrid>
+        <w:gridCol w:w="3000"/>
+        <w:gridCol w:w="5000"/>
+      </w:tblGrid>
+      <w:tr>
+        <w:trPr>
+          <w:trHeight w:val="400"/>
+        </w:trPr>
+        <w:tc>
+          <w:tcPr>
+            <w:tcW w:w="0" w:type="auto"/>
+            <w:tcBorders>
+              <w:top w:val="single" w:sz="4" w:space="0" w:color="000000"/>
+              <w:left w:val="single" w:sz="4" w:space="0" w:color="000000"/>
+              <w:bottom w:val="single" w:sz="4" w:space="0" w:color="000000"/>
+              <w:right w:val="single" w:sz="4" w:space="0" w:color="000000"/>
+            </w:tcBorders>
+            <w:shd w:val="clear" w:color="auto" w:fill="D9E1F2"/>
+            <w:vAlign w:val="center"/>
+          </w:tcPr>
+          <w:p>
+            <w:pPr>
+              <w:spacing w:after="200"/>
+            </w:pPr>
+            <w:r>
+              <w:rPr>
+                <w:b/>
+                <w:color w:val="000000"/>
+              </w:rPr>
+              <w:t>Useful Expression</w:t>
+            </w:r>
+          </w:p>
+        </w:tc>
+        <w:tc>
+          <w:tcPr>
+            <w:tcW w:w="0" w:type="auto"/>
+            <w:tcBorders>
+              <w:top w:val="single" w:sz="4" w:space="0" w:color="000000"/>
+              <w:left w:val="single" w:sz="4" w:space="0" w:color="000000"/>
+              <w:bottom w:val="single" w:sz="4" w:space="0" w:color="000000"/>
+              <w:right w:val="single" w:sz="4" w:space="0" w:color="000000"/>
+            </w:tcBorders>
+            <w:shd w:val="clear" w:color="auto" w:fill="D9E1F2"/>
+            <w:vAlign w:val="center"/>
+          </w:tcPr>
+          <w:p>
+            <w:pPr>
+              <w:spacing w:after="200"/>
+            </w:pPr>
+            <w:r>
+              <w:rPr>
+                <w:b/>
+                <w:color w:val="000000"/>
+              </w:rPr>
+              <w:t>한국어</w:t>
+            </w:r>
+          </w:p>
+        </w:tc>
+      </w:tr>
+      <w:tr>
+        <w:trPr>
+          <w:trHeight w:val="360"/>
+        </w:trPr>
+        <w:tc>
+          <w:tcPr>
+            <w:tcW w:w="0" w:type="auto"/>
+            <w:tcBorders>
+              <w:top w:val="single" w:sz="4" w:space="0" w:color="000000"/>
+              <w:left w:val="single" w:sz="4" w:space="0" w:color="000000"/>
+              <w:bottom w:val="single" w:sz="4" w:space="0" w:color="000000"/>
+              <w:right w:val="single" w:sz="4" w:space="0" w:color="000000"/>
+            </w:tcBorders>
+            <w:vAlign w:val="center"/>
+          </w:tcPr>
+          <w:p>
+            <w:pPr>
+              <w:spacing w:after="200"/>
+            </w:pPr>
+            <w:r>
+              <w:rPr>
+                <w:color w:val="000000"/>
+              </w:rPr>
+              <w:t>Can I get my bill, please?</w:t>
+            </w:r>
+          </w:p>
+        </w:tc>
+        <w:tc>
+          <w:tcPr>
+            <w:tcW w:w="0" w:type="auto"/>
+            <w:tcBorders>
+              <w:top w:val="single" w:sz="4" w:space="0" w:color="000000"/>
+              <w:left w:val="single" w:sz="4" w:space="0" w:color="000000"/>
+              <w:bottom w:val="single" w:sz="4" w:space="0" w:color="000000"/>
+              <w:right w:val="single" w:sz="4" w:space="0" w:color="000000"/>
+            </w:tcBorders>
+            <w:vAlign w:val="center"/>
+          </w:tcPr>
+          <w:p>
+            <w:pPr>
+              <w:spacing w:after="200"/>
+            </w:pPr>
+            <w:r>
+              <w:rPr>
+                <w:color w:val="000000"/>
+              </w:rPr>
+              <w:t>계산서 주시겠어요?</w:t>
+            </w:r>
+          </w:p>
+        </w:tc>
+      </w:tr>
+      <w:tr>
+        <w:trPr>
+          <w:trHeight w:val="360"/>
+        </w:trPr>
+        <w:tc>
+          <w:tcPr>
+            <w:tcW w:w="0" w:type="auto"/>
+            <w:tcBorders>
+              <w:top w:val="single" w:sz="4" w:space="0" w:color="000000"/>
+              <w:left w:val="single" w:sz="4" w:space="0" w:color="000000"/>
+              <w:bottom w:val="single" w:sz="4" w:space="0" w:color="000000"/>
+              <w:right w:val="single" w:sz="4" w:space="0" w:color="000000"/>
+            </w:tcBorders>
+            <w:vAlign w:val="center"/>
+          </w:tcPr>
+          <w:p>
+            <w:pPr>
+              <w:spacing w:after="200"/>
+            </w:pPr>
+            <w:r>
+              <w:rPr>
+                <w:color w:val="000000"/>
+              </w:rPr>
+              <w:t>Is a service charge already included?</w:t>
+            </w:r>
+          </w:p>
+        </w:tc>
+        <w:tc>
+          <w:tcPr>
+            <w:tcW w:w="0" w:type="auto"/>
+            <w:tcBorders>
+              <w:top w:val="single" w:sz="4" w:space="0" w:color="000000"/>
+              <w:left w:val="single" w:sz="4" w:space="0" w:color="000000"/>
+              <w:bottom w:val="single" w:sz="4" w:space="0" w:color="000000"/>
+              <w:right w:val="single" w:sz="4" w:space="0" w:color="000000"/>
+            </w:tcBorders>
+            <w:vAlign w:val="center"/>
+          </w:tcPr>
+          <w:p>
+            <w:pPr>
+              <w:spacing w:after="200"/>
+            </w:pPr>
+            <w:r>
+              <w:rPr>
+                <w:color w:val="000000"/>
+              </w:rPr>
+              <w:t>서비스 요금이 이미 포함되어 있나요?</w:t>
+            </w:r>
+          </w:p>
+        </w:tc>
+      </w:tr>
+      <w:tr>
+        <w:trPr>
+          <w:trHeight w:val="360"/>
+        </w:trPr>
+        <w:tc>
+          <w:tcPr>
+            <w:tcW w:w="0" w:type="auto"/>
+            <w:tcBorders>
+              <w:top w:val="single" w:sz="4" w:space="0" w:color="000000"/>
+              <w:left w:val="single" w:sz="4" w:space="0" w:color="000000"/>
+              <w:bottom w:val="single" w:sz="4" w:space="0" w:color="000000"/>
+              <w:right w:val="single" w:sz="4" w:space="0" w:color="000000"/>
+            </w:tcBorders>
+            <w:vAlign w:val="center"/>
+          </w:tcPr>
+          <w:p>
+            <w:pPr>
+              <w:spacing w:after="200"/>
+            </w:pPr>
+            <w:r>
+              <w:rPr>
+                <w:color w:val="000000"/>
+              </w:rPr>
+              <w:t>Can I change the tip to 5%?</w:t>
+            </w:r>
+          </w:p>
+        </w:tc>
+        <w:tc>
+          <w:tcPr>
+            <w:tcW w:w="0" w:type="auto"/>
+            <w:tcBorders>
+              <w:top w:val="single" w:sz="4" w:space="0" w:color="000000"/>
+              <w:left w:val="single" w:sz="4" w:space="0" w:color="000000"/>
+              <w:bottom w:val="single" w:sz="4" w:space="0" w:color="000000"/>
+              <w:right w:val="single" w:sz="4" w:space="0" w:color="000000"/>
+            </w:tcBorders>
+            <w:vAlign w:val="center"/>
+          </w:tcPr>
+          <w:p>
+            <w:pPr>
+              <w:spacing w:after="200"/>
+            </w:pPr>
+            <w:r>
+              <w:rPr>
+                <w:color w:val="000000"/>
+              </w:rPr>
+              <w:t>팁을 5%로 바꿀 수 있나요?</w:t>
+            </w:r>
+          </w:p>
+        </w:tc>
+      </w:tr>
+      <w:tr>
+        <w:trPr>
+          <w:trHeight w:val="360"/>
+        </w:trPr>
+        <w:tc>
+          <w:tcPr>
+            <w:tcW w:w="0" w:type="auto"/>
+            <w:tcBorders>
+              <w:top w:val="single" w:sz="4" w:space="0" w:color="000000"/>
+              <w:left w:val="single" w:sz="4" w:space="0" w:color="000000"/>
+              <w:bottom w:val="single" w:sz="4" w:space="0" w:color="000000"/>
+              <w:right w:val="single" w:sz="4" w:space="0" w:color="000000"/>
+            </w:tcBorders>
+            <w:vAlign w:val="center"/>
+          </w:tcPr>
+          <w:p>
+            <w:pPr>
+              <w:spacing w:after="200"/>
+            </w:pPr>
+            <w:r>
+              <w:rPr>
+                <w:color w:val="000000"/>
+              </w:rPr>
+              <w:t>Can I pay in cash / by card?</w:t>
+            </w:r>
+          </w:p>
+        </w:tc>
+        <w:tc>
+          <w:tcPr>
+            <w:tcW w:w="0" w:type="auto"/>
+            <w:tcBorders>
+              <w:top w:val="single" w:sz="4" w:space="0" w:color="000000"/>
+              <w:left w:val="single" w:sz="4" w:space="0" w:color="000000"/>
+              <w:bottom w:val="single" w:sz="4" w:space="0" w:color="000000"/>
+              <w:right w:val="single" w:sz="4" w:space="0" w:color="000000"/>
+            </w:tcBorders>
+            <w:vAlign w:val="center"/>
+          </w:tcPr>
+          <w:p>
+            <w:pPr>
+              <w:spacing w:after="200"/>
+            </w:pPr>
+            <w:r>
+              <w:rPr>
+                <w:color w:val="000000"/>
+              </w:rPr>
+              <w:t>현금으로 / 카드로 결제할 수 있나요?</w:t>
+            </w:r>
+          </w:p>
+        </w:tc>
+      </w:tr>
+      <w:tr>
+        <w:trPr>
+          <w:trHeight w:val="360"/>
+        </w:trPr>
+        <w:tc>
+          <w:tcPr>
+            <w:tcW w:w="0" w:type="auto"/>
+            <w:tcBorders>
+              <w:top w:val="single" w:sz="4" w:space="0" w:color="000000"/>
+              <w:left w:val="single" w:sz="4" w:space="0" w:color="000000"/>
+              <w:bottom w:val="single" w:sz="4" w:space="0" w:color="000000"/>
+              <w:right w:val="single" w:sz="4" w:space="0" w:color="000000"/>
+            </w:tcBorders>
+            <w:vAlign w:val="center"/>
+          </w:tcPr>
+          <w:p>
+            <w:pPr>
+              <w:spacing w:after="200"/>
+            </w:pPr>
+            <w:r>
+              <w:rPr>
+                <w:color w:val="000000"/>
+              </w:rPr>
+              <w:t>Do you accept contactless payment?</w:t>
+            </w:r>
+          </w:p>
+        </w:tc>
+        <w:tc>
+          <w:tcPr>
+            <w:tcW w:w="0" w:type="auto"/>
+            <w:tcBorders>
+              <w:top w:val="single" w:sz="4" w:space="0" w:color="000000"/>
+              <w:left w:val="single" w:sz="4" w:space="0" w:color="000000"/>
+              <w:bottom w:val="single" w:sz="4" w:space="0" w:color="000000"/>
+              <w:right w:val="single" w:sz="4" w:space="0" w:color="000000"/>
+            </w:tcBorders>
+            <w:vAlign w:val="center"/>
+          </w:tcPr>
+          <w:p>
+            <w:pPr>
+              <w:spacing w:after="200"/>
+            </w:pPr>
+            <w:r>
+              <w:rPr>
+                <w:color w:val="000000"/>
+              </w:rPr>
+              <w:t>비접촉 결제가 가능한가요?</w:t>
+            </w:r>
+          </w:p>
+        </w:tc>
+      </w:tr>
+    </w:tbl>
+    <w:p>
+      <w:pPr>
+        <w:spacing w:after="80"/>
+      </w:pPr>
+    </w:p>
+    <w:p>
+      <w:pPr>
         <w:pBdr>
           <w:bottom w:val="single" w:sz="8" w:space="2" w:color="9BBB59"/>
         </w:pBdr>
+        <w:spacing w:before="180" w:after="80"/>
       </w:pPr>
       <w:r>
         <w:rPr>
-          <w:rFonts w:ascii="Times New Roman" w:hAnsi="Times New Roman" w:eastAsia="Malgun Gothic"/>
           <w:b/>
           <w:i/>
           <w:color w:val="F79646"/>
@@ -3456,25 +4325,18 @@
       </w:r>
     </w:p>
     <w:p>
-      <w:pPr>
-        <w:spacing w:after="0"/>
-      </w:pPr>
-      <w:r>
-        <w:rPr>
-          <w:rFonts w:ascii="Times New Roman" w:hAnsi="Times New Roman" w:eastAsia="Malgun Gothic"/>
-          <w:b w:val="0"/>
-          <w:i w:val="0"/>
-          <w:color w:val="000000"/>
-          <w:sz w:val="20"/>
+      <w:r>
+        <w:rPr>
+          <w:color w:val="000000"/>
         </w:rPr>
         <w:t>Practice these practical expressions for traveling with a young child.</w:t>
       </w:r>
     </w:p>
     <w:tbl>
       <w:tblPr>
-        <w:tblW w:type="dxa" w:w="9000"/>
+        <w:tblW w:w="9000" w:type="dxa"/>
         <w:tblLayout w:type="fixed"/>
-        <w:tblLook w:firstColumn="1" w:firstRow="1" w:lastColumn="0" w:lastRow="0" w:noHBand="0" w:noVBand="1" w:val="04A0"/>
+        <w:tblLook w:val="04A0" w:firstRow="1" w:lastRow="0" w:firstColumn="1" w:lastColumn="0" w:noHBand="0" w:noVBand="1"/>
       </w:tblPr>
       <w:tblGrid>
         <w:gridCol w:w="5000"/>
@@ -3483,33 +4345,26 @@
       <w:tr>
         <w:tc>
           <w:tcPr>
-            <w:tcW w:type="dxa" w:w="5000"/>
-            <w:vAlign w:val="center"/>
-            <w:tcMar>
-              <w:top w:w="70" w:type="dxa"/>
-              <w:bottom w:w="70" w:type="dxa"/>
-              <w:start w:w="90" w:type="dxa"/>
-              <w:end w:w="90" w:type="dxa"/>
-            </w:tcMar>
-            <w:shd w:val="clear" w:fill="F2F2F2"/>
-            <w:tcBorders>
-              <w:top w:val="single" w:sz="6" w:color="808080"/>
-              <w:left w:val="single" w:sz="6" w:color="808080"/>
-              <w:bottom w:val="single" w:sz="6" w:color="808080"/>
-              <w:right w:val="single" w:sz="6" w:color="808080"/>
-              <w:insideH w:val="single" w:sz="6" w:color="808080"/>
-              <w:insideV w:val="single" w:sz="6" w:color="808080"/>
-            </w:tcBorders>
-          </w:tcPr>
-          <w:p>
-            <w:pPr>
-              <w:spacing w:after="0"/>
-            </w:pPr>
-            <w:r>
-              <w:rPr>
-                <w:rFonts w:ascii="Times New Roman" w:hAnsi="Times New Roman" w:eastAsia="Malgun Gothic"/>
+            <w:tcW w:w="5000" w:type="dxa"/>
+            <w:tcBorders>
+              <w:top w:val="single" w:sz="6" w:space="0" w:color="808080"/>
+              <w:left w:val="single" w:sz="6" w:space="0" w:color="808080"/>
+              <w:bottom w:val="single" w:sz="6" w:space="0" w:color="808080"/>
+              <w:right w:val="single" w:sz="6" w:space="0" w:color="808080"/>
+            </w:tcBorders>
+            <w:shd w:val="clear" w:color="auto" w:fill="F2F2F2"/>
+            <w:tcMar>
+              <w:top w:w="70" w:type="dxa"/>
+              <w:left w:w="90" w:type="dxa"/>
+              <w:bottom w:w="70" w:type="dxa"/>
+              <w:right w:w="90" w:type="dxa"/>
+            </w:tcMar>
+            <w:vAlign w:val="center"/>
+          </w:tcPr>
+          <w:p>
+            <w:r>
+              <w:rPr>
                 <w:b/>
-                <w:i w:val="0"/>
                 <w:color w:val="000000"/>
                 <w:sz w:val="18"/>
               </w:rPr>
@@ -3519,33 +4374,26 @@
         </w:tc>
         <w:tc>
           <w:tcPr>
-            <w:tcW w:type="dxa" w:w="4000"/>
-            <w:vAlign w:val="center"/>
-            <w:tcMar>
-              <w:top w:w="70" w:type="dxa"/>
-              <w:bottom w:w="70" w:type="dxa"/>
-              <w:start w:w="90" w:type="dxa"/>
-              <w:end w:w="90" w:type="dxa"/>
-            </w:tcMar>
-            <w:shd w:val="clear" w:fill="F2F2F2"/>
-            <w:tcBorders>
-              <w:top w:val="single" w:sz="6" w:color="808080"/>
-              <w:left w:val="single" w:sz="6" w:color="808080"/>
-              <w:bottom w:val="single" w:sz="6" w:color="808080"/>
-              <w:right w:val="single" w:sz="6" w:color="808080"/>
-              <w:insideH w:val="single" w:sz="6" w:color="808080"/>
-              <w:insideV w:val="single" w:sz="6" w:color="808080"/>
-            </w:tcBorders>
-          </w:tcPr>
-          <w:p>
-            <w:pPr>
-              <w:spacing w:after="0"/>
-            </w:pPr>
-            <w:r>
-              <w:rPr>
-                <w:rFonts w:ascii="Times New Roman" w:hAnsi="Times New Roman" w:eastAsia="Malgun Gothic"/>
+            <w:tcW w:w="4000" w:type="dxa"/>
+            <w:tcBorders>
+              <w:top w:val="single" w:sz="6" w:space="0" w:color="808080"/>
+              <w:left w:val="single" w:sz="6" w:space="0" w:color="808080"/>
+              <w:bottom w:val="single" w:sz="6" w:space="0" w:color="808080"/>
+              <w:right w:val="single" w:sz="6" w:space="0" w:color="808080"/>
+            </w:tcBorders>
+            <w:shd w:val="clear" w:color="auto" w:fill="F2F2F2"/>
+            <w:tcMar>
+              <w:top w:w="70" w:type="dxa"/>
+              <w:left w:w="90" w:type="dxa"/>
+              <w:bottom w:w="70" w:type="dxa"/>
+              <w:right w:w="90" w:type="dxa"/>
+            </w:tcMar>
+            <w:vAlign w:val="center"/>
+          </w:tcPr>
+          <w:p>
+            <w:r>
+              <w:rPr>
                 <w:b/>
-                <w:i w:val="0"/>
                 <w:color w:val="000000"/>
                 <w:sz w:val="18"/>
               </w:rPr>
@@ -3557,71 +4405,117 @@
       <w:tr>
         <w:tc>
           <w:tcPr>
-            <w:tcW w:type="dxa" w:w="5000"/>
-            <w:vAlign w:val="center"/>
-            <w:tcMar>
-              <w:top w:w="70" w:type="dxa"/>
-              <w:bottom w:w="70" w:type="dxa"/>
-              <w:start w:w="90" w:type="dxa"/>
-              <w:end w:w="90" w:type="dxa"/>
-            </w:tcMar>
-            <w:tcBorders>
-              <w:top w:val="single" w:sz="6" w:color="808080"/>
-              <w:left w:val="single" w:sz="6" w:color="808080"/>
-              <w:bottom w:val="single" w:sz="6" w:color="808080"/>
-              <w:right w:val="single" w:sz="6" w:color="808080"/>
-              <w:insideH w:val="single" w:sz="6" w:color="808080"/>
-              <w:insideV w:val="single" w:sz="6" w:color="808080"/>
-            </w:tcBorders>
+            <w:tcW w:w="5000" w:type="dxa"/>
+            <w:tcBorders>
+              <w:top w:val="single" w:sz="6" w:space="0" w:color="808080"/>
+              <w:left w:val="single" w:sz="6" w:space="0" w:color="808080"/>
+              <w:bottom w:val="single" w:sz="6" w:space="0" w:color="808080"/>
+              <w:right w:val="single" w:sz="6" w:space="0" w:color="808080"/>
+            </w:tcBorders>
+            <w:tcMar>
+              <w:top w:w="70" w:type="dxa"/>
+              <w:left w:w="90" w:type="dxa"/>
+              <w:bottom w:w="70" w:type="dxa"/>
+              <w:right w:w="90" w:type="dxa"/>
+            </w:tcMar>
+            <w:vAlign w:val="center"/>
+          </w:tcPr>
+          <w:p>
+            <w:r>
+              <w:rPr>
+                <w:color w:val="000000"/>
+                <w:sz w:val="18"/>
+              </w:rPr>
+              <w:t>Do you have this brand of diapers?</w:t>
+            </w:r>
+          </w:p>
+        </w:tc>
+        <w:tc>
+          <w:tcPr>
+            <w:tcW w:w="4000" w:type="dxa"/>
+            <w:tcBorders>
+              <w:top w:val="single" w:sz="6" w:space="0" w:color="808080"/>
+              <w:left w:val="single" w:sz="6" w:space="0" w:color="808080"/>
+              <w:bottom w:val="single" w:sz="6" w:space="0" w:color="808080"/>
+              <w:right w:val="single" w:sz="6" w:space="0" w:color="808080"/>
+            </w:tcBorders>
+            <w:tcMar>
+              <w:top w:w="70" w:type="dxa"/>
+              <w:left w:w="90" w:type="dxa"/>
+              <w:bottom w:w="70" w:type="dxa"/>
+              <w:right w:w="90" w:type="dxa"/>
+            </w:tcMar>
+            <w:vAlign w:val="center"/>
           </w:tcPr>
           <w:p>
             <w:pPr>
-              <w:spacing w:after="0"/>
+              <w:rPr>
+                <w:lang w:eastAsia="ko-KR"/>
+              </w:rPr>
             </w:pPr>
             <w:r>
               <w:rPr>
-                <w:rFonts w:ascii="Times New Roman" w:hAnsi="Times New Roman" w:eastAsia="Malgun Gothic"/>
-                <w:b w:val="0"/>
-                <w:i w:val="0"/>
-                <w:color w:val="000000"/>
-                <w:sz w:val="18"/>
-              </w:rPr>
-              <w:t>Where can I find diapers and baby wipes?</w:t>
-            </w:r>
-          </w:p>
-        </w:tc>
-        <w:tc>
-          <w:tcPr>
-            <w:tcW w:type="dxa" w:w="4000"/>
-            <w:vAlign w:val="center"/>
-            <w:tcMar>
-              <w:top w:w="70" w:type="dxa"/>
-              <w:bottom w:w="70" w:type="dxa"/>
-              <w:start w:w="90" w:type="dxa"/>
-              <w:end w:w="90" w:type="dxa"/>
-            </w:tcMar>
-            <w:tcBorders>
-              <w:top w:val="single" w:sz="6" w:color="808080"/>
-              <w:left w:val="single" w:sz="6" w:color="808080"/>
-              <w:bottom w:val="single" w:sz="6" w:color="808080"/>
-              <w:right w:val="single" w:sz="6" w:color="808080"/>
-              <w:insideH w:val="single" w:sz="6" w:color="808080"/>
-              <w:insideV w:val="single" w:sz="6" w:color="808080"/>
-            </w:tcBorders>
-          </w:tcPr>
-          <w:p>
-            <w:pPr>
-              <w:spacing w:after="0"/>
-            </w:pPr>
-            <w:r>
-              <w:rPr>
-                <w:rFonts w:ascii="Times New Roman" w:hAnsi="Times New Roman" w:eastAsia="Malgun Gothic"/>
-                <w:b w:val="0"/>
-                <w:i w:val="0"/>
-                <w:color w:val="000000"/>
-                <w:sz w:val="18"/>
-              </w:rPr>
-              <w:t>기저귀와 아기 물티슈는 어디에서 찾을 수 있나요?</w:t>
+                <w:color w:val="000000"/>
+                <w:sz w:val="18"/>
+                <w:lang w:eastAsia="ko-KR"/>
+              </w:rPr>
+              <w:t>이</w:t>
+            </w:r>
+            <w:r>
+              <w:rPr>
+                <w:color w:val="000000"/>
+                <w:sz w:val="18"/>
+                <w:lang w:eastAsia="ko-KR"/>
+              </w:rPr>
+              <w:t xml:space="preserve"> </w:t>
+            </w:r>
+            <w:r>
+              <w:rPr>
+                <w:color w:val="000000"/>
+                <w:sz w:val="18"/>
+                <w:lang w:eastAsia="ko-KR"/>
+              </w:rPr>
+              <w:t>브랜드의</w:t>
+            </w:r>
+            <w:r>
+              <w:rPr>
+                <w:color w:val="000000"/>
+                <w:sz w:val="18"/>
+                <w:lang w:eastAsia="ko-KR"/>
+              </w:rPr>
+              <w:t xml:space="preserve"> </w:t>
+            </w:r>
+            <w:r>
+              <w:rPr>
+                <w:color w:val="000000"/>
+                <w:sz w:val="18"/>
+                <w:lang w:eastAsia="ko-KR"/>
+              </w:rPr>
+              <w:t>기저귀가</w:t>
+            </w:r>
+            <w:r>
+              <w:rPr>
+                <w:color w:val="000000"/>
+                <w:sz w:val="18"/>
+                <w:lang w:eastAsia="ko-KR"/>
+              </w:rPr>
+              <w:t xml:space="preserve"> </w:t>
+            </w:r>
+            <w:r>
+              <w:rPr>
+                <w:color w:val="000000"/>
+                <w:sz w:val="18"/>
+                <w:lang w:eastAsia="ko-KR"/>
+              </w:rPr>
+              <w:t>있나요</w:t>
+            </w:r>
+            <w:r>
+              <w:rPr>
+                <w:color w:val="000000"/>
+                <w:sz w:val="18"/>
+                <w:lang w:eastAsia="ko-KR"/>
+              </w:rPr>
+              <w:t>?</w:t>
             </w:r>
           </w:p>
         </w:tc>
@@ -3629,71 +4523,149 @@
       <w:tr>
         <w:tc>
           <w:tcPr>
-            <w:tcW w:type="dxa" w:w="5000"/>
-            <w:vAlign w:val="center"/>
-            <w:tcMar>
-              <w:top w:w="70" w:type="dxa"/>
-              <w:bottom w:w="70" w:type="dxa"/>
-              <w:start w:w="90" w:type="dxa"/>
-              <w:end w:w="90" w:type="dxa"/>
-            </w:tcMar>
-            <w:tcBorders>
-              <w:top w:val="single" w:sz="6" w:color="808080"/>
-              <w:left w:val="single" w:sz="6" w:color="808080"/>
-              <w:bottom w:val="single" w:sz="6" w:color="808080"/>
-              <w:right w:val="single" w:sz="6" w:color="808080"/>
-              <w:insideH w:val="single" w:sz="6" w:color="808080"/>
-              <w:insideV w:val="single" w:sz="6" w:color="808080"/>
-            </w:tcBorders>
+            <w:tcW w:w="5000" w:type="dxa"/>
+            <w:tcBorders>
+              <w:top w:val="single" w:sz="6" w:space="0" w:color="808080"/>
+              <w:left w:val="single" w:sz="6" w:space="0" w:color="808080"/>
+              <w:bottom w:val="single" w:sz="6" w:space="0" w:color="808080"/>
+              <w:right w:val="single" w:sz="6" w:space="0" w:color="808080"/>
+            </w:tcBorders>
+            <w:tcMar>
+              <w:top w:w="70" w:type="dxa"/>
+              <w:left w:w="90" w:type="dxa"/>
+              <w:bottom w:w="70" w:type="dxa"/>
+              <w:right w:w="90" w:type="dxa"/>
+            </w:tcMar>
+            <w:vAlign w:val="center"/>
+          </w:tcPr>
+          <w:p>
+            <w:r>
+              <w:rPr>
+                <w:color w:val="000000"/>
+                <w:sz w:val="18"/>
+              </w:rPr>
+              <w:t>My daughter is twenty-seven months old. Which size would you recommend?</w:t>
+            </w:r>
+          </w:p>
+        </w:tc>
+        <w:tc>
+          <w:tcPr>
+            <w:tcW w:w="4000" w:type="dxa"/>
+            <w:tcBorders>
+              <w:top w:val="single" w:sz="6" w:space="0" w:color="808080"/>
+              <w:left w:val="single" w:sz="6" w:space="0" w:color="808080"/>
+              <w:bottom w:val="single" w:sz="6" w:space="0" w:color="808080"/>
+              <w:right w:val="single" w:sz="6" w:space="0" w:color="808080"/>
+            </w:tcBorders>
+            <w:tcMar>
+              <w:top w:w="70" w:type="dxa"/>
+              <w:left w:w="90" w:type="dxa"/>
+              <w:bottom w:w="70" w:type="dxa"/>
+              <w:right w:w="90" w:type="dxa"/>
+            </w:tcMar>
+            <w:vAlign w:val="center"/>
           </w:tcPr>
           <w:p>
             <w:pPr>
-              <w:spacing w:after="0"/>
+              <w:rPr>
+                <w:lang w:eastAsia="ko-KR"/>
+              </w:rPr>
             </w:pPr>
             <w:r>
               <w:rPr>
-                <w:rFonts w:ascii="Times New Roman" w:hAnsi="Times New Roman" w:eastAsia="Malgun Gothic"/>
-                <w:b w:val="0"/>
-                <w:i w:val="0"/>
-                <w:color w:val="000000"/>
-                <w:sz w:val="18"/>
-              </w:rPr>
-              <w:t>Do you have this brand of diapers?</w:t>
-            </w:r>
-          </w:p>
-        </w:tc>
-        <w:tc>
-          <w:tcPr>
-            <w:tcW w:type="dxa" w:w="4000"/>
-            <w:vAlign w:val="center"/>
-            <w:tcMar>
-              <w:top w:w="70" w:type="dxa"/>
-              <w:bottom w:w="70" w:type="dxa"/>
-              <w:start w:w="90" w:type="dxa"/>
-              <w:end w:w="90" w:type="dxa"/>
-            </w:tcMar>
-            <w:tcBorders>
-              <w:top w:val="single" w:sz="6" w:color="808080"/>
-              <w:left w:val="single" w:sz="6" w:color="808080"/>
-              <w:bottom w:val="single" w:sz="6" w:color="808080"/>
-              <w:right w:val="single" w:sz="6" w:color="808080"/>
-              <w:insideH w:val="single" w:sz="6" w:color="808080"/>
-              <w:insideV w:val="single" w:sz="6" w:color="808080"/>
-            </w:tcBorders>
-          </w:tcPr>
-          <w:p>
-            <w:pPr>
-              <w:spacing w:after="0"/>
-            </w:pPr>
-            <w:r>
-              <w:rPr>
-                <w:rFonts w:ascii="Times New Roman" w:hAnsi="Times New Roman" w:eastAsia="Malgun Gothic"/>
-                <w:b w:val="0"/>
-                <w:i w:val="0"/>
-                <w:color w:val="000000"/>
-                <w:sz w:val="18"/>
-              </w:rPr>
-              <w:t>이 브랜드의 기저귀가 있나요?</w:t>
+                <w:color w:val="000000"/>
+                <w:sz w:val="18"/>
+                <w:lang w:eastAsia="ko-KR"/>
+              </w:rPr>
+              <w:t>제</w:t>
+            </w:r>
+            <w:r>
+              <w:rPr>
+                <w:color w:val="000000"/>
+                <w:sz w:val="18"/>
+                <w:lang w:eastAsia="ko-KR"/>
+              </w:rPr>
+              <w:t xml:space="preserve"> </w:t>
+            </w:r>
+            <w:r>
+              <w:rPr>
+                <w:color w:val="000000"/>
+                <w:sz w:val="18"/>
+                <w:lang w:eastAsia="ko-KR"/>
+              </w:rPr>
+              <w:t>딸은</w:t>
+            </w:r>
+            <w:r>
+              <w:rPr>
+                <w:color w:val="000000"/>
+                <w:sz w:val="18"/>
+                <w:lang w:eastAsia="ko-KR"/>
+              </w:rPr>
+              <w:t xml:space="preserve"> 27</w:t>
+            </w:r>
+            <w:r>
+              <w:rPr>
+                <w:color w:val="000000"/>
+                <w:sz w:val="18"/>
+                <w:lang w:eastAsia="ko-KR"/>
+              </w:rPr>
+              <w:t>개월이에요</w:t>
+            </w:r>
+            <w:r>
+              <w:rPr>
+                <w:color w:val="000000"/>
+                <w:sz w:val="18"/>
+                <w:lang w:eastAsia="ko-KR"/>
+              </w:rPr>
+              <w:t xml:space="preserve">. </w:t>
+            </w:r>
+            <w:r>
+              <w:rPr>
+                <w:color w:val="000000"/>
+                <w:sz w:val="18"/>
+                <w:lang w:eastAsia="ko-KR"/>
+              </w:rPr>
+              <w:t>어떤</w:t>
+            </w:r>
+            <w:r>
+              <w:rPr>
+                <w:color w:val="000000"/>
+                <w:sz w:val="18"/>
+                <w:lang w:eastAsia="ko-KR"/>
+              </w:rPr>
+              <w:t xml:space="preserve"> </w:t>
+            </w:r>
+            <w:r>
+              <w:rPr>
+                <w:color w:val="000000"/>
+                <w:sz w:val="18"/>
+                <w:lang w:eastAsia="ko-KR"/>
+              </w:rPr>
+              <w:t>사이즈를</w:t>
+            </w:r>
+            <w:r>
+              <w:rPr>
+                <w:color w:val="000000"/>
+                <w:sz w:val="18"/>
+                <w:lang w:eastAsia="ko-KR"/>
+              </w:rPr>
+              <w:t xml:space="preserve"> </w:t>
+            </w:r>
+            <w:r>
+              <w:rPr>
+                <w:color w:val="000000"/>
+                <w:sz w:val="18"/>
+                <w:lang w:eastAsia="ko-KR"/>
+              </w:rPr>
+              <w:t>추천하시나요</w:t>
+            </w:r>
+            <w:r>
+              <w:rPr>
+                <w:color w:val="000000"/>
+                <w:sz w:val="18"/>
+                <w:lang w:eastAsia="ko-KR"/>
+              </w:rPr>
+              <w:t>?</w:t>
             </w:r>
           </w:p>
         </w:tc>
@@ -3701,71 +4673,149 @@
       <w:tr>
         <w:tc>
           <w:tcPr>
-            <w:tcW w:type="dxa" w:w="5000"/>
-            <w:vAlign w:val="center"/>
-            <w:tcMar>
-              <w:top w:w="70" w:type="dxa"/>
-              <w:bottom w:w="70" w:type="dxa"/>
-              <w:start w:w="90" w:type="dxa"/>
-              <w:end w:w="90" w:type="dxa"/>
-            </w:tcMar>
-            <w:tcBorders>
-              <w:top w:val="single" w:sz="6" w:color="808080"/>
-              <w:left w:val="single" w:sz="6" w:color="808080"/>
-              <w:bottom w:val="single" w:sz="6" w:color="808080"/>
-              <w:right w:val="single" w:sz="6" w:color="808080"/>
-              <w:insideH w:val="single" w:sz="6" w:color="808080"/>
-              <w:insideV w:val="single" w:sz="6" w:color="808080"/>
-            </w:tcBorders>
+            <w:tcW w:w="5000" w:type="dxa"/>
+            <w:tcBorders>
+              <w:top w:val="single" w:sz="6" w:space="0" w:color="808080"/>
+              <w:left w:val="single" w:sz="6" w:space="0" w:color="808080"/>
+              <w:bottom w:val="single" w:sz="6" w:space="0" w:color="808080"/>
+              <w:right w:val="single" w:sz="6" w:space="0" w:color="808080"/>
+            </w:tcBorders>
+            <w:tcMar>
+              <w:top w:w="70" w:type="dxa"/>
+              <w:left w:w="90" w:type="dxa"/>
+              <w:bottom w:w="70" w:type="dxa"/>
+              <w:right w:w="90" w:type="dxa"/>
+            </w:tcMar>
+            <w:vAlign w:val="center"/>
+          </w:tcPr>
+          <w:p>
+            <w:r>
+              <w:rPr>
+                <w:color w:val="000000"/>
+                <w:sz w:val="18"/>
+              </w:rPr>
+              <w:t>Could I open this package to check the size?</w:t>
+            </w:r>
+          </w:p>
+        </w:tc>
+        <w:tc>
+          <w:tcPr>
+            <w:tcW w:w="4000" w:type="dxa"/>
+            <w:tcBorders>
+              <w:top w:val="single" w:sz="6" w:space="0" w:color="808080"/>
+              <w:left w:val="single" w:sz="6" w:space="0" w:color="808080"/>
+              <w:bottom w:val="single" w:sz="6" w:space="0" w:color="808080"/>
+              <w:right w:val="single" w:sz="6" w:space="0" w:color="808080"/>
+            </w:tcBorders>
+            <w:tcMar>
+              <w:top w:w="70" w:type="dxa"/>
+              <w:left w:w="90" w:type="dxa"/>
+              <w:bottom w:w="70" w:type="dxa"/>
+              <w:right w:w="90" w:type="dxa"/>
+            </w:tcMar>
+            <w:vAlign w:val="center"/>
           </w:tcPr>
           <w:p>
             <w:pPr>
-              <w:spacing w:after="0"/>
+              <w:rPr>
+                <w:lang w:eastAsia="ko-KR"/>
+              </w:rPr>
             </w:pPr>
             <w:r>
               <w:rPr>
-                <w:rFonts w:ascii="Times New Roman" w:hAnsi="Times New Roman" w:eastAsia="Malgun Gothic"/>
-                <w:b w:val="0"/>
-                <w:i w:val="0"/>
-                <w:color w:val="000000"/>
-                <w:sz w:val="18"/>
-              </w:rPr>
-              <w:t>My daughter is twenty-seven months old. Which size would you recommend?</w:t>
-            </w:r>
-          </w:p>
-        </w:tc>
-        <w:tc>
-          <w:tcPr>
-            <w:tcW w:type="dxa" w:w="4000"/>
-            <w:vAlign w:val="center"/>
-            <w:tcMar>
-              <w:top w:w="70" w:type="dxa"/>
-              <w:bottom w:w="70" w:type="dxa"/>
-              <w:start w:w="90" w:type="dxa"/>
-              <w:end w:w="90" w:type="dxa"/>
-            </w:tcMar>
-            <w:tcBorders>
-              <w:top w:val="single" w:sz="6" w:color="808080"/>
-              <w:left w:val="single" w:sz="6" w:color="808080"/>
-              <w:bottom w:val="single" w:sz="6" w:color="808080"/>
-              <w:right w:val="single" w:sz="6" w:color="808080"/>
-              <w:insideH w:val="single" w:sz="6" w:color="808080"/>
-              <w:insideV w:val="single" w:sz="6" w:color="808080"/>
-            </w:tcBorders>
-          </w:tcPr>
-          <w:p>
-            <w:pPr>
-              <w:spacing w:after="0"/>
-            </w:pPr>
-            <w:r>
-              <w:rPr>
-                <w:rFonts w:ascii="Times New Roman" w:hAnsi="Times New Roman" w:eastAsia="Malgun Gothic"/>
-                <w:b w:val="0"/>
-                <w:i w:val="0"/>
-                <w:color w:val="000000"/>
-                <w:sz w:val="18"/>
-              </w:rPr>
-              <w:t>제 딸은 27개월이에요. 어떤 사이즈를 추천하시나요?</w:t>
+                <w:color w:val="000000"/>
+                <w:sz w:val="18"/>
+                <w:lang w:eastAsia="ko-KR"/>
+              </w:rPr>
+              <w:t>사이즈를</w:t>
+            </w:r>
+            <w:r>
+              <w:rPr>
+                <w:color w:val="000000"/>
+                <w:sz w:val="18"/>
+                <w:lang w:eastAsia="ko-KR"/>
+              </w:rPr>
+              <w:t xml:space="preserve"> </w:t>
+            </w:r>
+            <w:r>
+              <w:rPr>
+                <w:color w:val="000000"/>
+                <w:sz w:val="18"/>
+                <w:lang w:eastAsia="ko-KR"/>
+              </w:rPr>
+              <w:t>확인하기</w:t>
+            </w:r>
+            <w:r>
+              <w:rPr>
+                <w:color w:val="000000"/>
+                <w:sz w:val="18"/>
+                <w:lang w:eastAsia="ko-KR"/>
+              </w:rPr>
+              <w:t xml:space="preserve"> </w:t>
+            </w:r>
+            <w:r>
+              <w:rPr>
+                <w:color w:val="000000"/>
+                <w:sz w:val="18"/>
+                <w:lang w:eastAsia="ko-KR"/>
+              </w:rPr>
+              <w:t>위해</w:t>
+            </w:r>
+            <w:r>
+              <w:rPr>
+                <w:color w:val="000000"/>
+                <w:sz w:val="18"/>
+                <w:lang w:eastAsia="ko-KR"/>
+              </w:rPr>
+              <w:t xml:space="preserve"> </w:t>
+            </w:r>
+            <w:r>
+              <w:rPr>
+                <w:color w:val="000000"/>
+                <w:sz w:val="18"/>
+                <w:lang w:eastAsia="ko-KR"/>
+              </w:rPr>
+              <w:t>포장을</w:t>
+            </w:r>
+            <w:r>
+              <w:rPr>
+                <w:color w:val="000000"/>
+                <w:sz w:val="18"/>
+                <w:lang w:eastAsia="ko-KR"/>
+              </w:rPr>
+              <w:t xml:space="preserve"> </w:t>
+            </w:r>
+            <w:r>
+              <w:rPr>
+                <w:color w:val="000000"/>
+                <w:sz w:val="18"/>
+                <w:lang w:eastAsia="ko-KR"/>
+              </w:rPr>
+              <w:t>열어봐도</w:t>
+            </w:r>
+            <w:r>
+              <w:rPr>
+                <w:color w:val="000000"/>
+                <w:sz w:val="18"/>
+                <w:lang w:eastAsia="ko-KR"/>
+              </w:rPr>
+              <w:t xml:space="preserve"> </w:t>
+            </w:r>
+            <w:r>
+              <w:rPr>
+                <w:color w:val="000000"/>
+                <w:sz w:val="18"/>
+                <w:lang w:eastAsia="ko-KR"/>
+              </w:rPr>
+              <w:t>될까요</w:t>
+            </w:r>
+            <w:r>
+              <w:rPr>
+                <w:color w:val="000000"/>
+                <w:sz w:val="18"/>
+                <w:lang w:eastAsia="ko-KR"/>
+              </w:rPr>
+              <w:t>?</w:t>
             </w:r>
           </w:p>
         </w:tc>
@@ -3773,215 +4823,353 @@
       <w:tr>
         <w:tc>
           <w:tcPr>
-            <w:tcW w:type="dxa" w:w="5000"/>
-            <w:vAlign w:val="center"/>
-            <w:tcMar>
-              <w:top w:w="70" w:type="dxa"/>
-              <w:bottom w:w="70" w:type="dxa"/>
-              <w:start w:w="90" w:type="dxa"/>
-              <w:end w:w="90" w:type="dxa"/>
-            </w:tcMar>
-            <w:tcBorders>
-              <w:top w:val="single" w:sz="6" w:color="808080"/>
-              <w:left w:val="single" w:sz="6" w:color="808080"/>
-              <w:bottom w:val="single" w:sz="6" w:color="808080"/>
-              <w:right w:val="single" w:sz="6" w:color="808080"/>
-              <w:insideH w:val="single" w:sz="6" w:color="808080"/>
-              <w:insideV w:val="single" w:sz="6" w:color="808080"/>
-            </w:tcBorders>
+            <w:tcW w:w="5000" w:type="dxa"/>
+            <w:tcBorders>
+              <w:top w:val="single" w:sz="6" w:space="0" w:color="808080"/>
+              <w:left w:val="single" w:sz="6" w:space="0" w:color="808080"/>
+              <w:bottom w:val="single" w:sz="6" w:space="0" w:color="808080"/>
+              <w:right w:val="single" w:sz="6" w:space="0" w:color="808080"/>
+            </w:tcBorders>
+            <w:tcMar>
+              <w:top w:w="70" w:type="dxa"/>
+              <w:left w:w="90" w:type="dxa"/>
+              <w:bottom w:w="70" w:type="dxa"/>
+              <w:right w:w="90" w:type="dxa"/>
+            </w:tcMar>
+            <w:vAlign w:val="center"/>
+          </w:tcPr>
+          <w:p>
+            <w:r>
+              <w:rPr>
+                <w:color w:val="000000"/>
+                <w:sz w:val="18"/>
+              </w:rPr>
+              <w:t>Is there a place where I can change her diaper?</w:t>
+            </w:r>
+          </w:p>
+        </w:tc>
+        <w:tc>
+          <w:tcPr>
+            <w:tcW w:w="4000" w:type="dxa"/>
+            <w:tcBorders>
+              <w:top w:val="single" w:sz="6" w:space="0" w:color="808080"/>
+              <w:left w:val="single" w:sz="6" w:space="0" w:color="808080"/>
+              <w:bottom w:val="single" w:sz="6" w:space="0" w:color="808080"/>
+              <w:right w:val="single" w:sz="6" w:space="0" w:color="808080"/>
+            </w:tcBorders>
+            <w:tcMar>
+              <w:top w:w="70" w:type="dxa"/>
+              <w:left w:w="90" w:type="dxa"/>
+              <w:bottom w:w="70" w:type="dxa"/>
+              <w:right w:w="90" w:type="dxa"/>
+            </w:tcMar>
+            <w:vAlign w:val="center"/>
           </w:tcPr>
           <w:p>
             <w:pPr>
-              <w:spacing w:after="0"/>
+              <w:rPr>
+                <w:lang w:eastAsia="ko-KR"/>
+              </w:rPr>
             </w:pPr>
             <w:r>
               <w:rPr>
-                <w:rFonts w:ascii="Times New Roman" w:hAnsi="Times New Roman" w:eastAsia="Malgun Gothic"/>
-                <w:b w:val="0"/>
-                <w:i w:val="0"/>
-                <w:color w:val="000000"/>
-                <w:sz w:val="18"/>
-              </w:rPr>
-              <w:t>Is this suitable for young children?</w:t>
-            </w:r>
-          </w:p>
-        </w:tc>
-        <w:tc>
-          <w:tcPr>
-            <w:tcW w:type="dxa" w:w="4000"/>
-            <w:vAlign w:val="center"/>
-            <w:tcMar>
-              <w:top w:w="70" w:type="dxa"/>
-              <w:bottom w:w="70" w:type="dxa"/>
-              <w:start w:w="90" w:type="dxa"/>
-              <w:end w:w="90" w:type="dxa"/>
-            </w:tcMar>
-            <w:tcBorders>
-              <w:top w:val="single" w:sz="6" w:color="808080"/>
-              <w:left w:val="single" w:sz="6" w:color="808080"/>
-              <w:bottom w:val="single" w:sz="6" w:color="808080"/>
-              <w:right w:val="single" w:sz="6" w:color="808080"/>
-              <w:insideH w:val="single" w:sz="6" w:color="808080"/>
-              <w:insideV w:val="single" w:sz="6" w:color="808080"/>
-            </w:tcBorders>
-          </w:tcPr>
-          <w:p>
-            <w:pPr>
-              <w:spacing w:after="0"/>
-            </w:pPr>
-            <w:r>
-              <w:rPr>
-                <w:rFonts w:ascii="Times New Roman" w:hAnsi="Times New Roman" w:eastAsia="Malgun Gothic"/>
-                <w:b w:val="0"/>
-                <w:i w:val="0"/>
-                <w:color w:val="000000"/>
-                <w:sz w:val="18"/>
-              </w:rPr>
-              <w:t>이것은 어린아이에게 적합한가요?</w:t>
+                <w:color w:val="000000"/>
+                <w:sz w:val="18"/>
+                <w:lang w:eastAsia="ko-KR"/>
+              </w:rPr>
+              <w:t>기저귀를</w:t>
+            </w:r>
+            <w:r>
+              <w:rPr>
+                <w:color w:val="000000"/>
+                <w:sz w:val="18"/>
+                <w:lang w:eastAsia="ko-KR"/>
+              </w:rPr>
+              <w:t xml:space="preserve"> </w:t>
+            </w:r>
+            <w:r>
+              <w:rPr>
+                <w:color w:val="000000"/>
+                <w:sz w:val="18"/>
+                <w:lang w:eastAsia="ko-KR"/>
+              </w:rPr>
+              <w:t>갈</w:t>
+            </w:r>
+            <w:r>
+              <w:rPr>
+                <w:color w:val="000000"/>
+                <w:sz w:val="18"/>
+                <w:lang w:eastAsia="ko-KR"/>
+              </w:rPr>
+              <w:t xml:space="preserve"> </w:t>
+            </w:r>
+            <w:r>
+              <w:rPr>
+                <w:color w:val="000000"/>
+                <w:sz w:val="18"/>
+                <w:lang w:eastAsia="ko-KR"/>
+              </w:rPr>
+              <w:t>수</w:t>
+            </w:r>
+            <w:r>
+              <w:rPr>
+                <w:color w:val="000000"/>
+                <w:sz w:val="18"/>
+                <w:lang w:eastAsia="ko-KR"/>
+              </w:rPr>
+              <w:t xml:space="preserve"> </w:t>
+            </w:r>
+            <w:r>
+              <w:rPr>
+                <w:color w:val="000000"/>
+                <w:sz w:val="18"/>
+                <w:lang w:eastAsia="ko-KR"/>
+              </w:rPr>
+              <w:t>있는</w:t>
+            </w:r>
+            <w:r>
+              <w:rPr>
+                <w:color w:val="000000"/>
+                <w:sz w:val="18"/>
+                <w:lang w:eastAsia="ko-KR"/>
+              </w:rPr>
+              <w:t xml:space="preserve"> </w:t>
+            </w:r>
+            <w:r>
+              <w:rPr>
+                <w:color w:val="000000"/>
+                <w:sz w:val="18"/>
+                <w:lang w:eastAsia="ko-KR"/>
+              </w:rPr>
+              <w:t>곳이</w:t>
+            </w:r>
+            <w:r>
+              <w:rPr>
+                <w:color w:val="000000"/>
+                <w:sz w:val="18"/>
+                <w:lang w:eastAsia="ko-KR"/>
+              </w:rPr>
+              <w:t xml:space="preserve"> </w:t>
+            </w:r>
+            <w:r>
+              <w:rPr>
+                <w:color w:val="000000"/>
+                <w:sz w:val="18"/>
+                <w:lang w:eastAsia="ko-KR"/>
+              </w:rPr>
+              <w:t>있나요</w:t>
+            </w:r>
+            <w:r>
+              <w:rPr>
+                <w:color w:val="000000"/>
+                <w:sz w:val="18"/>
+                <w:lang w:eastAsia="ko-KR"/>
+              </w:rPr>
+              <w:t>?</w:t>
             </w:r>
           </w:p>
         </w:tc>
       </w:tr>
       <w:tr>
-        <w:tc>
-          <w:tcPr>
-            <w:tcW w:type="dxa" w:w="5000"/>
-            <w:vAlign w:val="center"/>
-            <w:tcMar>
-              <w:top w:w="70" w:type="dxa"/>
-              <w:bottom w:w="70" w:type="dxa"/>
-              <w:start w:w="90" w:type="dxa"/>
-              <w:end w:w="90" w:type="dxa"/>
-            </w:tcMar>
-            <w:tcBorders>
-              <w:top w:val="single" w:sz="6" w:color="808080"/>
-              <w:left w:val="single" w:sz="6" w:color="808080"/>
-              <w:bottom w:val="single" w:sz="6" w:color="808080"/>
-              <w:right w:val="single" w:sz="6" w:color="808080"/>
-              <w:insideH w:val="single" w:sz="6" w:color="808080"/>
-              <w:insideV w:val="single" w:sz="6" w:color="808080"/>
-            </w:tcBorders>
+        <w:trPr>
+          <w:trHeight w:val="480"/>
+        </w:trPr>
+        <w:tc>
+          <w:tcPr>
+            <w:tcW w:w="0" w:type="auto"/>
+            <w:tcBorders>
+              <w:top w:val="single" w:sz="4" w:space="0" w:color="000000"/>
+              <w:left w:val="single" w:sz="4" w:space="0" w:color="000000"/>
+              <w:bottom w:val="single" w:sz="4" w:space="0" w:color="000000"/>
+              <w:right w:val="single" w:sz="4" w:space="0" w:color="000000"/>
+            </w:tcBorders>
+            <w:vAlign w:val="center"/>
           </w:tcPr>
           <w:p>
             <w:pPr>
-              <w:spacing w:after="0"/>
+              <w:spacing w:after="200"/>
             </w:pPr>
             <w:r>
               <w:rPr>
-                <w:rFonts w:ascii="Times New Roman" w:hAnsi="Times New Roman" w:eastAsia="Malgun Gothic"/>
-                <w:b w:val="0"/>
-                <w:i w:val="0"/>
-                <w:color w:val="000000"/>
-                <w:sz w:val="18"/>
-              </w:rPr>
-              <w:t>Is there a place where I can change her diaper?</w:t>
-            </w:r>
-          </w:p>
-        </w:tc>
-        <w:tc>
-          <w:tcPr>
-            <w:tcW w:type="dxa" w:w="4000"/>
-            <w:vAlign w:val="center"/>
-            <w:tcMar>
-              <w:top w:w="70" w:type="dxa"/>
-              <w:bottom w:w="70" w:type="dxa"/>
-              <w:start w:w="90" w:type="dxa"/>
-              <w:end w:w="90" w:type="dxa"/>
-            </w:tcMar>
-            <w:tcBorders>
-              <w:top w:val="single" w:sz="6" w:color="808080"/>
-              <w:left w:val="single" w:sz="6" w:color="808080"/>
-              <w:bottom w:val="single" w:sz="6" w:color="808080"/>
-              <w:right w:val="single" w:sz="6" w:color="808080"/>
-              <w:insideH w:val="single" w:sz="6" w:color="808080"/>
-              <w:insideV w:val="single" w:sz="6" w:color="808080"/>
-            </w:tcBorders>
+                <w:color w:val="000000"/>
+              </w:rPr>
+              <w:t>Where is the baby products section?</w:t>
+            </w:r>
+          </w:p>
+        </w:tc>
+        <w:tc>
+          <w:tcPr>
+            <w:tcW w:w="0" w:type="auto"/>
+            <w:tcBorders>
+              <w:top w:val="single" w:sz="4" w:space="0" w:color="000000"/>
+              <w:left w:val="single" w:sz="4" w:space="0" w:color="000000"/>
+              <w:bottom w:val="single" w:sz="4" w:space="0" w:color="000000"/>
+              <w:right w:val="single" w:sz="4" w:space="0" w:color="000000"/>
+            </w:tcBorders>
+            <w:vAlign w:val="center"/>
           </w:tcPr>
           <w:p>
             <w:pPr>
-              <w:spacing w:after="0"/>
+              <w:spacing w:after="200"/>
             </w:pPr>
             <w:r>
               <w:rPr>
-                <w:rFonts w:ascii="Times New Roman" w:hAnsi="Times New Roman" w:eastAsia="Malgun Gothic"/>
-                <w:b w:val="0"/>
-                <w:i w:val="0"/>
-                <w:color w:val="000000"/>
-                <w:sz w:val="18"/>
-              </w:rPr>
-              <w:t>기저귀를 갈 수 있는 곳이 있나요?</w:t>
+                <w:color w:val="000000"/>
+              </w:rPr>
+              <w:t>유아용품 코너가 어디에 있나요?</w:t>
             </w:r>
           </w:p>
         </w:tc>
       </w:tr>
       <w:tr>
-        <w:tc>
-          <w:tcPr>
-            <w:tcW w:type="dxa" w:w="5000"/>
-            <w:vAlign w:val="center"/>
-            <w:tcMar>
-              <w:top w:w="70" w:type="dxa"/>
-              <w:bottom w:w="70" w:type="dxa"/>
-              <w:start w:w="90" w:type="dxa"/>
-              <w:end w:w="90" w:type="dxa"/>
-            </w:tcMar>
-            <w:tcBorders>
-              <w:top w:val="single" w:sz="6" w:color="808080"/>
-              <w:left w:val="single" w:sz="6" w:color="808080"/>
-              <w:bottom w:val="single" w:sz="6" w:color="808080"/>
-              <w:right w:val="single" w:sz="6" w:color="808080"/>
-              <w:insideH w:val="single" w:sz="6" w:color="808080"/>
-              <w:insideV w:val="single" w:sz="6" w:color="808080"/>
-            </w:tcBorders>
+        <w:trPr>
+          <w:trHeight w:val="480"/>
+        </w:trPr>
+        <w:tc>
+          <w:tcPr>
+            <w:tcW w:w="0" w:type="auto"/>
+            <w:tcBorders>
+              <w:top w:val="single" w:sz="4" w:space="0" w:color="000000"/>
+              <w:left w:val="single" w:sz="4" w:space="0" w:color="000000"/>
+              <w:bottom w:val="single" w:sz="4" w:space="0" w:color="000000"/>
+              <w:right w:val="single" w:sz="4" w:space="0" w:color="000000"/>
+            </w:tcBorders>
+            <w:vAlign w:val="center"/>
           </w:tcPr>
           <w:p>
             <w:pPr>
-              <w:spacing w:after="0"/>
+              <w:spacing w:after="200"/>
             </w:pPr>
             <w:r>
               <w:rPr>
-                <w:rFonts w:ascii="Times New Roman" w:hAnsi="Times New Roman" w:eastAsia="Malgun Gothic"/>
-                <w:b w:val="0"/>
-                <w:i w:val="0"/>
-                <w:color w:val="000000"/>
-                <w:sz w:val="18"/>
-              </w:rPr>
-              <w:t>Could I open this package to check the size?</w:t>
-            </w:r>
-          </w:p>
-        </w:tc>
-        <w:tc>
-          <w:tcPr>
-            <w:tcW w:type="dxa" w:w="4000"/>
-            <w:vAlign w:val="center"/>
-            <w:tcMar>
-              <w:top w:w="70" w:type="dxa"/>
-              <w:bottom w:w="70" w:type="dxa"/>
-              <w:start w:w="90" w:type="dxa"/>
-              <w:end w:w="90" w:type="dxa"/>
-            </w:tcMar>
-            <w:tcBorders>
-              <w:top w:val="single" w:sz="6" w:color="808080"/>
-              <w:left w:val="single" w:sz="6" w:color="808080"/>
-              <w:bottom w:val="single" w:sz="6" w:color="808080"/>
-              <w:right w:val="single" w:sz="6" w:color="808080"/>
-              <w:insideH w:val="single" w:sz="6" w:color="808080"/>
-              <w:insideV w:val="single" w:sz="6" w:color="808080"/>
-            </w:tcBorders>
+                <w:color w:val="000000"/>
+              </w:rPr>
+              <w:t>Where can I find baby food?</w:t>
+            </w:r>
+          </w:p>
+        </w:tc>
+        <w:tc>
+          <w:tcPr>
+            <w:tcW w:w="0" w:type="auto"/>
+            <w:tcBorders>
+              <w:top w:val="single" w:sz="4" w:space="0" w:color="000000"/>
+              <w:left w:val="single" w:sz="4" w:space="0" w:color="000000"/>
+              <w:bottom w:val="single" w:sz="4" w:space="0" w:color="000000"/>
+              <w:right w:val="single" w:sz="4" w:space="0" w:color="000000"/>
+            </w:tcBorders>
+            <w:vAlign w:val="center"/>
           </w:tcPr>
           <w:p>
             <w:pPr>
-              <w:spacing w:after="0"/>
+              <w:spacing w:after="200"/>
             </w:pPr>
             <w:r>
               <w:rPr>
-                <w:rFonts w:ascii="Times New Roman" w:hAnsi="Times New Roman" w:eastAsia="Malgun Gothic"/>
-                <w:b w:val="0"/>
-                <w:i w:val="0"/>
-                <w:color w:val="000000"/>
-                <w:sz w:val="18"/>
-              </w:rPr>
-              <w:t>사이즈를 확인하기 위해 포장을 열어봐도 될까요?</w:t>
+                <w:color w:val="000000"/>
+              </w:rPr>
+              <w:t>이유식 코너는 어디에 있나요?</w:t>
+            </w:r>
+          </w:p>
+        </w:tc>
+      </w:tr>
+      <w:tr>
+        <w:trPr>
+          <w:trHeight w:val="480"/>
+        </w:trPr>
+        <w:tc>
+          <w:tcPr>
+            <w:tcW w:w="0" w:type="auto"/>
+            <w:tcBorders>
+              <w:top w:val="single" w:sz="4" w:space="0" w:color="000000"/>
+              <w:left w:val="single" w:sz="4" w:space="0" w:color="000000"/>
+              <w:bottom w:val="single" w:sz="4" w:space="0" w:color="000000"/>
+              <w:right w:val="single" w:sz="4" w:space="0" w:color="000000"/>
+            </w:tcBorders>
+            <w:vAlign w:val="center"/>
+          </w:tcPr>
+          <w:p>
+            <w:pPr>
+              <w:spacing w:after="200"/>
+            </w:pPr>
+            <w:r>
+              <w:rPr>
+                <w:color w:val="000000"/>
+              </w:rPr>
+              <w:t>Do you have still water for babies / infants?</w:t>
+            </w:r>
+          </w:p>
+        </w:tc>
+        <w:tc>
+          <w:tcPr>
+            <w:tcW w:w="0" w:type="auto"/>
+            <w:tcBorders>
+              <w:top w:val="single" w:sz="4" w:space="0" w:color="000000"/>
+              <w:left w:val="single" w:sz="4" w:space="0" w:color="000000"/>
+              <w:bottom w:val="single" w:sz="4" w:space="0" w:color="000000"/>
+              <w:right w:val="single" w:sz="4" w:space="0" w:color="000000"/>
+            </w:tcBorders>
+            <w:vAlign w:val="center"/>
+          </w:tcPr>
+          <w:p>
+            <w:pPr>
+              <w:spacing w:after="200"/>
+            </w:pPr>
+            <w:r>
+              <w:rPr>
+                <w:color w:val="000000"/>
+              </w:rPr>
+              <w:t>유아용 생수가 있나요?</w:t>
+            </w:r>
+          </w:p>
+        </w:tc>
+      </w:tr>
+      <w:tr>
+        <w:trPr>
+          <w:trHeight w:val="480"/>
+        </w:trPr>
+        <w:tc>
+          <w:tcPr>
+            <w:tcW w:w="0" w:type="auto"/>
+            <w:tcBorders>
+              <w:top w:val="single" w:sz="4" w:space="0" w:color="000000"/>
+              <w:left w:val="single" w:sz="4" w:space="0" w:color="000000"/>
+              <w:bottom w:val="single" w:sz="4" w:space="0" w:color="000000"/>
+              <w:right w:val="single" w:sz="4" w:space="0" w:color="000000"/>
+            </w:tcBorders>
+            <w:vAlign w:val="center"/>
+          </w:tcPr>
+          <w:p>
+            <w:pPr>
+              <w:spacing w:after="200"/>
+            </w:pPr>
+            <w:r>
+              <w:rPr>
+                <w:color w:val="000000"/>
+              </w:rPr>
+              <w:t>Where can I find still water for babies?</w:t>
+            </w:r>
+          </w:p>
+        </w:tc>
+        <w:tc>
+          <w:tcPr>
+            <w:tcW w:w="0" w:type="auto"/>
+            <w:tcBorders>
+              <w:top w:val="single" w:sz="4" w:space="0" w:color="000000"/>
+              <w:left w:val="single" w:sz="4" w:space="0" w:color="000000"/>
+              <w:bottom w:val="single" w:sz="4" w:space="0" w:color="000000"/>
+              <w:right w:val="single" w:sz="4" w:space="0" w:color="000000"/>
+            </w:tcBorders>
+            <w:vAlign w:val="center"/>
+          </w:tcPr>
+          <w:p>
+            <w:pPr>
+              <w:spacing w:after="200"/>
+            </w:pPr>
+            <w:r>
+              <w:rPr>
+                <w:color w:val="000000"/>
+              </w:rPr>
+              <w:t>유아용 생수는 어디에 있나요?</w:t>
             </w:r>
           </w:p>
         </w:tc>
@@ -3990,18 +5178,20 @@
     <w:p>
       <w:pPr>
         <w:spacing w:after="100"/>
+        <w:rPr>
+          <w:lang w:eastAsia="ko-KR"/>
+        </w:rPr>
       </w:pPr>
     </w:p>
     <w:p>
       <w:pPr>
-        <w:spacing w:before="180" w:after="80"/>
         <w:pBdr>
           <w:bottom w:val="single" w:sz="8" w:space="2" w:color="9BBB59"/>
         </w:pBdr>
+        <w:spacing w:before="180" w:after="80"/>
       </w:pPr>
       <w:r>
         <w:rPr>
-          <w:rFonts w:ascii="Times New Roman" w:hAnsi="Times New Roman" w:eastAsia="Malgun Gothic"/>
           <w:b/>
           <w:i/>
           <w:color w:val="F79646"/>
@@ -4011,16 +5201,9 @@
       </w:r>
     </w:p>
     <w:p>
-      <w:pPr>
-        <w:spacing w:after="0"/>
-      </w:pPr>
-      <w:r>
-        <w:rPr>
-          <w:rFonts w:ascii="Times New Roman" w:hAnsi="Times New Roman" w:eastAsia="Malgun Gothic"/>
-          <w:b w:val="0"/>
-          <w:i w:val="0"/>
-          <w:color w:val="000000"/>
-          <w:sz w:val="20"/>
+      <w:r>
+        <w:rPr>
+          <w:color w:val="000000"/>
         </w:rPr>
         <w:t>Make a shopping list for Vienna and write a short dialogue asking for three items.</w:t>
       </w:r>
@@ -4061,7 +5244,7 @@
   <w:sdt>
     <w:sdtPr>
       <w:rPr>
-        <w:rFonts w:ascii="Times New Roman" w:hAnsi="Times New Roman" w:cs="Times New Roman"/>
+        <w:rFonts w:cs="Times New Roman"/>
         <w:sz w:val="16"/>
       </w:rPr>
       <w:id w:val="-1097940592"/>
@@ -4074,7 +5257,7 @@
       <w:sdt>
         <w:sdtPr>
           <w:rPr>
-            <w:rFonts w:ascii="Times New Roman" w:hAnsi="Times New Roman" w:cs="Times New Roman"/>
+            <w:rFonts w:cs="Times New Roman"/>
             <w:sz w:val="16"/>
           </w:rPr>
           <w:id w:val="-1"/>
@@ -4088,90 +5271,90 @@
             <w:pPr>
               <w:jc w:val="center"/>
               <w:rPr>
-                <w:rFonts w:ascii="Times New Roman" w:hAnsi="Times New Roman" w:cs="Times New Roman"/>
+                <w:rFonts w:cs="Times New Roman"/>
                 <w:sz w:val="16"/>
               </w:rPr>
             </w:pPr>
             <w:r>
               <w:rPr>
-                <w:rFonts w:ascii="Times New Roman" w:hAnsi="Times New Roman" w:cs="Times New Roman"/>
+                <w:rFonts w:cs="Times New Roman"/>
                 <w:sz w:val="16"/>
               </w:rPr>
               <w:t xml:space="preserve">Page </w:t>
             </w:r>
             <w:r>
               <w:rPr>
-                <w:rFonts w:ascii="Times New Roman" w:hAnsi="Times New Roman" w:cs="Times New Roman"/>
+                <w:rFonts w:cs="Times New Roman"/>
                 <w:sz w:val="16"/>
               </w:rPr>
               <w:fldChar w:fldCharType="begin"/>
             </w:r>
             <w:r>
               <w:rPr>
-                <w:rFonts w:ascii="Times New Roman" w:hAnsi="Times New Roman" w:cs="Times New Roman"/>
+                <w:rFonts w:cs="Times New Roman"/>
                 <w:sz w:val="16"/>
               </w:rPr>
               <w:instrText>PAGE</w:instrText>
             </w:r>
             <w:r>
               <w:rPr>
-                <w:rFonts w:ascii="Times New Roman" w:hAnsi="Times New Roman" w:cs="Times New Roman"/>
+                <w:rFonts w:cs="Times New Roman"/>
                 <w:sz w:val="16"/>
               </w:rPr>
               <w:fldChar w:fldCharType="separate"/>
             </w:r>
             <w:r>
               <w:rPr>
-                <w:rFonts w:ascii="Times New Roman" w:hAnsi="Times New Roman" w:cs="Times New Roman"/>
+                <w:rFonts w:cs="Times New Roman"/>
                 <w:sz w:val="16"/>
               </w:rPr>
               <w:t>1</w:t>
             </w:r>
             <w:r>
               <w:rPr>
-                <w:rFonts w:ascii="Times New Roman" w:hAnsi="Times New Roman" w:cs="Times New Roman"/>
+                <w:rFonts w:cs="Times New Roman"/>
                 <w:sz w:val="16"/>
               </w:rPr>
               <w:fldChar w:fldCharType="end"/>
             </w:r>
             <w:r>
               <w:rPr>
-                <w:rFonts w:ascii="Times New Roman" w:hAnsi="Times New Roman" w:cs="Times New Roman"/>
+                <w:rFonts w:cs="Times New Roman"/>
                 <w:sz w:val="16"/>
               </w:rPr>
               <w:t xml:space="preserve"> / </w:t>
             </w:r>
             <w:r>
               <w:rPr>
-                <w:rFonts w:ascii="Times New Roman" w:hAnsi="Times New Roman" w:cs="Times New Roman"/>
+                <w:rFonts w:cs="Times New Roman"/>
                 <w:sz w:val="16"/>
               </w:rPr>
               <w:fldChar w:fldCharType="begin"/>
             </w:r>
             <w:r>
               <w:rPr>
-                <w:rFonts w:ascii="Times New Roman" w:hAnsi="Times New Roman" w:cs="Times New Roman"/>
+                <w:rFonts w:cs="Times New Roman"/>
                 <w:sz w:val="16"/>
               </w:rPr>
               <w:instrText>NUMPAGES</w:instrText>
             </w:r>
             <w:r>
               <w:rPr>
-                <w:rFonts w:ascii="Times New Roman" w:hAnsi="Times New Roman" w:cs="Times New Roman"/>
+                <w:rFonts w:cs="Times New Roman"/>
                 <w:sz w:val="16"/>
               </w:rPr>
               <w:fldChar w:fldCharType="separate"/>
             </w:r>
             <w:r>
               <w:rPr>
-                <w:rFonts w:ascii="Times New Roman" w:hAnsi="Times New Roman" w:cs="Times New Roman"/>
+                <w:rFonts w:cs="Times New Roman"/>
                 <w:sz w:val="16"/>
               </w:rPr>
               <w:t>3</w:t>
             </w:r>
             <w:r>
               <w:rPr>
-                <w:rFonts w:ascii="Times New Roman" w:hAnsi="Times New Roman" w:cs="Times New Roman"/>
+                <w:rFonts w:cs="Times New Roman"/>
                 <w:sz w:val="16"/>
               </w:rPr>
               <w:fldChar w:fldCharType="end"/>
@@ -4185,7 +5368,7 @@
     <w:pPr>
       <w:jc w:val="center"/>
       <w:rPr>
-        <w:rFonts w:ascii="Times New Roman" w:hAnsi="Times New Roman" w:cs="Times New Roman"/>
+        <w:rFonts w:cs="Times New Roman"/>
         <w:sz w:val="16"/>
       </w:rPr>
     </w:pPr>
@@ -4198,14 +5381,14 @@
     </w:r>
     <w:r>
       <w:rPr>
-        <w:rFonts w:ascii="Times New Roman" w:hAnsi="Times New Roman" w:cs="Times New Roman" w:hint="eastAsia"/>
+        <w:rFonts w:cs="Times New Roman" w:hint="eastAsia"/>
         <w:sz w:val="16"/>
       </w:rPr>
       <w:t>L</w:t>
     </w:r>
     <w:r>
       <w:rPr>
-        <w:rFonts w:ascii="Times New Roman" w:hAnsi="Times New Roman" w:cs="Times New Roman"/>
+        <w:rFonts w:cs="Times New Roman"/>
         <w:sz w:val="16"/>
       </w:rPr>
       <w:t>ingo Lounge all rights reserved.</w:t>
@@ -5083,11 +6266,8 @@
   <w:style w:type="paragraph" w:default="1" w:styleId="a">
     <w:name w:val="Normal"/>
     <w:qFormat/>
-    <w:pPr>
-      <w:spacing w:after="0" w:line="240" w:lineRule="auto"/>
-    </w:pPr>
     <w:rPr>
-      <w:rFonts w:ascii="Times New Roman" w:hAnsi="Times New Roman" w:eastAsia="Malgun Gothic"/>
+      <w:rFonts w:ascii="Times New Roman" w:eastAsia="맑은 고딕" w:hAnsi="Times New Roman"/>
       <w:sz w:val="20"/>
     </w:rPr>
   </w:style>
@@ -5240,7 +6420,6 @@
       <w:b/>
       <w:bCs/>
       <w:color w:val="9BBB59"/>
-      <w:sz w:val="20"/>
       <w:szCs w:val="20"/>
     </w:rPr>
   </w:style>
@@ -5263,7 +6442,6 @@
       <w:i/>
       <w:iCs/>
       <w:color w:val="9BBB59"/>
-      <w:sz w:val="20"/>
       <w:szCs w:val="20"/>
     </w:rPr>
   </w:style>
@@ -5284,7 +6462,6 @@
       <w:i/>
       <w:iCs/>
       <w:color w:val="9BBB59"/>
-      <w:sz w:val="20"/>
       <w:szCs w:val="20"/>
     </w:rPr>
   </w:style>
@@ -5803,7 +6980,7 @@
     <w:semiHidden/>
     <w:unhideWhenUsed/>
     <w:rPr>
-      <w:rFonts w:ascii="Times New Roman" w:hAnsi="Times New Roman" w:cs="Times New Roman"/>
+      <w:rFonts w:cs="Times New Roman"/>
       <w:sz w:val="24"/>
       <w:szCs w:val="24"/>
     </w:rPr>
